--- a/Aniversários/Documentação_Técnica_Aniversários.docx
+++ b/Aniversários/Documentação_Técnica_Aniversários.docx
@@ -68,7 +68,6 @@
       <w:pPr>
         <w:jc w:val="center"/>
       </w:pPr>
-      <w:proofErr w:type="gramStart"/>
       <w:r>
         <w:rPr>
           <w:b/>
@@ -78,7 +77,6 @@
         </w:rPr>
         <w:t>PARABÉNS AUTOMÁTICO</w:t>
       </w:r>
-      <w:proofErr w:type="gramEnd"/>
       <w:r>
         <w:rPr>
           <w:b/>
@@ -5149,13 +5147,7 @@
         <w:jc w:val="both"/>
       </w:pPr>
       <w:r>
-        <w:t xml:space="preserve">No </w:t>
-      </w:r>
-      <w:r>
-        <w:t>PA</w:t>
-      </w:r>
-      <w:r>
-        <w:t xml:space="preserve"> e em quase todos os outros sistemas que eu fiz, a Página Global é utilizada para implementar os elementos estruturais permanentes da interface, sendo responsável pela definição do cabeçalho e do rodapé exibidos em todas as páginas do sistema.</w:t>
+        <w:t>No PA e em quase todos os outros sistemas que eu fiz, a Página Global é utilizada para implementar os elementos estruturais permanentes da interface, sendo responsável pela definição do cabeçalho e do rodapé exibidos em todas as páginas do sistema.</w:t>
       </w:r>
     </w:p>
     <w:p>
@@ -5507,28 +5499,7 @@
         <w:spacing w:line="360" w:lineRule="auto"/>
       </w:pPr>
       <w:r>
-        <w:t xml:space="preserve">NavBar (Conteúdo Estático): Contém os códigos CSS e JavaScript responsáveis por personalizar o cabeçalho da aplicação, exibindo </w:t>
-      </w:r>
-      <w:r>
-        <w:t>o nome do sistema.</w:t>
-      </w:r>
-      <w:r>
-        <w:t xml:space="preserve"> Também configura a navegação para a Página </w:t>
-      </w:r>
-      <w:r>
-        <w:t>1</w:t>
-      </w:r>
-      <w:r>
-        <w:t xml:space="preserve"> </w:t>
-      </w:r>
-      <w:r>
-        <w:t>ao selecionar</w:t>
-      </w:r>
-      <w:r>
-        <w:t xml:space="preserve"> o nome do sistema e disponibiliza um menu suspenso com um botão para logout</w:t>
-      </w:r>
-      <w:r>
-        <w:t>.</w:t>
+        <w:t>NavBar (Conteúdo Estático): Contém os códigos CSS e JavaScript responsáveis por personalizar o cabeçalho da aplicação, exibindo o nome do sistema. Também configura a navegação para a Página 1 ao selecionar o nome do sistema e disponibiliza um menu suspenso com um botão para logout.</w:t>
       </w:r>
     </w:p>
     <w:p>
@@ -6396,13 +6367,8 @@
         </w:numPr>
         <w:spacing w:line="360" w:lineRule="auto"/>
       </w:pPr>
-      <w:proofErr w:type="spellStart"/>
-      <w:r>
-        <w:t>Adicionar_Aniversario</w:t>
-      </w:r>
-      <w:proofErr w:type="spellEnd"/>
-      <w:r>
-        <w:t xml:space="preserve"> – Direciona o usuário para a Página 4.</w:t>
+      <w:r>
+        <w:t>Adicionar_Aniversario – Direciona o usuário para a Página 4.</w:t>
       </w:r>
     </w:p>
     <w:p>
@@ -6520,16 +6486,7 @@
         <w:spacing w:line="360" w:lineRule="auto"/>
       </w:pPr>
       <w:r>
-        <w:t>5.2.2.</w:t>
-      </w:r>
-      <w:r>
-        <w:t>2</w:t>
-      </w:r>
-      <w:r>
-        <w:t xml:space="preserve"> Página </w:t>
-      </w:r>
-      <w:r>
-        <w:t>5 – Aniversários ASQUALOG</w:t>
+        <w:t>5.2.2.2 Página 5 – Aniversários ASQUALOG</w:t>
       </w:r>
     </w:p>
     <w:p>
@@ -6865,10 +6822,7 @@
         <w:spacing w:line="360" w:lineRule="auto"/>
       </w:pPr>
       <w:r>
-        <w:t>Todas as Imagens</w:t>
-      </w:r>
-      <w:r>
-        <w:t xml:space="preserve"> (Relatório Interativo): Apresenta todos </w:t>
+        <w:t xml:space="preserve">Todas as Imagens (Relatório Interativo): Apresenta todos </w:t>
       </w:r>
       <w:r>
         <w:t>as imagens de cartões comemorativos</w:t>
@@ -6976,10 +6930,7 @@
         <w:jc w:val="both"/>
       </w:pPr>
       <w:r>
-        <w:t>Apagar Imagem</w:t>
-      </w:r>
-      <w:r>
-        <w:t xml:space="preserve"> (Caixa de Diálogo Fechada): executada após o fechamento da caixa de diálogo utilizada para exclusão de um registro, realizando a atualização do relatório interativo para refletir imediatamente as alterações efetuadas na base de dados.</w:t>
+        <w:t>Apagar Imagem (Caixa de Diálogo Fechada): executada após o fechamento da caixa de diálogo utilizada para exclusão de um registro, realizando a atualização do relatório interativo para refletir imediatamente as alterações efetuadas na base de dados.</w:t>
       </w:r>
     </w:p>
     <w:p>
@@ -7448,16 +7399,7 @@
         <w:spacing w:line="360" w:lineRule="auto"/>
       </w:pPr>
       <w:r>
-        <w:t>5.3.2.</w:t>
-      </w:r>
-      <w:r>
-        <w:t>2</w:t>
-      </w:r>
-      <w:r>
-        <w:t xml:space="preserve"> Página </w:t>
-      </w:r>
-      <w:r>
-        <w:t>4 – Adicionar Aniversário</w:t>
+        <w:t>5.3.2.2 Página 4 – Adicionar Aniversário</w:t>
       </w:r>
     </w:p>
     <w:p>
@@ -7491,21 +7433,6 @@
       </w:pPr>
       <w:r>
         <w:t>O objetivo da Página 4 é permitir que o usuário possa preencher os campos necessários com informações do aniversariante para que consiga cadastrar um novo aniversariante no banco de dados.</w:t>
-      </w:r>
-    </w:p>
-    <w:p>
-      <w:pPr>
-        <w:spacing w:line="360" w:lineRule="auto"/>
-        <w:ind w:firstLine="709"/>
-        <w:jc w:val="both"/>
-      </w:pPr>
-      <w:r>
-        <w:rPr>
-          <w:i/>
-          <w:iCs/>
-          <w:color w:val="808080"/>
-        </w:rPr>
-        <w:t>[descreva o que esta página faz dentro do fluxo.]</w:t>
       </w:r>
     </w:p>
     <w:p>
@@ -7691,6 +7618,7 @@
         <w:spacing w:line="360" w:lineRule="auto"/>
       </w:pPr>
       <w:r>
+        <w:lastRenderedPageBreak/>
         <w:t>Adicionar (Aniversário) – Submete a página e roda o processo de página para inserir o aniversariante no banco de dados.</w:t>
       </w:r>
     </w:p>
@@ -7725,15 +7653,7 @@
         <w:t xml:space="preserve">Adicionar Aniversário (Após a Submissão) – Roda um código PL/SQL que busca o e-mail do usuário </w:t>
       </w:r>
       <w:r>
-        <w:t xml:space="preserve">nas tabelas corporativas através do nome de aniversariante inserido e depois adiciona o registro dele na tabela </w:t>
-      </w:r>
-      <w:proofErr w:type="spellStart"/>
-      <w:r>
-        <w:t>aniv_aniversarios</w:t>
-      </w:r>
-      <w:proofErr w:type="spellEnd"/>
-      <w:r>
-        <w:t>.</w:t>
+        <w:t>nas tabelas corporativas através do nome de aniversariante inserido e depois adiciona o registro dele na tabela aniv_aniversarios.</w:t>
       </w:r>
     </w:p>
     <w:p>
@@ -7796,7 +7716,16 @@
         <w:spacing w:line="360" w:lineRule="auto"/>
       </w:pPr>
       <w:r>
-        <w:t>5.1 Fluxo: [Nome do Fluxo — ex.: Cadastro de Solicitação]</w:t>
+        <w:t>5.</w:t>
+      </w:r>
+      <w:r>
+        <w:t>4</w:t>
+      </w:r>
+      <w:r>
+        <w:t xml:space="preserve"> Fluxo: </w:t>
+      </w:r>
+      <w:r>
+        <w:t>Cadastro de Imagens</w:t>
       </w:r>
     </w:p>
     <w:p>
@@ -7805,63 +7734,52 @@
         <w:spacing w:line="360" w:lineRule="auto"/>
       </w:pPr>
       <w:r>
-        <w:t>5.1.1 Visão Geral do Fluxo</w:t>
-      </w:r>
-    </w:p>
-    <w:p>
-      <w:pPr>
-        <w:spacing w:line="360" w:lineRule="auto"/>
-        <w:ind w:firstLine="709"/>
-        <w:jc w:val="both"/>
-      </w:pPr>
-      <w:r>
-        <w:rPr>
-          <w:i/>
-          <w:iCs/>
-          <w:color w:val="808080"/>
-        </w:rPr>
-        <w:t>[Descreva o objetivo do fluxo, os perfis de usuário envolvidos e o resultado esperado ao final do processo.]</w:t>
-      </w:r>
-    </w:p>
-    <w:p>
-      <w:pPr>
-        <w:spacing w:line="360" w:lineRule="auto"/>
-        <w:ind w:firstLine="709"/>
-        <w:jc w:val="both"/>
-      </w:pPr>
-      <w:r>
-        <w:t>A Figura 2 apresenta o fluxograma do processo, indicando a sequência de páginas e as decisões tomadas pelo usuário ou pelo sistema.</w:t>
-      </w:r>
-    </w:p>
-    <w:p>
-      <w:pPr>
-        <w:spacing w:after="1440"/>
-      </w:pPr>
-    </w:p>
-    <w:p>
-      <w:pPr>
-        <w:spacing w:before="120" w:after="240"/>
-        <w:jc w:val="center"/>
-      </w:pPr>
-      <w:r>
-        <w:rPr>
-          <w:sz w:val="20"/>
-          <w:szCs w:val="20"/>
-        </w:rPr>
-        <w:t>Figura 2 – Fluxograma do processo [Nome do Fluxo]</w:t>
+        <w:t>5.</w:t>
+      </w:r>
+      <w:r>
+        <w:t>4</w:t>
+      </w:r>
+      <w:r>
+        <w:t>.1 Visão Geral do Fluxo</w:t>
+      </w:r>
+    </w:p>
+    <w:p>
+      <w:pPr>
+        <w:spacing w:line="360" w:lineRule="auto"/>
+        <w:ind w:firstLine="709"/>
+        <w:jc w:val="both"/>
+      </w:pPr>
+      <w:r>
+        <w:t xml:space="preserve">O </w:t>
+      </w:r>
+      <w:r>
+        <w:t>fluxo de Cadastro de Imagens tem como objetivo permitir que os usuários autorizados registrem os cartões comemorativos utilizados no envio automático das mensagens de aniversário.</w:t>
+      </w:r>
+    </w:p>
+    <w:p>
+      <w:pPr>
+        <w:spacing w:line="360" w:lineRule="auto"/>
+        <w:ind w:firstLine="709"/>
+        <w:jc w:val="both"/>
+      </w:pPr>
+      <w:r>
+        <w:t>Esse fluxo é destinado aos usuários da ASQUALOG, responsáveis pela administração e manutenção da aplicação. Durante o processo, o usuário seleciona o aniversariante ao qual o cartão será associado e realiza o upload do arquivo de imagem correspondente. Após o cadastro, a imagem passa a integrar o acervo de cartões comemorativos do sistema, ficando disponível para utilização nas rotinas automáticas de envio de e-mails.</w:t>
+      </w:r>
+    </w:p>
+    <w:p>
+      <w:pPr>
+        <w:spacing w:line="360" w:lineRule="auto"/>
+        <w:ind w:firstLine="709"/>
+        <w:jc w:val="both"/>
+      </w:pPr>
+      <w:r>
+        <w:t>Ao final do fluxo, espera-se que a imagem seja armazenada com sucesso na base de dados e corretamente vinculada ao aniversariante selecionado, permitindo que o cartão personalizado seja incorporado às mensagens de aniversário enviadas automaticamente pela aplicação.</w:t>
       </w:r>
     </w:p>
     <w:p>
       <w:pPr>
         <w:spacing w:after="240"/>
       </w:pPr>
-      <w:r>
-        <w:rPr>
-          <w:sz w:val="20"/>
-          <w:szCs w:val="20"/>
-        </w:rPr>
-        <w:t>Fonte: elaborado pelo autor (2026).</w:t>
-      </w:r>
     </w:p>
     <w:p>
       <w:pPr>
@@ -7869,7 +7787,13 @@
         <w:spacing w:line="360" w:lineRule="auto"/>
       </w:pPr>
       <w:r>
-        <w:t>5.1.2 Detalhamento das Páginas</w:t>
+        <w:t>5.</w:t>
+      </w:r>
+      <w:r>
+        <w:t>4</w:t>
+      </w:r>
+      <w:r>
+        <w:t>.2 Detalhamento das Páginas</w:t>
       </w:r>
     </w:p>
     <w:p>
@@ -8039,6 +7963,9 @@
             <w:pPr>
               <w:spacing w:line="276" w:lineRule="auto"/>
             </w:pPr>
+            <w:r>
+              <w:t>1</w:t>
+            </w:r>
           </w:p>
         </w:tc>
         <w:tc>
@@ -8056,6 +7983,9 @@
             <w:pPr>
               <w:spacing w:line="276" w:lineRule="auto"/>
             </w:pPr>
+            <w:r>
+              <w:t>Início</w:t>
+            </w:r>
           </w:p>
         </w:tc>
         <w:tc>
@@ -8073,6 +8003,9 @@
             <w:pPr>
               <w:spacing w:line="276" w:lineRule="auto"/>
             </w:pPr>
+            <w:r>
+              <w:t>Relatório Interativo</w:t>
+            </w:r>
           </w:p>
         </w:tc>
         <w:tc>
@@ -8090,6 +8023,9 @@
             <w:pPr>
               <w:spacing w:line="276" w:lineRule="auto"/>
             </w:pPr>
+            <w:r>
+              <w:t>Permitir navegação para a Página 2.</w:t>
+            </w:r>
           </w:p>
         </w:tc>
       </w:tr>
@@ -8109,6 +8045,9 @@
             <w:pPr>
               <w:spacing w:line="276" w:lineRule="auto"/>
             </w:pPr>
+            <w:r>
+              <w:t>2</w:t>
+            </w:r>
           </w:p>
         </w:tc>
         <w:tc>
@@ -8126,6 +8065,9 @@
             <w:pPr>
               <w:spacing w:line="276" w:lineRule="auto"/>
             </w:pPr>
+            <w:r>
+              <w:t>Imagens</w:t>
+            </w:r>
           </w:p>
         </w:tc>
         <w:tc>
@@ -8143,6 +8085,9 @@
             <w:pPr>
               <w:spacing w:line="276" w:lineRule="auto"/>
             </w:pPr>
+            <w:r>
+              <w:t>Relatório Interativo</w:t>
+            </w:r>
           </w:p>
         </w:tc>
         <w:tc>
@@ -8160,6 +8105,9 @@
             <w:pPr>
               <w:spacing w:line="276" w:lineRule="auto"/>
             </w:pPr>
+            <w:r>
+              <w:t>Mostrar as imagens e permitir navegação para a Página 3.</w:t>
+            </w:r>
           </w:p>
         </w:tc>
       </w:tr>
@@ -8179,6 +8127,9 @@
             <w:pPr>
               <w:spacing w:line="276" w:lineRule="auto"/>
             </w:pPr>
+            <w:r>
+              <w:t>3</w:t>
+            </w:r>
           </w:p>
         </w:tc>
         <w:tc>
@@ -8196,6 +8147,9 @@
             <w:pPr>
               <w:spacing w:line="276" w:lineRule="auto"/>
             </w:pPr>
+            <w:r>
+              <w:t>Adicionar Imagens</w:t>
+            </w:r>
           </w:p>
         </w:tc>
         <w:tc>
@@ -8213,6 +8167,9 @@
             <w:pPr>
               <w:spacing w:line="276" w:lineRule="auto"/>
             </w:pPr>
+            <w:r>
+              <w:t>Formulário</w:t>
+            </w:r>
           </w:p>
         </w:tc>
         <w:tc>
@@ -8230,6 +8187,9 @@
             <w:pPr>
               <w:spacing w:line="276" w:lineRule="auto"/>
             </w:pPr>
+            <w:r>
+              <w:t>Cadastrar uma Imagem</w:t>
+            </w:r>
           </w:p>
         </w:tc>
       </w:tr>
@@ -8252,7 +8212,13 @@
         <w:spacing w:line="360" w:lineRule="auto"/>
       </w:pPr>
       <w:r>
-        <w:t>5.1.2.1 Página [Nº] – [Nome da Página]</w:t>
+        <w:t>5.</w:t>
+      </w:r>
+      <w:r>
+        <w:t>4</w:t>
+      </w:r>
+      <w:r>
+        <w:t>.2.1 Página [Nº] – [Nome da Página]</w:t>
       </w:r>
     </w:p>
     <w:p>
@@ -8277,25 +8243,7 @@
           <w:iCs/>
           <w:color w:val="808080"/>
         </w:rPr>
-        <w:t xml:space="preserve">[relatório interativo / formulário / dashboard / </w:t>
-      </w:r>
-      <w:proofErr w:type="spellStart"/>
-      <w:r>
-        <w:rPr>
-          <w:i/>
-          <w:iCs/>
-          <w:color w:val="808080"/>
-        </w:rPr>
-        <w:t>wizard</w:t>
-      </w:r>
-      <w:proofErr w:type="spellEnd"/>
-      <w:r>
-        <w:rPr>
-          <w:i/>
-          <w:iCs/>
-          <w:color w:val="808080"/>
-        </w:rPr>
-        <w:t xml:space="preserve"> / etc.]</w:t>
+        <w:t>[relatório interativo / formulário / dashboard / wizard / etc.]</w:t>
       </w:r>
     </w:p>
     <w:p>
@@ -8394,71 +8342,7 @@
           <w:iCs/>
           <w:color w:val="808080"/>
         </w:rPr>
-        <w:t>[descreva validações, computações e processos PL/SQL executados nesta página, incluindo o momento de execução (</w:t>
-      </w:r>
-      <w:proofErr w:type="spellStart"/>
-      <w:r>
-        <w:rPr>
-          <w:i/>
-          <w:iCs/>
-          <w:color w:val="808080"/>
-        </w:rPr>
-        <w:t>before</w:t>
-      </w:r>
-      <w:proofErr w:type="spellEnd"/>
-      <w:r>
-        <w:rPr>
-          <w:i/>
-          <w:iCs/>
-          <w:color w:val="808080"/>
-        </w:rPr>
-        <w:t xml:space="preserve"> header, </w:t>
-      </w:r>
-      <w:proofErr w:type="spellStart"/>
-      <w:r>
-        <w:rPr>
-          <w:i/>
-          <w:iCs/>
-          <w:color w:val="808080"/>
-        </w:rPr>
-        <w:t>after</w:t>
-      </w:r>
-      <w:proofErr w:type="spellEnd"/>
-      <w:r>
-        <w:rPr>
-          <w:i/>
-          <w:iCs/>
-          <w:color w:val="808080"/>
-        </w:rPr>
-        <w:t xml:space="preserve"> </w:t>
-      </w:r>
-      <w:proofErr w:type="spellStart"/>
-      <w:proofErr w:type="gramStart"/>
-      <w:r>
-        <w:rPr>
-          <w:i/>
-          <w:iCs/>
-          <w:color w:val="808080"/>
-        </w:rPr>
-        <w:t>submit</w:t>
-      </w:r>
-      <w:proofErr w:type="spellEnd"/>
-      <w:r>
-        <w:rPr>
-          <w:i/>
-          <w:iCs/>
-          <w:color w:val="808080"/>
-        </w:rPr>
-        <w:t>, etc.</w:t>
-      </w:r>
-      <w:proofErr w:type="gramEnd"/>
-      <w:r>
-        <w:rPr>
-          <w:i/>
-          <w:iCs/>
-          <w:color w:val="808080"/>
-        </w:rPr>
-        <w:t>).]</w:t>
+        <w:t>[descreva validações, computações e processos PL/SQL executados nesta página, incluindo o momento de execução (before header, after submit, etc.).]</w:t>
       </w:r>
     </w:p>
     <w:p>
@@ -8508,43 +8392,7 @@
           <w:iCs/>
           <w:color w:val="808080"/>
         </w:rPr>
-        <w:t>[indique de onde o usuário chega a esta página e para onde é direcionado a seguir (</w:t>
-      </w:r>
-      <w:proofErr w:type="spellStart"/>
-      <w:r>
-        <w:rPr>
-          <w:i/>
-          <w:iCs/>
-          <w:color w:val="808080"/>
-        </w:rPr>
-        <w:t>branches</w:t>
-      </w:r>
-      <w:proofErr w:type="spellEnd"/>
-      <w:r>
-        <w:rPr>
-          <w:i/>
-          <w:iCs/>
-          <w:color w:val="808080"/>
-        </w:rPr>
-        <w:t xml:space="preserve">), incluindo condições de cada </w:t>
-      </w:r>
-      <w:proofErr w:type="spellStart"/>
-      <w:r>
-        <w:rPr>
-          <w:i/>
-          <w:iCs/>
-          <w:color w:val="808080"/>
-        </w:rPr>
-        <w:t>branch</w:t>
-      </w:r>
-      <w:proofErr w:type="spellEnd"/>
-      <w:r>
-        <w:rPr>
-          <w:i/>
-          <w:iCs/>
-          <w:color w:val="808080"/>
-        </w:rPr>
-        <w:t>.]</w:t>
+        <w:t>[indique de onde o usuário chega a esta página e para onde é direcionado a seguir (branches), incluindo condições de cada branch.]</w:t>
       </w:r>
     </w:p>
     <w:p>
@@ -8582,6 +8430,10 @@
         <w:spacing w:line="360" w:lineRule="auto"/>
         <w:ind w:firstLine="709"/>
         <w:jc w:val="both"/>
+        <w:rPr>
+          <w:i/>
+          <w:iCs/>
+        </w:rPr>
       </w:pPr>
       <w:r>
         <w:rPr>
@@ -8593,6 +8445,676 @@
     </w:p>
     <w:p>
       <w:pPr>
+        <w:pStyle w:val="Ttulo2"/>
+        <w:spacing w:line="360" w:lineRule="auto"/>
+      </w:pPr>
+      <w:r>
+        <w:t>5.4 Fluxo: Cadastro de Imagens</w:t>
+      </w:r>
+    </w:p>
+    <w:p>
+      <w:pPr>
+        <w:pStyle w:val="Ttulo3"/>
+        <w:spacing w:line="360" w:lineRule="auto"/>
+      </w:pPr>
+      <w:r>
+        <w:t>5.4.1 Visão Geral do Fluxo</w:t>
+      </w:r>
+    </w:p>
+    <w:p>
+      <w:pPr>
+        <w:spacing w:line="360" w:lineRule="auto"/>
+        <w:ind w:firstLine="709"/>
+        <w:jc w:val="both"/>
+      </w:pPr>
+      <w:r>
+        <w:t>O fluxo de Cadastro de Imagens tem como objetivo permitir que os usuários autorizados registrem os cartões comemorativos utilizados no envio automático das mensagens de aniversário.</w:t>
+      </w:r>
+    </w:p>
+    <w:p>
+      <w:pPr>
+        <w:spacing w:line="360" w:lineRule="auto"/>
+        <w:ind w:firstLine="709"/>
+        <w:jc w:val="both"/>
+      </w:pPr>
+      <w:r>
+        <w:t>Esse fluxo é destinado aos usuários da ASQUALOG, responsáveis pela administração e manutenção da aplicação. Durante o processo, o usuário seleciona o aniversariante ao qual o cartão será associado e realiza o upload do arquivo de imagem correspondente. Após o cadastro, a imagem passa a integrar o acervo de cartões comemorativos do sistema, ficando disponível para utilização nas rotinas automáticas de envio de e-mails.</w:t>
+      </w:r>
+    </w:p>
+    <w:p>
+      <w:pPr>
+        <w:spacing w:line="360" w:lineRule="auto"/>
+        <w:ind w:firstLine="709"/>
+        <w:jc w:val="both"/>
+      </w:pPr>
+      <w:r>
+        <w:t>Ao final do fluxo, espera-se que a imagem seja armazenada com sucesso na base de dados e corretamente vinculada ao aniversariante selecionado, permitindo que o cartão personalizado seja incorporado às mensagens de aniversário enviadas automaticamente pela aplicação.</w:t>
+      </w:r>
+    </w:p>
+    <w:p>
+      <w:pPr>
+        <w:spacing w:after="240"/>
+      </w:pPr>
+    </w:p>
+    <w:p>
+      <w:pPr>
+        <w:pStyle w:val="Ttulo3"/>
+        <w:spacing w:line="360" w:lineRule="auto"/>
+      </w:pPr>
+      <w:r>
+        <w:t>5.4.2 Detalhamento das Páginas</w:t>
+      </w:r>
+    </w:p>
+    <w:p>
+      <w:pPr>
+        <w:spacing w:line="360" w:lineRule="auto"/>
+        <w:ind w:firstLine="709"/>
+        <w:jc w:val="both"/>
+      </w:pPr>
+      <w:r>
+        <w:t>O Quadro 5 resume as páginas que compõem este fluxo, e os subitens seguintes detalham cada uma delas.</w:t>
+      </w:r>
+    </w:p>
+    <w:p>
+      <w:pPr>
+        <w:spacing w:after="240"/>
+      </w:pPr>
+    </w:p>
+    <w:tbl>
+      <w:tblPr>
+        <w:tblW w:w="9000" w:type="dxa"/>
+        <w:tblBorders>
+          <w:top w:val="single" w:sz="4" w:space="0" w:color="auto"/>
+          <w:left w:val="single" w:sz="4" w:space="0" w:color="auto"/>
+          <w:bottom w:val="single" w:sz="4" w:space="0" w:color="auto"/>
+          <w:right w:val="single" w:sz="4" w:space="0" w:color="auto"/>
+          <w:insideH w:val="single" w:sz="4" w:space="0" w:color="auto"/>
+          <w:insideV w:val="single" w:sz="4" w:space="0" w:color="auto"/>
+        </w:tblBorders>
+        <w:tblCellMar>
+          <w:left w:w="10" w:type="dxa"/>
+          <w:right w:w="10" w:type="dxa"/>
+        </w:tblCellMar>
+        <w:tblLook w:val="04A0" w:firstRow="1" w:lastRow="0" w:firstColumn="1" w:lastColumn="0" w:noHBand="0" w:noVBand="1"/>
+      </w:tblPr>
+      <w:tblGrid>
+        <w:gridCol w:w="1400"/>
+        <w:gridCol w:w="2800"/>
+        <w:gridCol w:w="2200"/>
+        <w:gridCol w:w="2600"/>
+      </w:tblGrid>
+      <w:tr>
+        <w:trPr>
+          <w:tblHeader/>
+        </w:trPr>
+        <w:tc>
+          <w:tcPr>
+            <w:tcW w:w="1400" w:type="dxa"/>
+            <w:shd w:val="clear" w:color="auto" w:fill="D9D9D9"/>
+            <w:tcMar>
+              <w:top w:w="80" w:type="dxa"/>
+              <w:left w:w="100" w:type="dxa"/>
+              <w:bottom w:w="80" w:type="dxa"/>
+              <w:right w:w="100" w:type="dxa"/>
+            </w:tcMar>
+            <w:vAlign w:val="center"/>
+          </w:tcPr>
+          <w:p>
+            <w:pPr>
+              <w:spacing w:line="276" w:lineRule="auto"/>
+            </w:pPr>
+            <w:r>
+              <w:rPr>
+                <w:b/>
+                <w:bCs/>
+                <w:sz w:val="20"/>
+                <w:szCs w:val="20"/>
+              </w:rPr>
+              <w:t>Nº da Página</w:t>
+            </w:r>
+          </w:p>
+        </w:tc>
+        <w:tc>
+          <w:tcPr>
+            <w:tcW w:w="2800" w:type="dxa"/>
+            <w:shd w:val="clear" w:color="auto" w:fill="D9D9D9"/>
+            <w:tcMar>
+              <w:top w:w="80" w:type="dxa"/>
+              <w:left w:w="100" w:type="dxa"/>
+              <w:bottom w:w="80" w:type="dxa"/>
+              <w:right w:w="100" w:type="dxa"/>
+            </w:tcMar>
+            <w:vAlign w:val="center"/>
+          </w:tcPr>
+          <w:p>
+            <w:pPr>
+              <w:spacing w:line="276" w:lineRule="auto"/>
+            </w:pPr>
+            <w:r>
+              <w:rPr>
+                <w:b/>
+                <w:bCs/>
+                <w:sz w:val="20"/>
+                <w:szCs w:val="20"/>
+              </w:rPr>
+              <w:t>Nome da Página</w:t>
+            </w:r>
+          </w:p>
+        </w:tc>
+        <w:tc>
+          <w:tcPr>
+            <w:tcW w:w="2200" w:type="dxa"/>
+            <w:shd w:val="clear" w:color="auto" w:fill="D9D9D9"/>
+            <w:tcMar>
+              <w:top w:w="80" w:type="dxa"/>
+              <w:left w:w="100" w:type="dxa"/>
+              <w:bottom w:w="80" w:type="dxa"/>
+              <w:right w:w="100" w:type="dxa"/>
+            </w:tcMar>
+            <w:vAlign w:val="center"/>
+          </w:tcPr>
+          <w:p>
+            <w:pPr>
+              <w:spacing w:line="276" w:lineRule="auto"/>
+            </w:pPr>
+            <w:r>
+              <w:rPr>
+                <w:b/>
+                <w:bCs/>
+                <w:sz w:val="20"/>
+                <w:szCs w:val="20"/>
+              </w:rPr>
+              <w:t>Tipo</w:t>
+            </w:r>
+          </w:p>
+        </w:tc>
+        <w:tc>
+          <w:tcPr>
+            <w:tcW w:w="2600" w:type="dxa"/>
+            <w:shd w:val="clear" w:color="auto" w:fill="D9D9D9"/>
+            <w:tcMar>
+              <w:top w:w="80" w:type="dxa"/>
+              <w:left w:w="100" w:type="dxa"/>
+              <w:bottom w:w="80" w:type="dxa"/>
+              <w:right w:w="100" w:type="dxa"/>
+            </w:tcMar>
+            <w:vAlign w:val="center"/>
+          </w:tcPr>
+          <w:p>
+            <w:pPr>
+              <w:spacing w:line="276" w:lineRule="auto"/>
+            </w:pPr>
+            <w:r>
+              <w:rPr>
+                <w:b/>
+                <w:bCs/>
+                <w:sz w:val="20"/>
+                <w:szCs w:val="20"/>
+              </w:rPr>
+              <w:t>Objetivo no Fluxo</w:t>
+            </w:r>
+          </w:p>
+        </w:tc>
+      </w:tr>
+      <w:tr>
+        <w:tc>
+          <w:tcPr>
+            <w:tcW w:w="1400" w:type="dxa"/>
+            <w:tcMar>
+              <w:top w:w="80" w:type="dxa"/>
+              <w:left w:w="100" w:type="dxa"/>
+              <w:bottom w:w="80" w:type="dxa"/>
+              <w:right w:w="100" w:type="dxa"/>
+            </w:tcMar>
+            <w:vAlign w:val="center"/>
+          </w:tcPr>
+          <w:p>
+            <w:pPr>
+              <w:spacing w:line="276" w:lineRule="auto"/>
+            </w:pPr>
+          </w:p>
+        </w:tc>
+        <w:tc>
+          <w:tcPr>
+            <w:tcW w:w="2800" w:type="dxa"/>
+            <w:tcMar>
+              <w:top w:w="80" w:type="dxa"/>
+              <w:left w:w="100" w:type="dxa"/>
+              <w:bottom w:w="80" w:type="dxa"/>
+              <w:right w:w="100" w:type="dxa"/>
+            </w:tcMar>
+            <w:vAlign w:val="center"/>
+          </w:tcPr>
+          <w:p>
+            <w:pPr>
+              <w:spacing w:line="276" w:lineRule="auto"/>
+            </w:pPr>
+          </w:p>
+        </w:tc>
+        <w:tc>
+          <w:tcPr>
+            <w:tcW w:w="2200" w:type="dxa"/>
+            <w:tcMar>
+              <w:top w:w="80" w:type="dxa"/>
+              <w:left w:w="100" w:type="dxa"/>
+              <w:bottom w:w="80" w:type="dxa"/>
+              <w:right w:w="100" w:type="dxa"/>
+            </w:tcMar>
+            <w:vAlign w:val="center"/>
+          </w:tcPr>
+          <w:p>
+            <w:pPr>
+              <w:spacing w:line="276" w:lineRule="auto"/>
+            </w:pPr>
+          </w:p>
+        </w:tc>
+        <w:tc>
+          <w:tcPr>
+            <w:tcW w:w="2600" w:type="dxa"/>
+            <w:tcMar>
+              <w:top w:w="80" w:type="dxa"/>
+              <w:left w:w="100" w:type="dxa"/>
+              <w:bottom w:w="80" w:type="dxa"/>
+              <w:right w:w="100" w:type="dxa"/>
+            </w:tcMar>
+            <w:vAlign w:val="center"/>
+          </w:tcPr>
+          <w:p>
+            <w:pPr>
+              <w:spacing w:line="276" w:lineRule="auto"/>
+            </w:pPr>
+          </w:p>
+        </w:tc>
+      </w:tr>
+      <w:tr>
+        <w:tc>
+          <w:tcPr>
+            <w:tcW w:w="1400" w:type="dxa"/>
+            <w:tcMar>
+              <w:top w:w="80" w:type="dxa"/>
+              <w:left w:w="100" w:type="dxa"/>
+              <w:bottom w:w="80" w:type="dxa"/>
+              <w:right w:w="100" w:type="dxa"/>
+            </w:tcMar>
+            <w:vAlign w:val="center"/>
+          </w:tcPr>
+          <w:p>
+            <w:pPr>
+              <w:spacing w:line="276" w:lineRule="auto"/>
+            </w:pPr>
+          </w:p>
+        </w:tc>
+        <w:tc>
+          <w:tcPr>
+            <w:tcW w:w="2800" w:type="dxa"/>
+            <w:tcMar>
+              <w:top w:w="80" w:type="dxa"/>
+              <w:left w:w="100" w:type="dxa"/>
+              <w:bottom w:w="80" w:type="dxa"/>
+              <w:right w:w="100" w:type="dxa"/>
+            </w:tcMar>
+            <w:vAlign w:val="center"/>
+          </w:tcPr>
+          <w:p>
+            <w:pPr>
+              <w:spacing w:line="276" w:lineRule="auto"/>
+            </w:pPr>
+          </w:p>
+        </w:tc>
+        <w:tc>
+          <w:tcPr>
+            <w:tcW w:w="2200" w:type="dxa"/>
+            <w:tcMar>
+              <w:top w:w="80" w:type="dxa"/>
+              <w:left w:w="100" w:type="dxa"/>
+              <w:bottom w:w="80" w:type="dxa"/>
+              <w:right w:w="100" w:type="dxa"/>
+            </w:tcMar>
+            <w:vAlign w:val="center"/>
+          </w:tcPr>
+          <w:p>
+            <w:pPr>
+              <w:spacing w:line="276" w:lineRule="auto"/>
+            </w:pPr>
+          </w:p>
+        </w:tc>
+        <w:tc>
+          <w:tcPr>
+            <w:tcW w:w="2600" w:type="dxa"/>
+            <w:tcMar>
+              <w:top w:w="80" w:type="dxa"/>
+              <w:left w:w="100" w:type="dxa"/>
+              <w:bottom w:w="80" w:type="dxa"/>
+              <w:right w:w="100" w:type="dxa"/>
+            </w:tcMar>
+            <w:vAlign w:val="center"/>
+          </w:tcPr>
+          <w:p>
+            <w:pPr>
+              <w:spacing w:line="276" w:lineRule="auto"/>
+            </w:pPr>
+          </w:p>
+        </w:tc>
+      </w:tr>
+      <w:tr>
+        <w:tc>
+          <w:tcPr>
+            <w:tcW w:w="1400" w:type="dxa"/>
+            <w:tcMar>
+              <w:top w:w="80" w:type="dxa"/>
+              <w:left w:w="100" w:type="dxa"/>
+              <w:bottom w:w="80" w:type="dxa"/>
+              <w:right w:w="100" w:type="dxa"/>
+            </w:tcMar>
+            <w:vAlign w:val="center"/>
+          </w:tcPr>
+          <w:p>
+            <w:pPr>
+              <w:spacing w:line="276" w:lineRule="auto"/>
+            </w:pPr>
+          </w:p>
+        </w:tc>
+        <w:tc>
+          <w:tcPr>
+            <w:tcW w:w="2800" w:type="dxa"/>
+            <w:tcMar>
+              <w:top w:w="80" w:type="dxa"/>
+              <w:left w:w="100" w:type="dxa"/>
+              <w:bottom w:w="80" w:type="dxa"/>
+              <w:right w:w="100" w:type="dxa"/>
+            </w:tcMar>
+            <w:vAlign w:val="center"/>
+          </w:tcPr>
+          <w:p>
+            <w:pPr>
+              <w:spacing w:line="276" w:lineRule="auto"/>
+            </w:pPr>
+          </w:p>
+        </w:tc>
+        <w:tc>
+          <w:tcPr>
+            <w:tcW w:w="2200" w:type="dxa"/>
+            <w:tcMar>
+              <w:top w:w="80" w:type="dxa"/>
+              <w:left w:w="100" w:type="dxa"/>
+              <w:bottom w:w="80" w:type="dxa"/>
+              <w:right w:w="100" w:type="dxa"/>
+            </w:tcMar>
+            <w:vAlign w:val="center"/>
+          </w:tcPr>
+          <w:p>
+            <w:pPr>
+              <w:spacing w:line="276" w:lineRule="auto"/>
+            </w:pPr>
+          </w:p>
+        </w:tc>
+        <w:tc>
+          <w:tcPr>
+            <w:tcW w:w="2600" w:type="dxa"/>
+            <w:tcMar>
+              <w:top w:w="80" w:type="dxa"/>
+              <w:left w:w="100" w:type="dxa"/>
+              <w:bottom w:w="80" w:type="dxa"/>
+              <w:right w:w="100" w:type="dxa"/>
+            </w:tcMar>
+            <w:vAlign w:val="center"/>
+          </w:tcPr>
+          <w:p>
+            <w:pPr>
+              <w:spacing w:line="276" w:lineRule="auto"/>
+            </w:pPr>
+          </w:p>
+        </w:tc>
+      </w:tr>
+    </w:tbl>
+    <w:p>
+      <w:pPr>
+        <w:spacing w:after="240"/>
+      </w:pPr>
+      <w:r>
+        <w:rPr>
+          <w:sz w:val="20"/>
+          <w:szCs w:val="20"/>
+        </w:rPr>
+        <w:t>Fonte: elaborado pelo autor (2026).</w:t>
+      </w:r>
+    </w:p>
+    <w:p>
+      <w:pPr>
+        <w:pStyle w:val="Ttulo4"/>
+        <w:spacing w:line="360" w:lineRule="auto"/>
+      </w:pPr>
+      <w:r>
+        <w:t>5.1.2.1 Página [Nº] – [Nome da Página]</w:t>
+      </w:r>
+    </w:p>
+    <w:p>
+      <w:pPr>
+        <w:spacing w:line="360" w:lineRule="auto"/>
+        <w:ind w:firstLine="709"/>
+        <w:jc w:val="both"/>
+      </w:pPr>
+      <w:r>
+        <w:t xml:space="preserve">Tipo de página: </w:t>
+      </w:r>
+    </w:p>
+    <w:p>
+      <w:pPr>
+        <w:spacing w:line="360" w:lineRule="auto"/>
+        <w:ind w:firstLine="709"/>
+        <w:jc w:val="both"/>
+      </w:pPr>
+      <w:r>
+        <w:rPr>
+          <w:i/>
+          <w:iCs/>
+          <w:color w:val="808080"/>
+        </w:rPr>
+        <w:t>[relatório interativo / formulário / dashboard / wizard / etc.]</w:t>
+      </w:r>
+    </w:p>
+    <w:p>
+      <w:pPr>
+        <w:spacing w:line="360" w:lineRule="auto"/>
+        <w:ind w:firstLine="709"/>
+        <w:jc w:val="both"/>
+      </w:pPr>
+      <w:r>
+        <w:t xml:space="preserve">Objetivo da página: </w:t>
+      </w:r>
+    </w:p>
+    <w:p>
+      <w:pPr>
+        <w:spacing w:line="360" w:lineRule="auto"/>
+        <w:ind w:firstLine="709"/>
+        <w:jc w:val="both"/>
+      </w:pPr>
+      <w:r>
+        <w:rPr>
+          <w:i/>
+          <w:iCs/>
+          <w:color w:val="808080"/>
+        </w:rPr>
+        <w:t>[descreva o que esta página faz dentro do fluxo.]</w:t>
+      </w:r>
+    </w:p>
+    <w:p>
+      <w:pPr>
+        <w:spacing w:line="360" w:lineRule="auto"/>
+        <w:ind w:firstLine="709"/>
+        <w:jc w:val="both"/>
+      </w:pPr>
+      <w:r>
+        <w:t xml:space="preserve">Componentes principais: </w:t>
+      </w:r>
+    </w:p>
+    <w:p>
+      <w:pPr>
+        <w:pStyle w:val="PargrafodaLista"/>
+        <w:numPr>
+          <w:ilvl w:val="0"/>
+          <w:numId w:val="2"/>
+        </w:numPr>
+        <w:spacing w:line="360" w:lineRule="auto"/>
+      </w:pPr>
+      <w:r>
+        <w:t>Regions: [listar regiões principais e seu conteúdo];</w:t>
+      </w:r>
+    </w:p>
+    <w:p>
+      <w:pPr>
+        <w:pStyle w:val="PargrafodaLista"/>
+        <w:numPr>
+          <w:ilvl w:val="0"/>
+          <w:numId w:val="2"/>
+        </w:numPr>
+        <w:spacing w:line="360" w:lineRule="auto"/>
+      </w:pPr>
+      <w:r>
+        <w:t>Itens de destaque: [campos/itens relevantes para o usuário];</w:t>
+      </w:r>
+    </w:p>
+    <w:p>
+      <w:pPr>
+        <w:pStyle w:val="PargrafodaLista"/>
+        <w:numPr>
+          <w:ilvl w:val="0"/>
+          <w:numId w:val="2"/>
+        </w:numPr>
+        <w:spacing w:line="360" w:lineRule="auto"/>
+      </w:pPr>
+      <w:r>
+        <w:t>Botões e ações: [nome do botão → ação executada].</w:t>
+      </w:r>
+    </w:p>
+    <w:p>
+      <w:pPr>
+        <w:spacing w:line="360" w:lineRule="auto"/>
+        <w:ind w:firstLine="709"/>
+        <w:jc w:val="both"/>
+      </w:pPr>
+      <w:r>
+        <w:t xml:space="preserve">Processos de página: </w:t>
+      </w:r>
+    </w:p>
+    <w:p>
+      <w:pPr>
+        <w:spacing w:line="360" w:lineRule="auto"/>
+        <w:ind w:firstLine="709"/>
+        <w:jc w:val="both"/>
+      </w:pPr>
+      <w:r>
+        <w:rPr>
+          <w:i/>
+          <w:iCs/>
+          <w:color w:val="808080"/>
+        </w:rPr>
+        <w:t>[descreva validações, computações e processos PL/SQL executados nesta página, incluindo o momento de execução (before header, after submit, etc.).]</w:t>
+      </w:r>
+    </w:p>
+    <w:p>
+      <w:pPr>
+        <w:spacing w:line="360" w:lineRule="auto"/>
+        <w:ind w:firstLine="709"/>
+        <w:jc w:val="both"/>
+      </w:pPr>
+      <w:r>
+        <w:t xml:space="preserve">Dynamic Actions relevantes: </w:t>
+      </w:r>
+    </w:p>
+    <w:p>
+      <w:pPr>
+        <w:spacing w:line="360" w:lineRule="auto"/>
+        <w:ind w:firstLine="709"/>
+        <w:jc w:val="both"/>
+      </w:pPr>
+      <w:r>
+        <w:rPr>
+          <w:i/>
+          <w:iCs/>
+          <w:color w:val="808080"/>
+        </w:rPr>
+        <w:t>[descreva as principais ações dinâmicas configuradas e o evento que as dispara.]</w:t>
+      </w:r>
+    </w:p>
+    <w:p>
+      <w:pPr>
+        <w:spacing w:line="360" w:lineRule="auto"/>
+        <w:ind w:firstLine="709"/>
+        <w:jc w:val="both"/>
+      </w:pPr>
+      <w:r>
+        <w:t xml:space="preserve">Navegação: </w:t>
+      </w:r>
+    </w:p>
+    <w:p>
+      <w:pPr>
+        <w:spacing w:line="360" w:lineRule="auto"/>
+        <w:ind w:firstLine="709"/>
+        <w:jc w:val="both"/>
+      </w:pPr>
+      <w:r>
+        <w:rPr>
+          <w:i/>
+          <w:iCs/>
+          <w:color w:val="808080"/>
+        </w:rPr>
+        <w:t>[indique de onde o usuário chega a esta página e para onde é direcionado a seguir (branches), incluindo condições de cada branch.]</w:t>
+      </w:r>
+    </w:p>
+    <w:p>
+      <w:pPr>
+        <w:spacing w:line="360" w:lineRule="auto"/>
+        <w:ind w:firstLine="709"/>
+        <w:jc w:val="both"/>
+      </w:pPr>
+      <w:r>
+        <w:t xml:space="preserve">Regras de negócio aplicadas: </w:t>
+      </w:r>
+    </w:p>
+    <w:p>
+      <w:pPr>
+        <w:spacing w:line="360" w:lineRule="auto"/>
+        <w:ind w:firstLine="709"/>
+        <w:jc w:val="both"/>
+      </w:pPr>
+      <w:r>
+        <w:rPr>
+          <w:i/>
+          <w:iCs/>
+          <w:color w:val="808080"/>
+        </w:rPr>
+        <w:t>[descreva validações e regras de negócio específicas desta página.]</w:t>
+      </w:r>
+    </w:p>
+    <w:p>
+      <w:pPr>
+        <w:spacing w:after="240"/>
+      </w:pPr>
+    </w:p>
+    <w:p>
+      <w:pPr>
+        <w:spacing w:line="360" w:lineRule="auto"/>
+        <w:ind w:firstLine="709"/>
+        <w:jc w:val="both"/>
+      </w:pPr>
+      <w:r>
+        <w:rPr>
+          <w:i/>
+          <w:iCs/>
+        </w:rPr>
+        <w:t>Repita a estrutura dos itens 5.1.2.1 em diante para cada página do fluxo, e repita a estrutura da Seção 5.1 (5.2, 5.3...) para cada novo fluxo de uso do sistema.</w:t>
+      </w:r>
+    </w:p>
+    <w:p>
+      <w:pPr>
+        <w:spacing w:line="360" w:lineRule="auto"/>
+        <w:ind w:firstLine="709"/>
+        <w:jc w:val="both"/>
+      </w:pPr>
+    </w:p>
+    <w:p>
+      <w:pPr>
         <w:spacing w:line="360" w:lineRule="auto"/>
         <w:ind w:firstLine="709"/>
         <w:jc w:val="both"/>
@@ -8605,6 +9127,7 @@
       </w:pPr>
       <w:bookmarkStart w:id="26" w:name="_Toc235524409"/>
       <w:r>
+        <w:lastRenderedPageBreak/>
         <w:t>6 CONSIDERAÇÕES FINAIS</w:t>
       </w:r>
       <w:bookmarkEnd w:id="26"/>
@@ -8639,15 +9162,7 @@
         <w:spacing w:after="200"/>
       </w:pPr>
       <w:r>
-        <w:t xml:space="preserve">ORACLE. Oracle APEX </w:t>
-      </w:r>
-      <w:proofErr w:type="spellStart"/>
-      <w:r>
-        <w:t>Documentation</w:t>
-      </w:r>
-      <w:proofErr w:type="spellEnd"/>
-      <w:r>
-        <w:t>. Disponível em: https://apex.oracle.com/pls/apex/f?p=44785:1. Acesso em: [data de acesso].</w:t>
+        <w:t>ORACLE. Oracle APEX Documentation. Disponível em: https://apex.oracle.com/pls/apex/f?p=44785:1. Acesso em: [data de acesso].</w:t>
       </w:r>
     </w:p>
     <w:p>
@@ -10785,6 +11300,7 @@
   <w:style w:type="character" w:default="1" w:styleId="Fontepargpadro">
     <w:name w:val="Default Paragraph Font"/>
     <w:uiPriority w:val="1"/>
+    <w:semiHidden/>
     <w:unhideWhenUsed/>
   </w:style>
   <w:style w:type="table" w:default="1" w:styleId="Tabelanormal">

--- a/Aniversários/Documentação_Técnica_Aniversários.docx
+++ b/Aniversários/Documentação_Técnica_Aniversários.docx
@@ -68,6 +68,7 @@
       <w:pPr>
         <w:jc w:val="center"/>
       </w:pPr>
+      <w:proofErr w:type="gramStart"/>
       <w:r>
         <w:rPr>
           <w:b/>
@@ -77,6 +78,7 @@
         </w:rPr>
         <w:t>PARABÉNS AUTOMÁTICO</w:t>
       </w:r>
+      <w:proofErr w:type="gramEnd"/>
       <w:r>
         <w:rPr>
           <w:b/>
@@ -3576,8 +3578,13 @@
             </w:pPr>
             <w:r>
               <w:lastRenderedPageBreak/>
-              <w:t>DAT_VINCULO</w:t>
-            </w:r>
+              <w:t>DAT_</w:t>
+            </w:r>
+            <w:proofErr w:type="gramStart"/>
+            <w:r>
+              <w:t>VINCULO</w:t>
+            </w:r>
+            <w:proofErr w:type="gramEnd"/>
           </w:p>
         </w:tc>
         <w:tc>
@@ -4599,7 +4606,15 @@
         <w:jc w:val="both"/>
       </w:pPr>
       <w:r>
-        <w:t>O sistema PA utiliza o esquema de autenticação Autenticação Ordens, configurado com o tipo Acesso Social (Social Sign-In) do Oracle APEX.</w:t>
+        <w:t xml:space="preserve">O sistema PA utiliza o esquema de autenticação </w:t>
+      </w:r>
+      <w:proofErr w:type="spellStart"/>
+      <w:r>
+        <w:t>Autenticação</w:t>
+      </w:r>
+      <w:proofErr w:type="spellEnd"/>
+      <w:r>
+        <w:t xml:space="preserve"> Ordens, configurado com o tipo Acesso Social (Social Sign-In) do Oracle APEX.</w:t>
       </w:r>
     </w:p>
     <w:p>
@@ -6367,8 +6382,18 @@
         </w:numPr>
         <w:spacing w:line="360" w:lineRule="auto"/>
       </w:pPr>
-      <w:r>
-        <w:t>Adicionar_Aniversario – Direciona o usuário para a Página 4.</w:t>
+      <w:proofErr w:type="spellStart"/>
+      <w:r>
+        <w:t>Adicionar</w:t>
+      </w:r>
+      <w:proofErr w:type="gramStart"/>
+      <w:r>
+        <w:t>_Aniversario</w:t>
+      </w:r>
+      <w:proofErr w:type="spellEnd"/>
+      <w:proofErr w:type="gramEnd"/>
+      <w:r>
+        <w:t xml:space="preserve"> – Direciona o usuário para a Página 4.</w:t>
       </w:r>
     </w:p>
     <w:p>
@@ -7037,7 +7062,6 @@
         <w:spacing w:line="360" w:lineRule="auto"/>
       </w:pPr>
       <w:r>
-        <w:lastRenderedPageBreak/>
         <w:t>5.</w:t>
       </w:r>
       <w:r>
@@ -7559,7 +7583,15 @@
         <w:spacing w:line="360" w:lineRule="auto"/>
       </w:pPr>
       <w:r>
-        <w:t xml:space="preserve">DAT_VINCULO (Seletor de Data) – Data de início de vínculo da </w:t>
+        <w:t>DAT_</w:t>
+      </w:r>
+      <w:proofErr w:type="gramStart"/>
+      <w:r>
+        <w:t>VINCULO</w:t>
+      </w:r>
+      <w:proofErr w:type="gramEnd"/>
+      <w:r>
+        <w:t xml:space="preserve"> (Seletor de Data) – Data de início de vínculo da </w:t>
       </w:r>
     </w:p>
     <w:p>
@@ -7618,7 +7650,6 @@
         <w:spacing w:line="360" w:lineRule="auto"/>
       </w:pPr>
       <w:r>
-        <w:lastRenderedPageBreak/>
         <w:t>Adicionar (Aniversário) – Submete a página e roda o processo de página para inserir o aniversariante no banco de dados.</w:t>
       </w:r>
     </w:p>
@@ -7653,7 +7684,15 @@
         <w:t xml:space="preserve">Adicionar Aniversário (Após a Submissão) – Roda um código PL/SQL que busca o e-mail do usuário </w:t>
       </w:r>
       <w:r>
-        <w:t>nas tabelas corporativas através do nome de aniversariante inserido e depois adiciona o registro dele na tabela aniv_aniversarios.</w:t>
+        <w:t xml:space="preserve">nas tabelas corporativas através do nome de aniversariante inserido e depois adiciona o registro dele na tabela </w:t>
+      </w:r>
+      <w:proofErr w:type="spellStart"/>
+      <w:r>
+        <w:t>aniv_aniversarios</w:t>
+      </w:r>
+      <w:proofErr w:type="spellEnd"/>
+      <w:r>
+        <w:t>.</w:t>
       </w:r>
     </w:p>
     <w:p>
@@ -8218,7 +8257,10 @@
         <w:t>4</w:t>
       </w:r>
       <w:r>
-        <w:t>.2.1 Página [Nº] – [Nome da Página]</w:t>
+        <w:t xml:space="preserve">.2.1 Página </w:t>
+      </w:r>
+      <w:r>
+        <w:t>3 – Adicionar Imagens</w:t>
       </w:r>
     </w:p>
     <w:p>
@@ -8230,6 +8272,9 @@
       <w:r>
         <w:t xml:space="preserve">Tipo de página: </w:t>
       </w:r>
+      <w:r>
+        <w:t>Formulário</w:t>
+      </w:r>
     </w:p>
     <w:p>
       <w:pPr>
@@ -8238,37 +8283,17 @@
         <w:jc w:val="both"/>
       </w:pPr>
       <w:r>
-        <w:rPr>
-          <w:i/>
-          <w:iCs/>
-          <w:color w:val="808080"/>
-        </w:rPr>
-        <w:t>[relatório interativo / formulário / dashboard / wizard / etc.]</w:t>
-      </w:r>
-    </w:p>
-    <w:p>
-      <w:pPr>
-        <w:spacing w:line="360" w:lineRule="auto"/>
-        <w:ind w:firstLine="709"/>
-        <w:jc w:val="both"/>
-      </w:pPr>
-      <w:r>
         <w:t xml:space="preserve">Objetivo da página: </w:t>
       </w:r>
     </w:p>
     <w:p>
       <w:pPr>
         <w:spacing w:line="360" w:lineRule="auto"/>
-        <w:ind w:firstLine="709"/>
-        <w:jc w:val="both"/>
-      </w:pPr>
-      <w:r>
-        <w:rPr>
-          <w:i/>
-          <w:iCs/>
-          <w:color w:val="808080"/>
-        </w:rPr>
-        <w:t>[descreva o que esta página faz dentro do fluxo.]</w:t>
+        <w:ind w:left="1416"/>
+        <w:jc w:val="both"/>
+      </w:pPr>
+      <w:r>
+        <w:t>O objetivo da página 3 nesse fluxo é permitir que o usuário possa fazer o upload de um arquivo que contém um cartão comemorativo e associar ele a um aniversariante presente no banco de dados.</w:t>
       </w:r>
     </w:p>
     <w:p>
@@ -8285,8 +8310,8 @@
       <w:pPr>
         <w:pStyle w:val="PargrafodaLista"/>
         <w:numPr>
-          <w:ilvl w:val="0"/>
-          <w:numId w:val="2"/>
+          <w:ilvl w:val="2"/>
+          <w:numId w:val="16"/>
         </w:numPr>
         <w:spacing w:line="360" w:lineRule="auto"/>
       </w:pPr>
@@ -8298,30 +8323,108 @@
       <w:pPr>
         <w:pStyle w:val="PargrafodaLista"/>
         <w:numPr>
-          <w:ilvl w:val="0"/>
-          <w:numId w:val="2"/>
+          <w:ilvl w:val="3"/>
+          <w:numId w:val="16"/>
         </w:numPr>
         <w:spacing w:line="360" w:lineRule="auto"/>
       </w:pPr>
       <w:r>
-        <w:t>Itens de destaque: [campos/itens relevantes para o usuário];</w:t>
+        <w:t>Breadcrumb (Breadcrumb): Lista de navegação da página atual, tem seu valor definido nos componentes compartilhados da aplicação.</w:t>
       </w:r>
     </w:p>
     <w:p>
       <w:pPr>
         <w:pStyle w:val="PargrafodaLista"/>
         <w:numPr>
-          <w:ilvl w:val="0"/>
-          <w:numId w:val="2"/>
+          <w:ilvl w:val="3"/>
+          <w:numId w:val="16"/>
         </w:numPr>
         <w:spacing w:line="360" w:lineRule="auto"/>
       </w:pPr>
       <w:r>
+        <w:t>Adicionar Imagem (Formulário): Contém os itens de página a serem preenchidos para inserir uma imagem no banco de dados.</w:t>
+      </w:r>
+    </w:p>
+    <w:p>
+      <w:pPr>
+        <w:pStyle w:val="PargrafodaLista"/>
+        <w:numPr>
+          <w:ilvl w:val="2"/>
+          <w:numId w:val="16"/>
+        </w:numPr>
+        <w:spacing w:line="360" w:lineRule="auto"/>
+      </w:pPr>
+      <w:r>
+        <w:t>Itens de destaque: [campos/itens relevantes para o usuário];</w:t>
+      </w:r>
+    </w:p>
+    <w:p>
+      <w:pPr>
+        <w:pStyle w:val="PargrafodaLista"/>
+        <w:numPr>
+          <w:ilvl w:val="3"/>
+          <w:numId w:val="16"/>
+        </w:numPr>
+        <w:spacing w:line="360" w:lineRule="auto"/>
+      </w:pPr>
+      <w:r>
+        <w:t>IMAGEM (Upload de Arquivo): Campo para fazer o upload do arquivo.</w:t>
+      </w:r>
+    </w:p>
+    <w:p>
+      <w:pPr>
+        <w:pStyle w:val="PargrafodaLista"/>
+        <w:numPr>
+          <w:ilvl w:val="3"/>
+          <w:numId w:val="16"/>
+        </w:numPr>
+        <w:spacing w:line="360" w:lineRule="auto"/>
+      </w:pPr>
+      <w:r>
+        <w:t xml:space="preserve">NOME (LOV </w:t>
+      </w:r>
+      <w:proofErr w:type="spellStart"/>
+      <w:r>
+        <w:t>Popup</w:t>
+      </w:r>
+      <w:proofErr w:type="spellEnd"/>
+      <w:r>
+        <w:t>): Campo para selecionar o aniversariante.</w:t>
+      </w:r>
+    </w:p>
+    <w:p>
+      <w:pPr>
+        <w:pStyle w:val="PargrafodaLista"/>
+        <w:numPr>
+          <w:ilvl w:val="2"/>
+          <w:numId w:val="16"/>
+        </w:numPr>
+        <w:spacing w:line="360" w:lineRule="auto"/>
+      </w:pPr>
+      <w:r>
         <w:t>Botões e ações: [nome do botão → ação executada].</w:t>
       </w:r>
     </w:p>
     <w:p>
       <w:pPr>
+        <w:pStyle w:val="PargrafodaLista"/>
+        <w:numPr>
+          <w:ilvl w:val="3"/>
+          <w:numId w:val="16"/>
+        </w:numPr>
+        <w:spacing w:line="360" w:lineRule="auto"/>
+      </w:pPr>
+      <w:proofErr w:type="spellStart"/>
+      <w:r>
+        <w:t>Adicionar_Mensagem</w:t>
+      </w:r>
+      <w:proofErr w:type="spellEnd"/>
+      <w:r>
+        <w:t xml:space="preserve"> (Região do Formulário): Submete a página, rodando um processo PL/SQL que captura o arquivo de imagem e suas informações da tabela apex_application_temp_files e insere elas no banco de dados da aplicação.</w:t>
+      </w:r>
+    </w:p>
+    <w:p>
+      <w:pPr>
         <w:spacing w:line="360" w:lineRule="auto"/>
         <w:ind w:firstLine="709"/>
         <w:jc w:val="both"/>
@@ -8332,17 +8435,37 @@
     </w:p>
     <w:p>
       <w:pPr>
+        <w:pStyle w:val="PargrafodaLista"/>
+        <w:numPr>
+          <w:ilvl w:val="2"/>
+          <w:numId w:val="17"/>
+        </w:numPr>
+        <w:spacing w:line="360" w:lineRule="auto"/>
+        <w:jc w:val="both"/>
+      </w:pPr>
+      <w:r>
+        <w:t xml:space="preserve">Inserir no BD (Após a Submissão): Roda um código PL/SQL que insere os valores dos itens de página no banco de dados de </w:t>
+      </w:r>
+      <w:proofErr w:type="spellStart"/>
+      <w:r>
+        <w:t>aniv_mensagem</w:t>
+      </w:r>
+      <w:proofErr w:type="spellEnd"/>
+      <w:r>
+        <w:t>.</w:t>
+      </w:r>
+    </w:p>
+    <w:p>
+      <w:pPr>
         <w:spacing w:line="360" w:lineRule="auto"/>
         <w:ind w:firstLine="709"/>
         <w:jc w:val="both"/>
       </w:pPr>
       <w:r>
-        <w:rPr>
-          <w:i/>
-          <w:iCs/>
-          <w:color w:val="808080"/>
-        </w:rPr>
-        <w:t>[descreva validações, computações e processos PL/SQL executados nesta página, incluindo o momento de execução (before header, after submit, etc.).]</w:t>
+        <w:t xml:space="preserve">Dynamic Actions relevantes: </w:t>
+      </w:r>
+      <w:r>
+        <w:t>Não há ações dinâmicas nessa página.</w:t>
       </w:r>
     </w:p>
     <w:p>
@@ -8352,7 +8475,53 @@
         <w:jc w:val="both"/>
       </w:pPr>
       <w:r>
-        <w:t xml:space="preserve">Dynamic Actions relevantes: </w:t>
+        <w:t xml:space="preserve">Navegação: </w:t>
+      </w:r>
+      <w:r>
+        <w:t xml:space="preserve">O acesso à Página 3 ocorre a partir da Página 2, mediante o acionamento </w:t>
+      </w:r>
+    </w:p>
+    <w:p>
+      <w:pPr>
+        <w:spacing w:line="360" w:lineRule="auto"/>
+        <w:ind w:left="1416" w:firstLine="1"/>
+        <w:jc w:val="both"/>
+      </w:pPr>
+      <w:r>
+        <w:t>do botão Adicionar Imagem. Após a conclusão do cadastro da imagem, o usuário é redirecionado de volta para a Página 2.</w:t>
+      </w:r>
+    </w:p>
+    <w:p>
+      <w:pPr>
+        <w:pStyle w:val="Ttulo2"/>
+        <w:spacing w:line="360" w:lineRule="auto"/>
+      </w:pPr>
+      <w:r>
+        <w:t>5.</w:t>
+      </w:r>
+      <w:r>
+        <w:t>5</w:t>
+      </w:r>
+      <w:r>
+        <w:t xml:space="preserve"> Fluxo: </w:t>
+      </w:r>
+      <w:r>
+        <w:t>Exclusão de Aniversariantes e Imagens</w:t>
+      </w:r>
+    </w:p>
+    <w:p>
+      <w:pPr>
+        <w:pStyle w:val="Ttulo3"/>
+        <w:spacing w:line="360" w:lineRule="auto"/>
+      </w:pPr>
+      <w:r>
+        <w:t>5.</w:t>
+      </w:r>
+      <w:r>
+        <w:t>5</w:t>
+      </w:r>
+      <w:r>
+        <w:t>.1 Visão Geral do Fluxo</w:t>
       </w:r>
     </w:p>
     <w:p>
@@ -8362,12 +8531,10 @@
         <w:jc w:val="both"/>
       </w:pPr>
       <w:r>
-        <w:rPr>
-          <w:i/>
-          <w:iCs/>
-          <w:color w:val="808080"/>
-        </w:rPr>
-        <w:t>[descreva as principais ações dinâmicas configuradas e o evento que as dispara.]</w:t>
+        <w:t xml:space="preserve">O </w:t>
+      </w:r>
+      <w:r>
+        <w:t>fluxo de Exclusão de Aniversariantes e Imagens tem como objetivo permitir que os usuários autorizados removam registros de aniversariantes e de cartões comemorativos cadastrados na aplicação, mantendo a base de dados atualizada e consistente.</w:t>
       </w:r>
     </w:p>
     <w:p>
@@ -8377,47 +8544,46 @@
         <w:jc w:val="both"/>
       </w:pPr>
       <w:r>
-        <w:t xml:space="preserve">Navegação: </w:t>
-      </w:r>
-    </w:p>
-    <w:p>
-      <w:pPr>
-        <w:spacing w:line="360" w:lineRule="auto"/>
-        <w:ind w:firstLine="709"/>
-        <w:jc w:val="both"/>
-      </w:pPr>
-      <w:r>
-        <w:rPr>
-          <w:i/>
-          <w:iCs/>
-          <w:color w:val="808080"/>
-        </w:rPr>
-        <w:t>[indique de onde o usuário chega a esta página e para onde é direcionado a seguir (branches), incluindo condições de cada branch.]</w:t>
-      </w:r>
-    </w:p>
-    <w:p>
-      <w:pPr>
-        <w:spacing w:line="360" w:lineRule="auto"/>
-        <w:ind w:firstLine="709"/>
-        <w:jc w:val="both"/>
-      </w:pPr>
-      <w:r>
-        <w:t xml:space="preserve">Regras de negócio aplicadas: </w:t>
-      </w:r>
-    </w:p>
-    <w:p>
-      <w:pPr>
-        <w:spacing w:line="360" w:lineRule="auto"/>
-        <w:ind w:firstLine="709"/>
-        <w:jc w:val="both"/>
-      </w:pPr>
-      <w:r>
-        <w:rPr>
-          <w:i/>
-          <w:iCs/>
-          <w:color w:val="808080"/>
-        </w:rPr>
-        <w:t>[descreva validações e regras de negócio específicas desta página.]</w:t>
+        <w:t xml:space="preserve">Esse fluxo é destinado aos usuários da ASQUALOG, responsáveis pela administração e manutenção do sistema. Durante o processo, o usuário pode optar por duas operações distintas </w:t>
+      </w:r>
+    </w:p>
+    <w:p>
+      <w:pPr>
+        <w:pStyle w:val="PargrafodaLista"/>
+        <w:numPr>
+          <w:ilvl w:val="2"/>
+          <w:numId w:val="17"/>
+        </w:numPr>
+        <w:spacing w:line="360" w:lineRule="auto"/>
+        <w:jc w:val="both"/>
+      </w:pPr>
+      <w:r>
+        <w:t>Excluir um aniversariante cadastrado, removendo também o cartão comemorativo a ele associado; ou</w:t>
+      </w:r>
+    </w:p>
+    <w:p>
+      <w:pPr>
+        <w:pStyle w:val="PargrafodaLista"/>
+        <w:numPr>
+          <w:ilvl w:val="2"/>
+          <w:numId w:val="17"/>
+        </w:numPr>
+        <w:spacing w:line="360" w:lineRule="auto"/>
+        <w:jc w:val="both"/>
+      </w:pPr>
+      <w:r>
+        <w:t>Excluir apenas um cartão comemorativo, preservando o cadastro do aniversariante correspondente.</w:t>
+      </w:r>
+    </w:p>
+    <w:p>
+      <w:pPr>
+        <w:spacing w:line="360" w:lineRule="auto"/>
+        <w:ind w:firstLine="708"/>
+        <w:jc w:val="both"/>
+      </w:pPr>
+      <w:r>
+        <w:lastRenderedPageBreak/>
+        <w:t>Ao final do fluxo, espera-se que a operação solicitada seja concluída com sucesso, refletindo imediatamente na base de dados e na listagem da aplicação, de forma que o aniversariante, o cartão comemorativo ou ambos deixem de ser exibidos conforme a ação realizada pelo usuário.</w:t>
       </w:r>
     </w:p>
     <w:p>
@@ -8427,82 +8593,17 @@
     </w:p>
     <w:p>
       <w:pPr>
-        <w:spacing w:line="360" w:lineRule="auto"/>
-        <w:ind w:firstLine="709"/>
-        <w:jc w:val="both"/>
-        <w:rPr>
-          <w:i/>
-          <w:iCs/>
-        </w:rPr>
-      </w:pPr>
-      <w:r>
-        <w:rPr>
-          <w:i/>
-          <w:iCs/>
-        </w:rPr>
-        <w:t>Repita a estrutura dos itens 5.1.2.1 em diante para cada página do fluxo, e repita a estrutura da Seção 5.1 (5.2, 5.3...) para cada novo fluxo de uso do sistema.</w:t>
-      </w:r>
-    </w:p>
-    <w:p>
-      <w:pPr>
-        <w:pStyle w:val="Ttulo2"/>
-        <w:spacing w:line="360" w:lineRule="auto"/>
-      </w:pPr>
-      <w:r>
-        <w:t>5.4 Fluxo: Cadastro de Imagens</w:t>
-      </w:r>
-    </w:p>
-    <w:p>
-      <w:pPr>
         <w:pStyle w:val="Ttulo3"/>
         <w:spacing w:line="360" w:lineRule="auto"/>
       </w:pPr>
       <w:r>
-        <w:t>5.4.1 Visão Geral do Fluxo</w:t>
-      </w:r>
-    </w:p>
-    <w:p>
-      <w:pPr>
-        <w:spacing w:line="360" w:lineRule="auto"/>
-        <w:ind w:firstLine="709"/>
-        <w:jc w:val="both"/>
-      </w:pPr>
-      <w:r>
-        <w:t>O fluxo de Cadastro de Imagens tem como objetivo permitir que os usuários autorizados registrem os cartões comemorativos utilizados no envio automático das mensagens de aniversário.</w:t>
-      </w:r>
-    </w:p>
-    <w:p>
-      <w:pPr>
-        <w:spacing w:line="360" w:lineRule="auto"/>
-        <w:ind w:firstLine="709"/>
-        <w:jc w:val="both"/>
-      </w:pPr>
-      <w:r>
-        <w:t>Esse fluxo é destinado aos usuários da ASQUALOG, responsáveis pela administração e manutenção da aplicação. Durante o processo, o usuário seleciona o aniversariante ao qual o cartão será associado e realiza o upload do arquivo de imagem correspondente. Após o cadastro, a imagem passa a integrar o acervo de cartões comemorativos do sistema, ficando disponível para utilização nas rotinas automáticas de envio de e-mails.</w:t>
-      </w:r>
-    </w:p>
-    <w:p>
-      <w:pPr>
-        <w:spacing w:line="360" w:lineRule="auto"/>
-        <w:ind w:firstLine="709"/>
-        <w:jc w:val="both"/>
-      </w:pPr>
-      <w:r>
-        <w:t>Ao final do fluxo, espera-se que a imagem seja armazenada com sucesso na base de dados e corretamente vinculada ao aniversariante selecionado, permitindo que o cartão personalizado seja incorporado às mensagens de aniversário enviadas automaticamente pela aplicação.</w:t>
-      </w:r>
-    </w:p>
-    <w:p>
-      <w:pPr>
-        <w:spacing w:after="240"/>
-      </w:pPr>
-    </w:p>
-    <w:p>
-      <w:pPr>
-        <w:pStyle w:val="Ttulo3"/>
-        <w:spacing w:line="360" w:lineRule="auto"/>
-      </w:pPr>
-      <w:r>
-        <w:t>5.4.2 Detalhamento das Páginas</w:t>
+        <w:t>5.</w:t>
+      </w:r>
+      <w:r>
+        <w:t>5</w:t>
+      </w:r>
+      <w:r>
+        <w:t>.2 Detalhamento das Páginas</w:t>
       </w:r>
     </w:p>
     <w:p>
@@ -8672,6 +8773,9 @@
             <w:pPr>
               <w:spacing w:line="276" w:lineRule="auto"/>
             </w:pPr>
+            <w:r>
+              <w:t>1</w:t>
+            </w:r>
           </w:p>
         </w:tc>
         <w:tc>
@@ -8689,6 +8793,9 @@
             <w:pPr>
               <w:spacing w:line="276" w:lineRule="auto"/>
             </w:pPr>
+            <w:r>
+              <w:t>Início</w:t>
+            </w:r>
           </w:p>
         </w:tc>
         <w:tc>
@@ -8706,6 +8813,9 @@
             <w:pPr>
               <w:spacing w:line="276" w:lineRule="auto"/>
             </w:pPr>
+            <w:r>
+              <w:t>Relatório Interativo</w:t>
+            </w:r>
           </w:p>
         </w:tc>
         <w:tc>
@@ -8723,6 +8833,9 @@
             <w:pPr>
               <w:spacing w:line="276" w:lineRule="auto"/>
             </w:pPr>
+            <w:r>
+              <w:t>Permitir selecionar um aniversariante.</w:t>
+            </w:r>
           </w:p>
         </w:tc>
       </w:tr>
@@ -8742,6 +8855,9 @@
             <w:pPr>
               <w:spacing w:line="276" w:lineRule="auto"/>
             </w:pPr>
+            <w:r>
+              <w:t>101</w:t>
+            </w:r>
           </w:p>
         </w:tc>
         <w:tc>
@@ -8759,6 +8875,9 @@
             <w:pPr>
               <w:spacing w:line="276" w:lineRule="auto"/>
             </w:pPr>
+            <w:r>
+              <w:t>Deletar Aniversario</w:t>
+            </w:r>
           </w:p>
         </w:tc>
         <w:tc>
@@ -8776,6 +8895,9 @@
             <w:pPr>
               <w:spacing w:line="276" w:lineRule="auto"/>
             </w:pPr>
+            <w:r>
+              <w:t>Formulário</w:t>
+            </w:r>
           </w:p>
         </w:tc>
         <w:tc>
@@ -8793,6 +8915,9 @@
             <w:pPr>
               <w:spacing w:line="276" w:lineRule="auto"/>
             </w:pPr>
+            <w:r>
+              <w:t>Deletar um aniversariante e sua imagem.</w:t>
+            </w:r>
           </w:p>
         </w:tc>
       </w:tr>
@@ -8812,6 +8937,9 @@
             <w:pPr>
               <w:spacing w:line="276" w:lineRule="auto"/>
             </w:pPr>
+            <w:r>
+              <w:t>2</w:t>
+            </w:r>
           </w:p>
         </w:tc>
         <w:tc>
@@ -8829,6 +8957,9 @@
             <w:pPr>
               <w:spacing w:line="276" w:lineRule="auto"/>
             </w:pPr>
+            <w:r>
+              <w:t>Imagens</w:t>
+            </w:r>
           </w:p>
         </w:tc>
         <w:tc>
@@ -8846,6 +8977,9 @@
             <w:pPr>
               <w:spacing w:line="276" w:lineRule="auto"/>
             </w:pPr>
+            <w:r>
+              <w:t>Relatório Interativo</w:t>
+            </w:r>
           </w:p>
         </w:tc>
         <w:tc>
@@ -8863,6 +8997,91 @@
             <w:pPr>
               <w:spacing w:line="276" w:lineRule="auto"/>
             </w:pPr>
+            <w:r>
+              <w:t>Permitir selecionar uma imagem.</w:t>
+            </w:r>
+          </w:p>
+        </w:tc>
+      </w:tr>
+      <w:tr>
+        <w:tc>
+          <w:tcPr>
+            <w:tcW w:w="1400" w:type="dxa"/>
+            <w:tcMar>
+              <w:top w:w="80" w:type="dxa"/>
+              <w:left w:w="100" w:type="dxa"/>
+              <w:bottom w:w="80" w:type="dxa"/>
+              <w:right w:w="100" w:type="dxa"/>
+            </w:tcMar>
+            <w:vAlign w:val="center"/>
+          </w:tcPr>
+          <w:p>
+            <w:pPr>
+              <w:spacing w:line="276" w:lineRule="auto"/>
+            </w:pPr>
+            <w:r>
+              <w:t>102</w:t>
+            </w:r>
+          </w:p>
+        </w:tc>
+        <w:tc>
+          <w:tcPr>
+            <w:tcW w:w="2800" w:type="dxa"/>
+            <w:tcMar>
+              <w:top w:w="80" w:type="dxa"/>
+              <w:left w:w="100" w:type="dxa"/>
+              <w:bottom w:w="80" w:type="dxa"/>
+              <w:right w:w="100" w:type="dxa"/>
+            </w:tcMar>
+            <w:vAlign w:val="center"/>
+          </w:tcPr>
+          <w:p>
+            <w:pPr>
+              <w:spacing w:line="276" w:lineRule="auto"/>
+            </w:pPr>
+            <w:r>
+              <w:t>Deletar Imagem</w:t>
+            </w:r>
+          </w:p>
+        </w:tc>
+        <w:tc>
+          <w:tcPr>
+            <w:tcW w:w="2200" w:type="dxa"/>
+            <w:tcMar>
+              <w:top w:w="80" w:type="dxa"/>
+              <w:left w:w="100" w:type="dxa"/>
+              <w:bottom w:w="80" w:type="dxa"/>
+              <w:right w:w="100" w:type="dxa"/>
+            </w:tcMar>
+            <w:vAlign w:val="center"/>
+          </w:tcPr>
+          <w:p>
+            <w:pPr>
+              <w:spacing w:line="276" w:lineRule="auto"/>
+            </w:pPr>
+            <w:r>
+              <w:t>Formulário</w:t>
+            </w:r>
+          </w:p>
+        </w:tc>
+        <w:tc>
+          <w:tcPr>
+            <w:tcW w:w="2600" w:type="dxa"/>
+            <w:tcMar>
+              <w:top w:w="80" w:type="dxa"/>
+              <w:left w:w="100" w:type="dxa"/>
+              <w:bottom w:w="80" w:type="dxa"/>
+              <w:right w:w="100" w:type="dxa"/>
+            </w:tcMar>
+            <w:vAlign w:val="center"/>
+          </w:tcPr>
+          <w:p>
+            <w:pPr>
+              <w:spacing w:line="276" w:lineRule="auto"/>
+            </w:pPr>
+            <w:r>
+              <w:t>Deletar uma imagem.</w:t>
+            </w:r>
           </w:p>
         </w:tc>
       </w:tr>
@@ -8885,7 +9104,22 @@
         <w:spacing w:line="360" w:lineRule="auto"/>
       </w:pPr>
       <w:r>
-        <w:t>5.1.2.1 Página [Nº] – [Nome da Página]</w:t>
+        <w:t>5.</w:t>
+      </w:r>
+      <w:r>
+        <w:t>5</w:t>
+      </w:r>
+      <w:r>
+        <w:t xml:space="preserve">.2.1 Página </w:t>
+      </w:r>
+      <w:r>
+        <w:t>101</w:t>
+      </w:r>
+      <w:r>
+        <w:t xml:space="preserve"> – </w:t>
+      </w:r>
+      <w:r>
+        <w:t>Deletar Aniversario</w:t>
       </w:r>
     </w:p>
     <w:p>
@@ -8897,6 +9131,9 @@
       <w:r>
         <w:t xml:space="preserve">Tipo de página: </w:t>
       </w:r>
+      <w:r>
+        <w:t>Formulário</w:t>
+      </w:r>
     </w:p>
     <w:p>
       <w:pPr>
@@ -8905,12 +9142,17 @@
         <w:jc w:val="both"/>
       </w:pPr>
       <w:r>
-        <w:rPr>
-          <w:i/>
-          <w:iCs/>
-          <w:color w:val="808080"/>
-        </w:rPr>
-        <w:t>[relatório interativo / formulário / dashboard / wizard / etc.]</w:t>
+        <w:t xml:space="preserve">Objetivo da página: </w:t>
+      </w:r>
+    </w:p>
+    <w:p>
+      <w:pPr>
+        <w:spacing w:line="360" w:lineRule="auto"/>
+        <w:ind w:left="708" w:firstLine="706"/>
+        <w:jc w:val="both"/>
+      </w:pPr>
+      <w:r>
+        <w:t>O objetivo da Página 101 no fluxo é permitir que o usuário possa ver as informações do aniversariante selecionado e possa deletar ele da aplicação.</w:t>
       </w:r>
     </w:p>
     <w:p>
@@ -8919,24 +9161,6 @@
         <w:ind w:firstLine="709"/>
         <w:jc w:val="both"/>
       </w:pPr>
-      <w:r>
-        <w:t xml:space="preserve">Objetivo da página: </w:t>
-      </w:r>
-    </w:p>
-    <w:p>
-      <w:pPr>
-        <w:spacing w:line="360" w:lineRule="auto"/>
-        <w:ind w:firstLine="709"/>
-        <w:jc w:val="both"/>
-      </w:pPr>
-      <w:r>
-        <w:rPr>
-          <w:i/>
-          <w:iCs/>
-          <w:color w:val="808080"/>
-        </w:rPr>
-        <w:t>[descreva o que esta página faz dentro do fluxo.]</w:t>
-      </w:r>
     </w:p>
     <w:p>
       <w:pPr>
@@ -8952,8 +9176,8 @@
       <w:pPr>
         <w:pStyle w:val="PargrafodaLista"/>
         <w:numPr>
-          <w:ilvl w:val="0"/>
-          <w:numId w:val="2"/>
+          <w:ilvl w:val="2"/>
+          <w:numId w:val="18"/>
         </w:numPr>
         <w:spacing w:line="360" w:lineRule="auto"/>
       </w:pPr>
@@ -8965,30 +9189,160 @@
       <w:pPr>
         <w:pStyle w:val="PargrafodaLista"/>
         <w:numPr>
-          <w:ilvl w:val="0"/>
-          <w:numId w:val="2"/>
+          <w:ilvl w:val="3"/>
+          <w:numId w:val="18"/>
         </w:numPr>
         <w:spacing w:line="360" w:lineRule="auto"/>
       </w:pPr>
       <w:r>
-        <w:t>Itens de destaque: [campos/itens relevantes para o usuário];</w:t>
+        <w:t>Aniversário (Formulário): Contém os itens de página com os detalhes do aniversariante.</w:t>
       </w:r>
     </w:p>
     <w:p>
       <w:pPr>
         <w:pStyle w:val="PargrafodaLista"/>
         <w:numPr>
-          <w:ilvl w:val="0"/>
-          <w:numId w:val="2"/>
+          <w:ilvl w:val="2"/>
+          <w:numId w:val="18"/>
         </w:numPr>
         <w:spacing w:line="360" w:lineRule="auto"/>
       </w:pPr>
       <w:r>
+        <w:t>Itens de destaque: [campos/itens relevantes para o usuário];</w:t>
+      </w:r>
+    </w:p>
+    <w:p>
+      <w:pPr>
+        <w:pStyle w:val="PargrafodaLista"/>
+        <w:numPr>
+          <w:ilvl w:val="3"/>
+          <w:numId w:val="18"/>
+        </w:numPr>
+        <w:spacing w:line="360" w:lineRule="auto"/>
+      </w:pPr>
+      <w:r>
+        <w:t>ID_ANIV (Oculto) – Contém o identificador do aniversariante passado da Página 1, que será utilizado para buscar os outros valores.</w:t>
+      </w:r>
+    </w:p>
+    <w:p>
+      <w:pPr>
+        <w:pStyle w:val="PargrafodaLista"/>
+        <w:numPr>
+          <w:ilvl w:val="3"/>
+          <w:numId w:val="18"/>
+        </w:numPr>
+        <w:spacing w:line="360" w:lineRule="auto"/>
+      </w:pPr>
+      <w:r>
+        <w:lastRenderedPageBreak/>
+        <w:t>NOM_ANIV (Campo de Texto) – Nome completo do aniversariante.</w:t>
+      </w:r>
+    </w:p>
+    <w:p>
+      <w:pPr>
+        <w:pStyle w:val="PargrafodaLista"/>
+        <w:numPr>
+          <w:ilvl w:val="3"/>
+          <w:numId w:val="18"/>
+        </w:numPr>
+        <w:spacing w:line="360" w:lineRule="auto"/>
+      </w:pPr>
+      <w:r>
+        <w:t>DAT_ANIV (Seletor de Data) – Data de nascimento do aniversariante.</w:t>
+      </w:r>
+    </w:p>
+    <w:p>
+      <w:pPr>
+        <w:pStyle w:val="PargrafodaLista"/>
+        <w:numPr>
+          <w:ilvl w:val="3"/>
+          <w:numId w:val="18"/>
+        </w:numPr>
+        <w:spacing w:line="360" w:lineRule="auto"/>
+      </w:pPr>
+      <w:r>
+        <w:t>DAT_</w:t>
+      </w:r>
+      <w:proofErr w:type="gramStart"/>
+      <w:r>
+        <w:t>VINCULO</w:t>
+      </w:r>
+      <w:proofErr w:type="gramEnd"/>
+      <w:r>
+        <w:t xml:space="preserve"> (Seletor de Data) – Data de aniversário de vínculo.</w:t>
+      </w:r>
+    </w:p>
+    <w:p>
+      <w:pPr>
+        <w:pStyle w:val="PargrafodaLista"/>
+        <w:numPr>
+          <w:ilvl w:val="3"/>
+          <w:numId w:val="18"/>
+        </w:numPr>
+        <w:spacing w:line="360" w:lineRule="auto"/>
+      </w:pPr>
+      <w:r>
+        <w:t>EMAIL (Campo de Texto) – Email do aniversariante.</w:t>
+      </w:r>
+    </w:p>
+    <w:p>
+      <w:pPr>
+        <w:pStyle w:val="PargrafodaLista"/>
+        <w:numPr>
+          <w:ilvl w:val="3"/>
+          <w:numId w:val="18"/>
+        </w:numPr>
+        <w:spacing w:line="360" w:lineRule="auto"/>
+      </w:pPr>
+      <w:r>
+        <w:t>TEL_ANIV (Campo de Texto) – Telefone do aniversariante.</w:t>
+      </w:r>
+    </w:p>
+    <w:p>
+      <w:pPr>
+        <w:pStyle w:val="PargrafodaLista"/>
+        <w:numPr>
+          <w:ilvl w:val="2"/>
+          <w:numId w:val="18"/>
+        </w:numPr>
+        <w:spacing w:line="360" w:lineRule="auto"/>
+      </w:pPr>
+      <w:r>
         <w:t>Botões e ações: [nome do botão → ação executada].</w:t>
       </w:r>
     </w:p>
     <w:p>
       <w:pPr>
+        <w:pStyle w:val="PargrafodaLista"/>
+        <w:numPr>
+          <w:ilvl w:val="3"/>
+          <w:numId w:val="18"/>
+        </w:numPr>
+        <w:spacing w:line="360" w:lineRule="auto"/>
+      </w:pPr>
+      <w:proofErr w:type="spellStart"/>
+      <w:r>
+        <w:t>Apagar</w:t>
+      </w:r>
+      <w:proofErr w:type="gramStart"/>
+      <w:r>
+        <w:t>_Aniversario</w:t>
+      </w:r>
+      <w:proofErr w:type="spellEnd"/>
+      <w:proofErr w:type="gramEnd"/>
+      <w:r>
+        <w:t xml:space="preserve"> (Região do Formulário): Submete a página e roda um processo PL/SQL.</w:t>
+      </w:r>
+    </w:p>
+    <w:p>
+      <w:pPr>
+        <w:pStyle w:val="PargrafodaLista"/>
+        <w:spacing w:line="360" w:lineRule="auto"/>
+        <w:ind w:left="1440"/>
+      </w:pPr>
+    </w:p>
+    <w:p>
+      <w:pPr>
         <w:spacing w:line="360" w:lineRule="auto"/>
         <w:ind w:firstLine="709"/>
         <w:jc w:val="both"/>
@@ -8999,17 +9353,32 @@
     </w:p>
     <w:p>
       <w:pPr>
+        <w:pStyle w:val="PargrafodaLista"/>
+        <w:numPr>
+          <w:ilvl w:val="3"/>
+          <w:numId w:val="19"/>
+        </w:numPr>
+        <w:spacing w:line="360" w:lineRule="auto"/>
+        <w:jc w:val="both"/>
+      </w:pPr>
+      <w:r>
+        <w:t xml:space="preserve">Apagar (Após a Submissão): </w:t>
+      </w:r>
+      <w:r>
+        <w:t>Roda um código PL/SQL que apaga os registros da imagem associada a esse aniversariante e o próprio aniversariante da base de dados.</w:t>
+      </w:r>
+    </w:p>
+    <w:p>
+      <w:pPr>
         <w:spacing w:line="360" w:lineRule="auto"/>
         <w:ind w:firstLine="709"/>
         <w:jc w:val="both"/>
       </w:pPr>
       <w:r>
-        <w:rPr>
-          <w:i/>
-          <w:iCs/>
-          <w:color w:val="808080"/>
-        </w:rPr>
-        <w:t>[descreva validações, computações e processos PL/SQL executados nesta página, incluindo o momento de execução (before header, after submit, etc.).]</w:t>
+        <w:t xml:space="preserve">Dynamic Actions relevantes: </w:t>
+      </w:r>
+      <w:r>
+        <w:t>Não há ações dinâmicas nessa página.</w:t>
       </w:r>
     </w:p>
     <w:p>
@@ -9019,8 +9388,282 @@
         <w:jc w:val="both"/>
       </w:pPr>
       <w:r>
+        <w:t xml:space="preserve">Navegação: </w:t>
+      </w:r>
+      <w:r>
+        <w:t xml:space="preserve">O acesso à Página 101 ocorre a partir da Página 1, mediante a seleção de </w:t>
+      </w:r>
+    </w:p>
+    <w:p>
+      <w:pPr>
+        <w:spacing w:line="360" w:lineRule="auto"/>
+        <w:ind w:left="1416" w:firstLine="1"/>
+        <w:jc w:val="both"/>
+      </w:pPr>
+      <w:r>
+        <w:t>um aniversariante no relatório interativo. Após a conclusão da exclusão, o usuário é direcionado de volta para a página 1.</w:t>
+      </w:r>
+    </w:p>
+    <w:p>
+      <w:pPr>
+        <w:pStyle w:val="Ttulo4"/>
+        <w:spacing w:line="360" w:lineRule="auto"/>
+      </w:pPr>
+      <w:r>
+        <w:t>5.5.2.</w:t>
+      </w:r>
+      <w:r>
+        <w:t>2</w:t>
+      </w:r>
+      <w:r>
+        <w:t xml:space="preserve"> Página </w:t>
+      </w:r>
+      <w:r>
+        <w:t>102</w:t>
+      </w:r>
+      <w:r>
+        <w:t xml:space="preserve"> – </w:t>
+      </w:r>
+      <w:r>
+        <w:t>Deletar Imagem</w:t>
+      </w:r>
+    </w:p>
+    <w:p>
+      <w:pPr>
+        <w:spacing w:line="360" w:lineRule="auto"/>
+        <w:ind w:firstLine="709"/>
+        <w:jc w:val="both"/>
+      </w:pPr>
+      <w:r>
+        <w:t xml:space="preserve">Tipo de página: </w:t>
+      </w:r>
+      <w:r>
+        <w:t>Formulário</w:t>
+      </w:r>
+    </w:p>
+    <w:p>
+      <w:pPr>
+        <w:spacing w:line="360" w:lineRule="auto"/>
+        <w:ind w:firstLine="709"/>
+        <w:jc w:val="both"/>
+      </w:pPr>
+      <w:r>
+        <w:t xml:space="preserve">Objetivo da página: </w:t>
+      </w:r>
+    </w:p>
+    <w:p>
+      <w:pPr>
+        <w:spacing w:line="360" w:lineRule="auto"/>
+        <w:ind w:left="708" w:firstLine="706"/>
+        <w:jc w:val="both"/>
+      </w:pPr>
+      <w:r>
+        <w:t>O objetivo da Página 10</w:t>
+      </w:r>
+      <w:r>
+        <w:t>2</w:t>
+      </w:r>
+      <w:r>
+        <w:t xml:space="preserve"> no fluxo é permitir que o usuário possa ver as informações do </w:t>
+      </w:r>
+      <w:r>
+        <w:t xml:space="preserve">arquivo do cartão comemorativo </w:t>
+      </w:r>
+      <w:r>
+        <w:t>selecionado e possa deletar ele da aplicação.</w:t>
+      </w:r>
+    </w:p>
+    <w:p>
+      <w:pPr>
+        <w:spacing w:line="360" w:lineRule="auto"/>
+        <w:ind w:left="708" w:firstLine="706"/>
+        <w:jc w:val="both"/>
+      </w:pPr>
+    </w:p>
+    <w:p>
+      <w:pPr>
+        <w:spacing w:line="360" w:lineRule="auto"/>
+        <w:ind w:firstLine="709"/>
+        <w:jc w:val="both"/>
+      </w:pPr>
+      <w:r>
+        <w:t xml:space="preserve">Componentes principais: </w:t>
+      </w:r>
+    </w:p>
+    <w:p>
+      <w:pPr>
+        <w:pStyle w:val="PargrafodaLista"/>
+        <w:numPr>
+          <w:ilvl w:val="2"/>
+          <w:numId w:val="21"/>
+        </w:numPr>
+        <w:spacing w:line="360" w:lineRule="auto"/>
+      </w:pPr>
+      <w:r>
+        <w:t>Regions: [listar regiões principais e seu conteúdo];</w:t>
+      </w:r>
+    </w:p>
+    <w:p>
+      <w:pPr>
+        <w:pStyle w:val="PargrafodaLista"/>
+        <w:numPr>
+          <w:ilvl w:val="3"/>
+          <w:numId w:val="21"/>
+        </w:numPr>
+        <w:spacing w:line="360" w:lineRule="auto"/>
+      </w:pPr>
+      <w:r>
+        <w:t>Imagem (Formulário): Contém os itens de página com os detalhes do arquivo.</w:t>
+      </w:r>
+    </w:p>
+    <w:p>
+      <w:pPr>
+        <w:pStyle w:val="PargrafodaLista"/>
+        <w:numPr>
+          <w:ilvl w:val="2"/>
+          <w:numId w:val="21"/>
+        </w:numPr>
+        <w:spacing w:line="360" w:lineRule="auto"/>
+      </w:pPr>
+      <w:r>
+        <w:t>Itens de destaque: [campos/itens relevantes para o usuário];</w:t>
+      </w:r>
+    </w:p>
+    <w:p>
+      <w:pPr>
+        <w:pStyle w:val="PargrafodaLista"/>
+        <w:numPr>
+          <w:ilvl w:val="3"/>
+          <w:numId w:val="21"/>
+        </w:numPr>
+        <w:spacing w:line="360" w:lineRule="auto"/>
+      </w:pPr>
+      <w:r>
+        <w:t>ID_MSG (Oculto) – Contém o identificador da imagem passado da Página 2, que será utilizado para buscar os outros valores.</w:t>
+      </w:r>
+    </w:p>
+    <w:p>
+      <w:pPr>
+        <w:pStyle w:val="PargrafodaLista"/>
+        <w:numPr>
+          <w:ilvl w:val="3"/>
+          <w:numId w:val="21"/>
+        </w:numPr>
+        <w:spacing w:line="360" w:lineRule="auto"/>
+      </w:pPr>
+      <w:r>
+        <w:t>IMAGEM (Oculto) – A imagem BLOB.</w:t>
+      </w:r>
+    </w:p>
+    <w:p>
+      <w:pPr>
+        <w:pStyle w:val="PargrafodaLista"/>
+        <w:numPr>
+          <w:ilvl w:val="3"/>
+          <w:numId w:val="21"/>
+        </w:numPr>
+        <w:spacing w:line="360" w:lineRule="auto"/>
+      </w:pPr>
+      <w:r>
+        <w:t>MIMETYPE (Campo de Texto) – Exibe a extensão do arquivo.</w:t>
+      </w:r>
+    </w:p>
+    <w:p>
+      <w:pPr>
+        <w:pStyle w:val="PargrafodaLista"/>
+        <w:numPr>
+          <w:ilvl w:val="3"/>
+          <w:numId w:val="21"/>
+        </w:numPr>
+        <w:spacing w:line="360" w:lineRule="auto"/>
+      </w:pPr>
+      <w:r>
+        <w:lastRenderedPageBreak/>
+        <w:t>FILENAME (Campo de Texto) – Contém o nome do arquivo.</w:t>
+      </w:r>
+    </w:p>
+    <w:p>
+      <w:pPr>
+        <w:pStyle w:val="PargrafodaLista"/>
+        <w:numPr>
+          <w:ilvl w:val="3"/>
+          <w:numId w:val="21"/>
+        </w:numPr>
+        <w:spacing w:line="360" w:lineRule="auto"/>
+      </w:pPr>
+      <w:r>
+        <w:t>NOME (Campo de Texto) – Contém o nome do aniversariante daquele cartão.</w:t>
+      </w:r>
+    </w:p>
+    <w:p>
+      <w:pPr>
+        <w:pStyle w:val="PargrafodaLista"/>
+        <w:numPr>
+          <w:ilvl w:val="2"/>
+          <w:numId w:val="21"/>
+        </w:numPr>
+        <w:spacing w:line="360" w:lineRule="auto"/>
+      </w:pPr>
+      <w:r>
+        <w:t>Botões e ações: [nome do botão → ação executada].</w:t>
+      </w:r>
+    </w:p>
+    <w:p>
+      <w:pPr>
+        <w:pStyle w:val="PargrafodaLista"/>
+        <w:numPr>
+          <w:ilvl w:val="3"/>
+          <w:numId w:val="21"/>
+        </w:numPr>
+        <w:spacing w:line="360" w:lineRule="auto"/>
+      </w:pPr>
+      <w:r>
+        <w:t>Deletar (Região do Formulário): Submete a página e roda um processo PL/SQL que deleta essa imagem do banco de dados.</w:t>
+      </w:r>
+    </w:p>
+    <w:p>
+      <w:pPr>
+        <w:pStyle w:val="PargrafodaLista"/>
+        <w:spacing w:line="360" w:lineRule="auto"/>
+        <w:ind w:left="1440"/>
+      </w:pPr>
+    </w:p>
+    <w:p>
+      <w:pPr>
+        <w:spacing w:line="360" w:lineRule="auto"/>
+        <w:ind w:firstLine="709"/>
+        <w:jc w:val="both"/>
+      </w:pPr>
+      <w:r>
+        <w:t xml:space="preserve">Processos de página: </w:t>
+      </w:r>
+    </w:p>
+    <w:p>
+      <w:pPr>
+        <w:pStyle w:val="PargrafodaLista"/>
+        <w:numPr>
+          <w:ilvl w:val="3"/>
+          <w:numId w:val="22"/>
+        </w:numPr>
+        <w:spacing w:line="360" w:lineRule="auto"/>
+        <w:jc w:val="both"/>
+      </w:pPr>
+      <w:r>
+        <w:t>Deletar Imagem (Após a Submissão): Roda um código PL/SQL que deleta a imagem do banco de dados.</w:t>
+      </w:r>
+    </w:p>
+    <w:p>
+      <w:pPr>
+        <w:spacing w:line="360" w:lineRule="auto"/>
+        <w:ind w:firstLine="709"/>
+        <w:jc w:val="both"/>
+      </w:pPr>
+      <w:r>
         <w:t xml:space="preserve">Dynamic Actions relevantes: </w:t>
       </w:r>
+      <w:r>
+        <w:t>Não há ações dinâmicas nessa página.</w:t>
+      </w:r>
     </w:p>
     <w:p>
       <w:pPr>
@@ -9029,13 +9672,56 @@
         <w:jc w:val="both"/>
       </w:pPr>
       <w:r>
-        <w:rPr>
-          <w:i/>
-          <w:iCs/>
-          <w:color w:val="808080"/>
-        </w:rPr>
-        <w:t>[descreva as principais ações dinâmicas configuradas e o evento que as dispara.]</w:t>
-      </w:r>
+        <w:t xml:space="preserve">Navegação: </w:t>
+      </w:r>
+      <w:r>
+        <w:t>O acesso à Página 10</w:t>
+      </w:r>
+      <w:r>
+        <w:t>2</w:t>
+      </w:r>
+      <w:r>
+        <w:t xml:space="preserve"> ocorre a partir da Página </w:t>
+      </w:r>
+      <w:r>
+        <w:t>2</w:t>
+      </w:r>
+      <w:r>
+        <w:t xml:space="preserve">, mediante a seleção de </w:t>
+      </w:r>
+    </w:p>
+    <w:p>
+      <w:pPr>
+        <w:spacing w:line="360" w:lineRule="auto"/>
+        <w:ind w:left="1416" w:firstLine="1"/>
+        <w:jc w:val="both"/>
+      </w:pPr>
+      <w:r>
+        <w:t xml:space="preserve">um </w:t>
+      </w:r>
+      <w:r>
+        <w:t>cartão comemorativo</w:t>
+      </w:r>
+      <w:r>
+        <w:t xml:space="preserve"> no relatório interativo. Após a conclusão da exclusão, o usuário é direcionado de volta para a página </w:t>
+      </w:r>
+      <w:r>
+        <w:t>2</w:t>
+      </w:r>
+      <w:r>
+        <w:t>.</w:t>
+      </w:r>
+    </w:p>
+    <w:p>
+      <w:pPr>
+        <w:pStyle w:val="Ttulo1"/>
+        <w:spacing w:line="360" w:lineRule="auto"/>
+      </w:pPr>
+      <w:bookmarkStart w:id="26" w:name="_Toc235524409"/>
+      <w:r>
+        <w:t>6 CONSIDERAÇÕES FINAIS</w:t>
+      </w:r>
+      <w:bookmarkEnd w:id="26"/>
     </w:p>
     <w:p>
       <w:pPr>
@@ -9044,7 +9730,7 @@
         <w:jc w:val="both"/>
       </w:pPr>
       <w:r>
-        <w:t xml:space="preserve">Navegação: </w:t>
+        <w:t>A aplicação PA (Parabéns Automático) atende ao objetivo para o qual foi desenvolvida, automatizando o envio de mensagens comemorativas e reduzindo a necessidade de intervenções manuais por parte da equipe da ASQUALOG. Com isso, o sistema contribui para a padronização das comunicações institucionais e minimiza a possibilidade de esquecimentos no envio de mensagens de aniversário e de outras datas comemorativas.</w:t>
       </w:r>
     </w:p>
     <w:p>
@@ -9054,12 +9740,7 @@
         <w:jc w:val="both"/>
       </w:pPr>
       <w:r>
-        <w:rPr>
-          <w:i/>
-          <w:iCs/>
-          <w:color w:val="808080"/>
-        </w:rPr>
-        <w:t>[indique de onde o usuário chega a esta página e para onde é direcionado a seguir (branches), incluindo condições de cada branch.]</w:t>
+        <w:t>Durante o desenvolvimento, foi identificada uma limitação relacionada à migração dos arquivos de cartões comemorativos entre os ambientes de desenvolvimento e produção. Como as imagens são armazenadas em campos do tipo BLOB, a transferência desses dados exige procedimentos específicos, o que impossibilitou a migração completa antes da implantação da aplicação em produção.</w:t>
       </w:r>
     </w:p>
     <w:p>
@@ -9069,7 +9750,7 @@
         <w:jc w:val="both"/>
       </w:pPr>
       <w:r>
-        <w:t xml:space="preserve">Regras de negócio aplicadas: </w:t>
+        <w:t>Em razão dessa limitação, as automações encontram-se atualmente ativadas entre os ambientes: o ambiente de produção contém os cartões de aniversário utilizados pelos colaboradores da ASQUALOG, enquanto o ambiente de desenvolvimento mantém os cartões utilizados nas campanhas de Feliz Natal destinadas às entidades parceiras.</w:t>
       </w:r>
     </w:p>
     <w:p>
@@ -9079,77 +9760,51 @@
         <w:jc w:val="both"/>
       </w:pPr>
       <w:r>
-        <w:rPr>
-          <w:i/>
-          <w:iCs/>
-          <w:color w:val="808080"/>
-        </w:rPr>
-        <w:t>[descreva validações e regras de negócio específicas desta página.]</w:t>
-      </w:r>
-    </w:p>
-    <w:p>
-      <w:pPr>
-        <w:spacing w:after="240"/>
-      </w:pPr>
-    </w:p>
-    <w:p>
-      <w:pPr>
-        <w:spacing w:line="360" w:lineRule="auto"/>
-        <w:ind w:firstLine="709"/>
-        <w:jc w:val="both"/>
-      </w:pPr>
-      <w:r>
-        <w:rPr>
-          <w:i/>
-          <w:iCs/>
-        </w:rPr>
-        <w:t>Repita a estrutura dos itens 5.1.2.1 em diante para cada página do fluxo, e repita a estrutura da Seção 5.1 (5.2, 5.3...) para cada novo fluxo de uso do sistema.</w:t>
-      </w:r>
-    </w:p>
-    <w:p>
-      <w:pPr>
-        <w:spacing w:line="360" w:lineRule="auto"/>
-        <w:ind w:firstLine="709"/>
-        <w:jc w:val="both"/>
-      </w:pPr>
-    </w:p>
-    <w:p>
-      <w:pPr>
-        <w:spacing w:line="360" w:lineRule="auto"/>
-        <w:ind w:firstLine="709"/>
-        <w:jc w:val="both"/>
-      </w:pPr>
+        <w:t xml:space="preserve">Como sugestão para evoluções futuras, recomenda-se definir e documentar um procedimento padronizado para migração de dados armazenados em campos BLOB entre ambientes Oracle APEX, permitindo a transferência dos cartões comemorativos de forma segura e eficiente. Depois, independente se achar um método ou não, recomenda-se consolidar </w:t>
+      </w:r>
+      <w:r>
+        <w:lastRenderedPageBreak/>
+        <w:t>todos os cartões comemorativos e ativar as automações somente no ambiente de produção, centralizando a administração da aplicação e simplificando sua manutenção.</w:t>
+      </w:r>
+    </w:p>
+    <w:p>
+      <w:pPr>
+        <w:spacing w:line="360" w:lineRule="auto"/>
+        <w:jc w:val="both"/>
+      </w:pPr>
+    </w:p>
+    <w:p>
+      <w:pPr>
+        <w:spacing w:line="360" w:lineRule="auto"/>
+        <w:jc w:val="both"/>
+      </w:pPr>
+      <w:r>
+        <w:t xml:space="preserve">Obs.: Os cartões natalinos estão no drive a seguir - </w:t>
+      </w:r>
+      <w:hyperlink r:id="rId11" w:history="1">
+        <w:r>
+          <w:rPr>
+            <w:rStyle w:val="Hyperlink"/>
+          </w:rPr>
+          <w:t>Dr</w:t>
+        </w:r>
+        <w:r>
+          <w:rPr>
+            <w:rStyle w:val="Hyperlink"/>
+          </w:rPr>
+          <w:t>i</w:t>
+        </w:r>
+        <w:r>
+          <w:rPr>
+            <w:rStyle w:val="Hyperlink"/>
+          </w:rPr>
+          <w:t>ve</w:t>
+        </w:r>
+      </w:hyperlink>
     </w:p>
     <w:p>
       <w:pPr>
         <w:pStyle w:val="Ttulo1"/>
-        <w:spacing w:line="360" w:lineRule="auto"/>
-      </w:pPr>
-      <w:bookmarkStart w:id="26" w:name="_Toc235524409"/>
-      <w:r>
-        <w:lastRenderedPageBreak/>
-        <w:t>6 CONSIDERAÇÕES FINAIS</w:t>
-      </w:r>
-      <w:bookmarkEnd w:id="26"/>
-    </w:p>
-    <w:p>
-      <w:pPr>
-        <w:spacing w:line="360" w:lineRule="auto"/>
-        <w:ind w:firstLine="709"/>
-        <w:jc w:val="both"/>
-      </w:pPr>
-      <w:r>
-        <w:rPr>
-          <w:i/>
-          <w:iCs/>
-          <w:color w:val="808080"/>
-        </w:rPr>
-        <w:t>[Descreva pontos de atenção identificados durante o desenvolvimento, dívidas técnicas conhecidas, limitações do sistema e sugestões de melhoria para versões futuras.]</w:t>
-      </w:r>
-    </w:p>
-    <w:p>
-      <w:pPr>
-        <w:pStyle w:val="Ttulo1"/>
       </w:pPr>
       <w:bookmarkStart w:id="27" w:name="_Toc235524410"/>
       <w:r>
@@ -9162,7 +9817,15 @@
         <w:spacing w:after="200"/>
       </w:pPr>
       <w:r>
-        <w:t>ORACLE. Oracle APEX Documentation. Disponível em: https://apex.oracle.com/pls/apex/f?p=44785:1. Acesso em: [data de acesso].</w:t>
+        <w:t xml:space="preserve">ORACLE. Oracle APEX </w:t>
+      </w:r>
+      <w:proofErr w:type="spellStart"/>
+      <w:r>
+        <w:t>Documentation</w:t>
+      </w:r>
+      <w:proofErr w:type="spellEnd"/>
+      <w:r>
+        <w:t>. Disponível em: https://apex.oracle.com/pls/apex/f?p=44785:1. Acesso em: [data de acesso].</w:t>
       </w:r>
     </w:p>
     <w:p>
@@ -9173,55 +9836,9 @@
         <w:t>ASSOCIAÇÃO BRASILEIRA DE NORMAS TÉCNICAS. NBR 14724: informação e documentação: trabalhos acadêmicos: apresentação. Rio de Janeiro: ABNT, 2011.</w:t>
       </w:r>
     </w:p>
-    <w:p>
-      <w:pPr>
-        <w:spacing w:line="360" w:lineRule="auto"/>
-        <w:ind w:firstLine="709"/>
-        <w:jc w:val="both"/>
-      </w:pPr>
-      <w:r>
-        <w:rPr>
-          <w:i/>
-          <w:iCs/>
-          <w:color w:val="808080"/>
-        </w:rPr>
-        <w:t>[Inclua aqui outras referências utilizadas (manuais internos, documentações complementares, artigos técnicos), em ordem alfabética e conforme a NBR 6023.]</w:t>
-      </w:r>
-    </w:p>
-    <w:p>
-      <w:r>
-        <w:br w:type="page"/>
-      </w:r>
-    </w:p>
-    <w:p>
-      <w:pPr>
-        <w:pStyle w:val="Ttulo1"/>
-        <w:spacing w:before="0"/>
-      </w:pPr>
-      <w:bookmarkStart w:id="28" w:name="_Toc235524411"/>
-      <w:r>
-        <w:lastRenderedPageBreak/>
-        <w:t>ANEXOS</w:t>
-      </w:r>
-      <w:bookmarkEnd w:id="28"/>
-    </w:p>
-    <w:p>
-      <w:pPr>
-        <w:spacing w:line="360" w:lineRule="auto"/>
-        <w:ind w:firstLine="709"/>
-        <w:jc w:val="both"/>
-      </w:pPr>
-      <w:r>
-        <w:rPr>
-          <w:i/>
-          <w:iCs/>
-          <w:color w:val="808080"/>
-        </w:rPr>
-        <w:t>[Inclua aqui prints de tela adicionais, scripts de criação de tabelas (DDL) ou demais materiais complementares que enriqueçam a documentação.]</w:t>
-      </w:r>
-    </w:p>
+    <w:p/>
     <w:sectPr>
-      <w:footerReference w:type="default" r:id="rId11"/>
+      <w:footerReference w:type="default" r:id="rId12"/>
       <w:pgSz w:w="11906" w:h="16838"/>
       <w:pgMar w:top="1701" w:right="1134" w:bottom="1134" w:left="1701" w:header="708" w:footer="708" w:gutter="0"/>
       <w:cols w:space="720"/>
@@ -9822,6 +10439,684 @@
     </w:lvl>
   </w:abstractNum>
   <w:abstractNum w:abstractNumId="4" w15:restartNumberingAfterBreak="0">
+    <w:nsid w:val="1EE870F2"/>
+    <w:multiLevelType w:val="multilevel"/>
+    <w:tmpl w:val="04160021"/>
+    <w:lvl w:ilvl="0">
+      <w:start w:val="1"/>
+      <w:numFmt w:val="bullet"/>
+      <w:lvlText w:val=""/>
+      <w:lvlJc w:val="left"/>
+      <w:pPr>
+        <w:ind w:left="360" w:hanging="360"/>
+      </w:pPr>
+      <w:rPr>
+        <w:rFonts w:ascii="Wingdings" w:hAnsi="Wingdings" w:hint="default"/>
+      </w:rPr>
+    </w:lvl>
+    <w:lvl w:ilvl="1">
+      <w:start w:val="1"/>
+      <w:numFmt w:val="bullet"/>
+      <w:lvlText w:val=""/>
+      <w:lvlJc w:val="left"/>
+      <w:pPr>
+        <w:ind w:left="720" w:hanging="360"/>
+      </w:pPr>
+      <w:rPr>
+        <w:rFonts w:ascii="Wingdings" w:hAnsi="Wingdings" w:hint="default"/>
+      </w:rPr>
+    </w:lvl>
+    <w:lvl w:ilvl="2">
+      <w:start w:val="1"/>
+      <w:numFmt w:val="bullet"/>
+      <w:lvlText w:val=""/>
+      <w:lvlJc w:val="left"/>
+      <w:pPr>
+        <w:ind w:left="1080" w:hanging="360"/>
+      </w:pPr>
+      <w:rPr>
+        <w:rFonts w:ascii="Wingdings" w:hAnsi="Wingdings" w:hint="default"/>
+      </w:rPr>
+    </w:lvl>
+    <w:lvl w:ilvl="3">
+      <w:start w:val="1"/>
+      <w:numFmt w:val="bullet"/>
+      <w:lvlText w:val=""/>
+      <w:lvlJc w:val="left"/>
+      <w:pPr>
+        <w:ind w:left="1440" w:hanging="360"/>
+      </w:pPr>
+      <w:rPr>
+        <w:rFonts w:ascii="Symbol" w:hAnsi="Symbol" w:hint="default"/>
+      </w:rPr>
+    </w:lvl>
+    <w:lvl w:ilvl="4">
+      <w:start w:val="1"/>
+      <w:numFmt w:val="bullet"/>
+      <w:lvlText w:val=""/>
+      <w:lvlJc w:val="left"/>
+      <w:pPr>
+        <w:ind w:left="1800" w:hanging="360"/>
+      </w:pPr>
+      <w:rPr>
+        <w:rFonts w:ascii="Symbol" w:hAnsi="Symbol" w:hint="default"/>
+      </w:rPr>
+    </w:lvl>
+    <w:lvl w:ilvl="5">
+      <w:start w:val="1"/>
+      <w:numFmt w:val="bullet"/>
+      <w:lvlText w:val=""/>
+      <w:lvlJc w:val="left"/>
+      <w:pPr>
+        <w:ind w:left="2160" w:hanging="360"/>
+      </w:pPr>
+      <w:rPr>
+        <w:rFonts w:ascii="Wingdings" w:hAnsi="Wingdings" w:hint="default"/>
+      </w:rPr>
+    </w:lvl>
+    <w:lvl w:ilvl="6">
+      <w:start w:val="1"/>
+      <w:numFmt w:val="bullet"/>
+      <w:lvlText w:val=""/>
+      <w:lvlJc w:val="left"/>
+      <w:pPr>
+        <w:ind w:left="2520" w:hanging="360"/>
+      </w:pPr>
+      <w:rPr>
+        <w:rFonts w:ascii="Wingdings" w:hAnsi="Wingdings" w:hint="default"/>
+      </w:rPr>
+    </w:lvl>
+    <w:lvl w:ilvl="7">
+      <w:start w:val="1"/>
+      <w:numFmt w:val="bullet"/>
+      <w:lvlText w:val=""/>
+      <w:lvlJc w:val="left"/>
+      <w:pPr>
+        <w:ind w:left="2880" w:hanging="360"/>
+      </w:pPr>
+      <w:rPr>
+        <w:rFonts w:ascii="Symbol" w:hAnsi="Symbol" w:hint="default"/>
+      </w:rPr>
+    </w:lvl>
+    <w:lvl w:ilvl="8">
+      <w:start w:val="1"/>
+      <w:numFmt w:val="bullet"/>
+      <w:lvlText w:val=""/>
+      <w:lvlJc w:val="left"/>
+      <w:pPr>
+        <w:ind w:left="3240" w:hanging="360"/>
+      </w:pPr>
+      <w:rPr>
+        <w:rFonts w:ascii="Symbol" w:hAnsi="Symbol" w:hint="default"/>
+      </w:rPr>
+    </w:lvl>
+  </w:abstractNum>
+  <w:abstractNum w:abstractNumId="5" w15:restartNumberingAfterBreak="0">
+    <w:nsid w:val="2BB33EB6"/>
+    <w:multiLevelType w:val="multilevel"/>
+    <w:tmpl w:val="04160021"/>
+    <w:lvl w:ilvl="0">
+      <w:start w:val="1"/>
+      <w:numFmt w:val="bullet"/>
+      <w:lvlText w:val=""/>
+      <w:lvlJc w:val="left"/>
+      <w:pPr>
+        <w:ind w:left="360" w:hanging="360"/>
+      </w:pPr>
+      <w:rPr>
+        <w:rFonts w:ascii="Wingdings" w:hAnsi="Wingdings" w:hint="default"/>
+      </w:rPr>
+    </w:lvl>
+    <w:lvl w:ilvl="1">
+      <w:start w:val="1"/>
+      <w:numFmt w:val="bullet"/>
+      <w:lvlText w:val=""/>
+      <w:lvlJc w:val="left"/>
+      <w:pPr>
+        <w:ind w:left="720" w:hanging="360"/>
+      </w:pPr>
+      <w:rPr>
+        <w:rFonts w:ascii="Wingdings" w:hAnsi="Wingdings" w:hint="default"/>
+      </w:rPr>
+    </w:lvl>
+    <w:lvl w:ilvl="2">
+      <w:start w:val="1"/>
+      <w:numFmt w:val="bullet"/>
+      <w:lvlText w:val=""/>
+      <w:lvlJc w:val="left"/>
+      <w:pPr>
+        <w:ind w:left="1080" w:hanging="360"/>
+      </w:pPr>
+      <w:rPr>
+        <w:rFonts w:ascii="Wingdings" w:hAnsi="Wingdings" w:hint="default"/>
+      </w:rPr>
+    </w:lvl>
+    <w:lvl w:ilvl="3">
+      <w:start w:val="1"/>
+      <w:numFmt w:val="bullet"/>
+      <w:lvlText w:val=""/>
+      <w:lvlJc w:val="left"/>
+      <w:pPr>
+        <w:ind w:left="1440" w:hanging="360"/>
+      </w:pPr>
+      <w:rPr>
+        <w:rFonts w:ascii="Symbol" w:hAnsi="Symbol" w:hint="default"/>
+      </w:rPr>
+    </w:lvl>
+    <w:lvl w:ilvl="4">
+      <w:start w:val="1"/>
+      <w:numFmt w:val="bullet"/>
+      <w:lvlText w:val=""/>
+      <w:lvlJc w:val="left"/>
+      <w:pPr>
+        <w:ind w:left="1800" w:hanging="360"/>
+      </w:pPr>
+      <w:rPr>
+        <w:rFonts w:ascii="Symbol" w:hAnsi="Symbol" w:hint="default"/>
+      </w:rPr>
+    </w:lvl>
+    <w:lvl w:ilvl="5">
+      <w:start w:val="1"/>
+      <w:numFmt w:val="bullet"/>
+      <w:lvlText w:val=""/>
+      <w:lvlJc w:val="left"/>
+      <w:pPr>
+        <w:ind w:left="2160" w:hanging="360"/>
+      </w:pPr>
+      <w:rPr>
+        <w:rFonts w:ascii="Wingdings" w:hAnsi="Wingdings" w:hint="default"/>
+      </w:rPr>
+    </w:lvl>
+    <w:lvl w:ilvl="6">
+      <w:start w:val="1"/>
+      <w:numFmt w:val="bullet"/>
+      <w:lvlText w:val=""/>
+      <w:lvlJc w:val="left"/>
+      <w:pPr>
+        <w:ind w:left="2520" w:hanging="360"/>
+      </w:pPr>
+      <w:rPr>
+        <w:rFonts w:ascii="Wingdings" w:hAnsi="Wingdings" w:hint="default"/>
+      </w:rPr>
+    </w:lvl>
+    <w:lvl w:ilvl="7">
+      <w:start w:val="1"/>
+      <w:numFmt w:val="bullet"/>
+      <w:lvlText w:val=""/>
+      <w:lvlJc w:val="left"/>
+      <w:pPr>
+        <w:ind w:left="2880" w:hanging="360"/>
+      </w:pPr>
+      <w:rPr>
+        <w:rFonts w:ascii="Symbol" w:hAnsi="Symbol" w:hint="default"/>
+      </w:rPr>
+    </w:lvl>
+    <w:lvl w:ilvl="8">
+      <w:start w:val="1"/>
+      <w:numFmt w:val="bullet"/>
+      <w:lvlText w:val=""/>
+      <w:lvlJc w:val="left"/>
+      <w:pPr>
+        <w:ind w:left="3240" w:hanging="360"/>
+      </w:pPr>
+      <w:rPr>
+        <w:rFonts w:ascii="Symbol" w:hAnsi="Symbol" w:hint="default"/>
+      </w:rPr>
+    </w:lvl>
+  </w:abstractNum>
+  <w:abstractNum w:abstractNumId="6" w15:restartNumberingAfterBreak="0">
+    <w:nsid w:val="2E343CC8"/>
+    <w:multiLevelType w:val="multilevel"/>
+    <w:tmpl w:val="04160021"/>
+    <w:lvl w:ilvl="0">
+      <w:start w:val="1"/>
+      <w:numFmt w:val="bullet"/>
+      <w:lvlText w:val=""/>
+      <w:lvlJc w:val="left"/>
+      <w:pPr>
+        <w:ind w:left="1069" w:hanging="360"/>
+      </w:pPr>
+      <w:rPr>
+        <w:rFonts w:ascii="Wingdings" w:hAnsi="Wingdings" w:hint="default"/>
+      </w:rPr>
+    </w:lvl>
+    <w:lvl w:ilvl="1">
+      <w:start w:val="1"/>
+      <w:numFmt w:val="bullet"/>
+      <w:lvlText w:val=""/>
+      <w:lvlJc w:val="left"/>
+      <w:pPr>
+        <w:ind w:left="1429" w:hanging="360"/>
+      </w:pPr>
+      <w:rPr>
+        <w:rFonts w:ascii="Wingdings" w:hAnsi="Wingdings" w:hint="default"/>
+      </w:rPr>
+    </w:lvl>
+    <w:lvl w:ilvl="2">
+      <w:start w:val="1"/>
+      <w:numFmt w:val="bullet"/>
+      <w:lvlText w:val=""/>
+      <w:lvlJc w:val="left"/>
+      <w:pPr>
+        <w:ind w:left="1789" w:hanging="360"/>
+      </w:pPr>
+      <w:rPr>
+        <w:rFonts w:ascii="Wingdings" w:hAnsi="Wingdings" w:hint="default"/>
+      </w:rPr>
+    </w:lvl>
+    <w:lvl w:ilvl="3">
+      <w:start w:val="1"/>
+      <w:numFmt w:val="bullet"/>
+      <w:lvlText w:val=""/>
+      <w:lvlJc w:val="left"/>
+      <w:pPr>
+        <w:ind w:left="2149" w:hanging="360"/>
+      </w:pPr>
+      <w:rPr>
+        <w:rFonts w:ascii="Symbol" w:hAnsi="Symbol" w:hint="default"/>
+      </w:rPr>
+    </w:lvl>
+    <w:lvl w:ilvl="4">
+      <w:start w:val="1"/>
+      <w:numFmt w:val="bullet"/>
+      <w:lvlText w:val=""/>
+      <w:lvlJc w:val="left"/>
+      <w:pPr>
+        <w:ind w:left="2509" w:hanging="360"/>
+      </w:pPr>
+      <w:rPr>
+        <w:rFonts w:ascii="Symbol" w:hAnsi="Symbol" w:hint="default"/>
+      </w:rPr>
+    </w:lvl>
+    <w:lvl w:ilvl="5">
+      <w:start w:val="1"/>
+      <w:numFmt w:val="bullet"/>
+      <w:lvlText w:val=""/>
+      <w:lvlJc w:val="left"/>
+      <w:pPr>
+        <w:ind w:left="2869" w:hanging="360"/>
+      </w:pPr>
+      <w:rPr>
+        <w:rFonts w:ascii="Wingdings" w:hAnsi="Wingdings" w:hint="default"/>
+      </w:rPr>
+    </w:lvl>
+    <w:lvl w:ilvl="6">
+      <w:start w:val="1"/>
+      <w:numFmt w:val="bullet"/>
+      <w:lvlText w:val=""/>
+      <w:lvlJc w:val="left"/>
+      <w:pPr>
+        <w:ind w:left="3229" w:hanging="360"/>
+      </w:pPr>
+      <w:rPr>
+        <w:rFonts w:ascii="Wingdings" w:hAnsi="Wingdings" w:hint="default"/>
+      </w:rPr>
+    </w:lvl>
+    <w:lvl w:ilvl="7">
+      <w:start w:val="1"/>
+      <w:numFmt w:val="bullet"/>
+      <w:lvlText w:val=""/>
+      <w:lvlJc w:val="left"/>
+      <w:pPr>
+        <w:ind w:left="3589" w:hanging="360"/>
+      </w:pPr>
+      <w:rPr>
+        <w:rFonts w:ascii="Symbol" w:hAnsi="Symbol" w:hint="default"/>
+      </w:rPr>
+    </w:lvl>
+    <w:lvl w:ilvl="8">
+      <w:start w:val="1"/>
+      <w:numFmt w:val="bullet"/>
+      <w:lvlText w:val=""/>
+      <w:lvlJc w:val="left"/>
+      <w:pPr>
+        <w:ind w:left="3949" w:hanging="360"/>
+      </w:pPr>
+      <w:rPr>
+        <w:rFonts w:ascii="Symbol" w:hAnsi="Symbol" w:hint="default"/>
+      </w:rPr>
+    </w:lvl>
+  </w:abstractNum>
+  <w:abstractNum w:abstractNumId="7" w15:restartNumberingAfterBreak="0">
+    <w:nsid w:val="372825CB"/>
+    <w:multiLevelType w:val="multilevel"/>
+    <w:tmpl w:val="04160021"/>
+    <w:lvl w:ilvl="0">
+      <w:start w:val="1"/>
+      <w:numFmt w:val="bullet"/>
+      <w:lvlText w:val=""/>
+      <w:lvlJc w:val="left"/>
+      <w:pPr>
+        <w:ind w:left="360" w:hanging="360"/>
+      </w:pPr>
+      <w:rPr>
+        <w:rFonts w:ascii="Wingdings" w:hAnsi="Wingdings" w:hint="default"/>
+      </w:rPr>
+    </w:lvl>
+    <w:lvl w:ilvl="1">
+      <w:start w:val="1"/>
+      <w:numFmt w:val="bullet"/>
+      <w:lvlText w:val=""/>
+      <w:lvlJc w:val="left"/>
+      <w:pPr>
+        <w:ind w:left="720" w:hanging="360"/>
+      </w:pPr>
+      <w:rPr>
+        <w:rFonts w:ascii="Wingdings" w:hAnsi="Wingdings" w:hint="default"/>
+      </w:rPr>
+    </w:lvl>
+    <w:lvl w:ilvl="2">
+      <w:start w:val="1"/>
+      <w:numFmt w:val="bullet"/>
+      <w:lvlText w:val=""/>
+      <w:lvlJc w:val="left"/>
+      <w:pPr>
+        <w:ind w:left="1080" w:hanging="360"/>
+      </w:pPr>
+      <w:rPr>
+        <w:rFonts w:ascii="Wingdings" w:hAnsi="Wingdings" w:hint="default"/>
+      </w:rPr>
+    </w:lvl>
+    <w:lvl w:ilvl="3">
+      <w:start w:val="1"/>
+      <w:numFmt w:val="bullet"/>
+      <w:lvlText w:val=""/>
+      <w:lvlJc w:val="left"/>
+      <w:pPr>
+        <w:ind w:left="1440" w:hanging="360"/>
+      </w:pPr>
+      <w:rPr>
+        <w:rFonts w:ascii="Symbol" w:hAnsi="Symbol" w:hint="default"/>
+      </w:rPr>
+    </w:lvl>
+    <w:lvl w:ilvl="4">
+      <w:start w:val="1"/>
+      <w:numFmt w:val="bullet"/>
+      <w:lvlText w:val=""/>
+      <w:lvlJc w:val="left"/>
+      <w:pPr>
+        <w:ind w:left="1800" w:hanging="360"/>
+      </w:pPr>
+      <w:rPr>
+        <w:rFonts w:ascii="Symbol" w:hAnsi="Symbol" w:hint="default"/>
+      </w:rPr>
+    </w:lvl>
+    <w:lvl w:ilvl="5">
+      <w:start w:val="1"/>
+      <w:numFmt w:val="bullet"/>
+      <w:lvlText w:val=""/>
+      <w:lvlJc w:val="left"/>
+      <w:pPr>
+        <w:ind w:left="2160" w:hanging="360"/>
+      </w:pPr>
+      <w:rPr>
+        <w:rFonts w:ascii="Wingdings" w:hAnsi="Wingdings" w:hint="default"/>
+      </w:rPr>
+    </w:lvl>
+    <w:lvl w:ilvl="6">
+      <w:start w:val="1"/>
+      <w:numFmt w:val="bullet"/>
+      <w:lvlText w:val=""/>
+      <w:lvlJc w:val="left"/>
+      <w:pPr>
+        <w:ind w:left="2520" w:hanging="360"/>
+      </w:pPr>
+      <w:rPr>
+        <w:rFonts w:ascii="Wingdings" w:hAnsi="Wingdings" w:hint="default"/>
+      </w:rPr>
+    </w:lvl>
+    <w:lvl w:ilvl="7">
+      <w:start w:val="1"/>
+      <w:numFmt w:val="bullet"/>
+      <w:lvlText w:val=""/>
+      <w:lvlJc w:val="left"/>
+      <w:pPr>
+        <w:ind w:left="2880" w:hanging="360"/>
+      </w:pPr>
+      <w:rPr>
+        <w:rFonts w:ascii="Symbol" w:hAnsi="Symbol" w:hint="default"/>
+      </w:rPr>
+    </w:lvl>
+    <w:lvl w:ilvl="8">
+      <w:start w:val="1"/>
+      <w:numFmt w:val="bullet"/>
+      <w:lvlText w:val=""/>
+      <w:lvlJc w:val="left"/>
+      <w:pPr>
+        <w:ind w:left="3240" w:hanging="360"/>
+      </w:pPr>
+      <w:rPr>
+        <w:rFonts w:ascii="Symbol" w:hAnsi="Symbol" w:hint="default"/>
+      </w:rPr>
+    </w:lvl>
+  </w:abstractNum>
+  <w:abstractNum w:abstractNumId="8" w15:restartNumberingAfterBreak="0">
+    <w:nsid w:val="3B9505D4"/>
+    <w:multiLevelType w:val="multilevel"/>
+    <w:tmpl w:val="04160021"/>
+    <w:lvl w:ilvl="0">
+      <w:start w:val="1"/>
+      <w:numFmt w:val="bullet"/>
+      <w:lvlText w:val=""/>
+      <w:lvlJc w:val="left"/>
+      <w:pPr>
+        <w:ind w:left="360" w:hanging="360"/>
+      </w:pPr>
+      <w:rPr>
+        <w:rFonts w:ascii="Wingdings" w:hAnsi="Wingdings" w:hint="default"/>
+      </w:rPr>
+    </w:lvl>
+    <w:lvl w:ilvl="1">
+      <w:start w:val="1"/>
+      <w:numFmt w:val="bullet"/>
+      <w:lvlText w:val=""/>
+      <w:lvlJc w:val="left"/>
+      <w:pPr>
+        <w:ind w:left="720" w:hanging="360"/>
+      </w:pPr>
+      <w:rPr>
+        <w:rFonts w:ascii="Wingdings" w:hAnsi="Wingdings" w:hint="default"/>
+      </w:rPr>
+    </w:lvl>
+    <w:lvl w:ilvl="2">
+      <w:start w:val="1"/>
+      <w:numFmt w:val="bullet"/>
+      <w:lvlText w:val=""/>
+      <w:lvlJc w:val="left"/>
+      <w:pPr>
+        <w:ind w:left="1080" w:hanging="360"/>
+      </w:pPr>
+      <w:rPr>
+        <w:rFonts w:ascii="Wingdings" w:hAnsi="Wingdings" w:hint="default"/>
+      </w:rPr>
+    </w:lvl>
+    <w:lvl w:ilvl="3">
+      <w:start w:val="1"/>
+      <w:numFmt w:val="bullet"/>
+      <w:lvlText w:val=""/>
+      <w:lvlJc w:val="left"/>
+      <w:pPr>
+        <w:ind w:left="1440" w:hanging="360"/>
+      </w:pPr>
+      <w:rPr>
+        <w:rFonts w:ascii="Symbol" w:hAnsi="Symbol" w:hint="default"/>
+      </w:rPr>
+    </w:lvl>
+    <w:lvl w:ilvl="4">
+      <w:start w:val="1"/>
+      <w:numFmt w:val="bullet"/>
+      <w:lvlText w:val=""/>
+      <w:lvlJc w:val="left"/>
+      <w:pPr>
+        <w:ind w:left="1800" w:hanging="360"/>
+      </w:pPr>
+      <w:rPr>
+        <w:rFonts w:ascii="Symbol" w:hAnsi="Symbol" w:hint="default"/>
+      </w:rPr>
+    </w:lvl>
+    <w:lvl w:ilvl="5">
+      <w:start w:val="1"/>
+      <w:numFmt w:val="bullet"/>
+      <w:lvlText w:val=""/>
+      <w:lvlJc w:val="left"/>
+      <w:pPr>
+        <w:ind w:left="2160" w:hanging="360"/>
+      </w:pPr>
+      <w:rPr>
+        <w:rFonts w:ascii="Wingdings" w:hAnsi="Wingdings" w:hint="default"/>
+      </w:rPr>
+    </w:lvl>
+    <w:lvl w:ilvl="6">
+      <w:start w:val="1"/>
+      <w:numFmt w:val="bullet"/>
+      <w:lvlText w:val=""/>
+      <w:lvlJc w:val="left"/>
+      <w:pPr>
+        <w:ind w:left="2520" w:hanging="360"/>
+      </w:pPr>
+      <w:rPr>
+        <w:rFonts w:ascii="Wingdings" w:hAnsi="Wingdings" w:hint="default"/>
+      </w:rPr>
+    </w:lvl>
+    <w:lvl w:ilvl="7">
+      <w:start w:val="1"/>
+      <w:numFmt w:val="bullet"/>
+      <w:lvlText w:val=""/>
+      <w:lvlJc w:val="left"/>
+      <w:pPr>
+        <w:ind w:left="2880" w:hanging="360"/>
+      </w:pPr>
+      <w:rPr>
+        <w:rFonts w:ascii="Symbol" w:hAnsi="Symbol" w:hint="default"/>
+      </w:rPr>
+    </w:lvl>
+    <w:lvl w:ilvl="8">
+      <w:start w:val="1"/>
+      <w:numFmt w:val="bullet"/>
+      <w:lvlText w:val=""/>
+      <w:lvlJc w:val="left"/>
+      <w:pPr>
+        <w:ind w:left="3240" w:hanging="360"/>
+      </w:pPr>
+      <w:rPr>
+        <w:rFonts w:ascii="Symbol" w:hAnsi="Symbol" w:hint="default"/>
+      </w:rPr>
+    </w:lvl>
+  </w:abstractNum>
+  <w:abstractNum w:abstractNumId="9" w15:restartNumberingAfterBreak="0">
+    <w:nsid w:val="3D367909"/>
+    <w:multiLevelType w:val="multilevel"/>
+    <w:tmpl w:val="04160021"/>
+    <w:lvl w:ilvl="0">
+      <w:start w:val="1"/>
+      <w:numFmt w:val="bullet"/>
+      <w:lvlText w:val=""/>
+      <w:lvlJc w:val="left"/>
+      <w:pPr>
+        <w:ind w:left="360" w:hanging="360"/>
+      </w:pPr>
+      <w:rPr>
+        <w:rFonts w:ascii="Wingdings" w:hAnsi="Wingdings" w:hint="default"/>
+      </w:rPr>
+    </w:lvl>
+    <w:lvl w:ilvl="1">
+      <w:start w:val="1"/>
+      <w:numFmt w:val="bullet"/>
+      <w:lvlText w:val=""/>
+      <w:lvlJc w:val="left"/>
+      <w:pPr>
+        <w:ind w:left="720" w:hanging="360"/>
+      </w:pPr>
+      <w:rPr>
+        <w:rFonts w:ascii="Wingdings" w:hAnsi="Wingdings" w:hint="default"/>
+      </w:rPr>
+    </w:lvl>
+    <w:lvl w:ilvl="2">
+      <w:start w:val="1"/>
+      <w:numFmt w:val="bullet"/>
+      <w:lvlText w:val=""/>
+      <w:lvlJc w:val="left"/>
+      <w:pPr>
+        <w:ind w:left="1080" w:hanging="360"/>
+      </w:pPr>
+      <w:rPr>
+        <w:rFonts w:ascii="Wingdings" w:hAnsi="Wingdings" w:hint="default"/>
+      </w:rPr>
+    </w:lvl>
+    <w:lvl w:ilvl="3">
+      <w:start w:val="1"/>
+      <w:numFmt w:val="bullet"/>
+      <w:lvlText w:val=""/>
+      <w:lvlJc w:val="left"/>
+      <w:pPr>
+        <w:ind w:left="1440" w:hanging="360"/>
+      </w:pPr>
+      <w:rPr>
+        <w:rFonts w:ascii="Symbol" w:hAnsi="Symbol" w:hint="default"/>
+      </w:rPr>
+    </w:lvl>
+    <w:lvl w:ilvl="4">
+      <w:start w:val="1"/>
+      <w:numFmt w:val="bullet"/>
+      <w:lvlText w:val=""/>
+      <w:lvlJc w:val="left"/>
+      <w:pPr>
+        <w:ind w:left="1800" w:hanging="360"/>
+      </w:pPr>
+      <w:rPr>
+        <w:rFonts w:ascii="Symbol" w:hAnsi="Symbol" w:hint="default"/>
+      </w:rPr>
+    </w:lvl>
+    <w:lvl w:ilvl="5">
+      <w:start w:val="1"/>
+      <w:numFmt w:val="bullet"/>
+      <w:lvlText w:val=""/>
+      <w:lvlJc w:val="left"/>
+      <w:pPr>
+        <w:ind w:left="2160" w:hanging="360"/>
+      </w:pPr>
+      <w:rPr>
+        <w:rFonts w:ascii="Wingdings" w:hAnsi="Wingdings" w:hint="default"/>
+      </w:rPr>
+    </w:lvl>
+    <w:lvl w:ilvl="6">
+      <w:start w:val="1"/>
+      <w:numFmt w:val="bullet"/>
+      <w:lvlText w:val=""/>
+      <w:lvlJc w:val="left"/>
+      <w:pPr>
+        <w:ind w:left="2520" w:hanging="360"/>
+      </w:pPr>
+      <w:rPr>
+        <w:rFonts w:ascii="Wingdings" w:hAnsi="Wingdings" w:hint="default"/>
+      </w:rPr>
+    </w:lvl>
+    <w:lvl w:ilvl="7">
+      <w:start w:val="1"/>
+      <w:numFmt w:val="bullet"/>
+      <w:lvlText w:val=""/>
+      <w:lvlJc w:val="left"/>
+      <w:pPr>
+        <w:ind w:left="2880" w:hanging="360"/>
+      </w:pPr>
+      <w:rPr>
+        <w:rFonts w:ascii="Symbol" w:hAnsi="Symbol" w:hint="default"/>
+      </w:rPr>
+    </w:lvl>
+    <w:lvl w:ilvl="8">
+      <w:start w:val="1"/>
+      <w:numFmt w:val="bullet"/>
+      <w:lvlText w:val=""/>
+      <w:lvlJc w:val="left"/>
+      <w:pPr>
+        <w:ind w:left="3240" w:hanging="360"/>
+      </w:pPr>
+      <w:rPr>
+        <w:rFonts w:ascii="Symbol" w:hAnsi="Symbol" w:hint="default"/>
+      </w:rPr>
+    </w:lvl>
+  </w:abstractNum>
+  <w:abstractNum w:abstractNumId="10" w15:restartNumberingAfterBreak="0">
     <w:nsid w:val="459653A7"/>
     <w:multiLevelType w:val="hybridMultilevel"/>
     <w:tmpl w:val="3B1866AC"/>
@@ -9910,7 +11205,7 @@
       </w:pPr>
     </w:lvl>
   </w:abstractNum>
-  <w:abstractNum w:abstractNumId="5" w15:restartNumberingAfterBreak="0">
+  <w:abstractNum w:abstractNumId="11" w15:restartNumberingAfterBreak="0">
     <w:nsid w:val="4B151EFA"/>
     <w:multiLevelType w:val="hybridMultilevel"/>
     <w:tmpl w:val="E2A6ABA2"/>
@@ -9996,7 +11291,7 @@
       </w:pPr>
     </w:lvl>
   </w:abstractNum>
-  <w:abstractNum w:abstractNumId="6" w15:restartNumberingAfterBreak="0">
+  <w:abstractNum w:abstractNumId="12" w15:restartNumberingAfterBreak="0">
     <w:nsid w:val="4CC32303"/>
     <w:multiLevelType w:val="multilevel"/>
     <w:tmpl w:val="04160021"/>
@@ -10109,7 +11404,7 @@
       </w:rPr>
     </w:lvl>
   </w:abstractNum>
-  <w:abstractNum w:abstractNumId="7" w15:restartNumberingAfterBreak="0">
+  <w:abstractNum w:abstractNumId="13" w15:restartNumberingAfterBreak="0">
     <w:nsid w:val="505B04CF"/>
     <w:multiLevelType w:val="hybridMultilevel"/>
     <w:tmpl w:val="450E9F28"/>
@@ -10170,7 +11465,7 @@
       <w:lvlJc w:val="left"/>
     </w:lvl>
   </w:abstractNum>
-  <w:abstractNum w:abstractNumId="8" w15:restartNumberingAfterBreak="0">
+  <w:abstractNum w:abstractNumId="14" w15:restartNumberingAfterBreak="0">
     <w:nsid w:val="59600373"/>
     <w:multiLevelType w:val="multilevel"/>
     <w:tmpl w:val="04160021"/>
@@ -10283,7 +11578,7 @@
       </w:rPr>
     </w:lvl>
   </w:abstractNum>
-  <w:abstractNum w:abstractNumId="9" w15:restartNumberingAfterBreak="0">
+  <w:abstractNum w:abstractNumId="15" w15:restartNumberingAfterBreak="0">
     <w:nsid w:val="5A79245E"/>
     <w:multiLevelType w:val="multilevel"/>
     <w:tmpl w:val="04160021"/>
@@ -10396,7 +11691,120 @@
       </w:rPr>
     </w:lvl>
   </w:abstractNum>
-  <w:abstractNum w:abstractNumId="10" w15:restartNumberingAfterBreak="0">
+  <w:abstractNum w:abstractNumId="16" w15:restartNumberingAfterBreak="0">
+    <w:nsid w:val="5BA060DF"/>
+    <w:multiLevelType w:val="multilevel"/>
+    <w:tmpl w:val="04160021"/>
+    <w:lvl w:ilvl="0">
+      <w:start w:val="1"/>
+      <w:numFmt w:val="bullet"/>
+      <w:lvlText w:val=""/>
+      <w:lvlJc w:val="left"/>
+      <w:pPr>
+        <w:ind w:left="360" w:hanging="360"/>
+      </w:pPr>
+      <w:rPr>
+        <w:rFonts w:ascii="Wingdings" w:hAnsi="Wingdings" w:hint="default"/>
+      </w:rPr>
+    </w:lvl>
+    <w:lvl w:ilvl="1">
+      <w:start w:val="1"/>
+      <w:numFmt w:val="bullet"/>
+      <w:lvlText w:val=""/>
+      <w:lvlJc w:val="left"/>
+      <w:pPr>
+        <w:ind w:left="720" w:hanging="360"/>
+      </w:pPr>
+      <w:rPr>
+        <w:rFonts w:ascii="Wingdings" w:hAnsi="Wingdings" w:hint="default"/>
+      </w:rPr>
+    </w:lvl>
+    <w:lvl w:ilvl="2">
+      <w:start w:val="1"/>
+      <w:numFmt w:val="bullet"/>
+      <w:lvlText w:val=""/>
+      <w:lvlJc w:val="left"/>
+      <w:pPr>
+        <w:ind w:left="1080" w:hanging="360"/>
+      </w:pPr>
+      <w:rPr>
+        <w:rFonts w:ascii="Wingdings" w:hAnsi="Wingdings" w:hint="default"/>
+      </w:rPr>
+    </w:lvl>
+    <w:lvl w:ilvl="3">
+      <w:start w:val="1"/>
+      <w:numFmt w:val="bullet"/>
+      <w:lvlText w:val=""/>
+      <w:lvlJc w:val="left"/>
+      <w:pPr>
+        <w:ind w:left="1440" w:hanging="360"/>
+      </w:pPr>
+      <w:rPr>
+        <w:rFonts w:ascii="Symbol" w:hAnsi="Symbol" w:hint="default"/>
+      </w:rPr>
+    </w:lvl>
+    <w:lvl w:ilvl="4">
+      <w:start w:val="1"/>
+      <w:numFmt w:val="bullet"/>
+      <w:lvlText w:val=""/>
+      <w:lvlJc w:val="left"/>
+      <w:pPr>
+        <w:ind w:left="1800" w:hanging="360"/>
+      </w:pPr>
+      <w:rPr>
+        <w:rFonts w:ascii="Symbol" w:hAnsi="Symbol" w:hint="default"/>
+      </w:rPr>
+    </w:lvl>
+    <w:lvl w:ilvl="5">
+      <w:start w:val="1"/>
+      <w:numFmt w:val="bullet"/>
+      <w:lvlText w:val=""/>
+      <w:lvlJc w:val="left"/>
+      <w:pPr>
+        <w:ind w:left="2160" w:hanging="360"/>
+      </w:pPr>
+      <w:rPr>
+        <w:rFonts w:ascii="Wingdings" w:hAnsi="Wingdings" w:hint="default"/>
+      </w:rPr>
+    </w:lvl>
+    <w:lvl w:ilvl="6">
+      <w:start w:val="1"/>
+      <w:numFmt w:val="bullet"/>
+      <w:lvlText w:val=""/>
+      <w:lvlJc w:val="left"/>
+      <w:pPr>
+        <w:ind w:left="2520" w:hanging="360"/>
+      </w:pPr>
+      <w:rPr>
+        <w:rFonts w:ascii="Wingdings" w:hAnsi="Wingdings" w:hint="default"/>
+      </w:rPr>
+    </w:lvl>
+    <w:lvl w:ilvl="7">
+      <w:start w:val="1"/>
+      <w:numFmt w:val="bullet"/>
+      <w:lvlText w:val=""/>
+      <w:lvlJc w:val="left"/>
+      <w:pPr>
+        <w:ind w:left="2880" w:hanging="360"/>
+      </w:pPr>
+      <w:rPr>
+        <w:rFonts w:ascii="Symbol" w:hAnsi="Symbol" w:hint="default"/>
+      </w:rPr>
+    </w:lvl>
+    <w:lvl w:ilvl="8">
+      <w:start w:val="1"/>
+      <w:numFmt w:val="bullet"/>
+      <w:lvlText w:val=""/>
+      <w:lvlJc w:val="left"/>
+      <w:pPr>
+        <w:ind w:left="3240" w:hanging="360"/>
+      </w:pPr>
+      <w:rPr>
+        <w:rFonts w:ascii="Symbol" w:hAnsi="Symbol" w:hint="default"/>
+      </w:rPr>
+    </w:lvl>
+  </w:abstractNum>
+  <w:abstractNum w:abstractNumId="17" w15:restartNumberingAfterBreak="0">
     <w:nsid w:val="5E2B73E2"/>
     <w:multiLevelType w:val="multilevel"/>
     <w:tmpl w:val="04160021"/>
@@ -10509,7 +11917,7 @@
       </w:rPr>
     </w:lvl>
   </w:abstractNum>
-  <w:abstractNum w:abstractNumId="11" w15:restartNumberingAfterBreak="0">
+  <w:abstractNum w:abstractNumId="18" w15:restartNumberingAfterBreak="0">
     <w:nsid w:val="5EB47125"/>
     <w:multiLevelType w:val="hybridMultilevel"/>
     <w:tmpl w:val="3B1866AC"/>
@@ -10598,7 +12006,7 @@
       </w:pPr>
     </w:lvl>
   </w:abstractNum>
-  <w:abstractNum w:abstractNumId="12" w15:restartNumberingAfterBreak="0">
+  <w:abstractNum w:abstractNumId="19" w15:restartNumberingAfterBreak="0">
     <w:nsid w:val="6ED105D3"/>
     <w:multiLevelType w:val="multilevel"/>
     <w:tmpl w:val="28B4D074"/>
@@ -10711,7 +12119,7 @@
       </w:rPr>
     </w:lvl>
   </w:abstractNum>
-  <w:abstractNum w:abstractNumId="13" w15:restartNumberingAfterBreak="0">
+  <w:abstractNum w:abstractNumId="20" w15:restartNumberingAfterBreak="0">
     <w:nsid w:val="7D196D53"/>
     <w:multiLevelType w:val="hybridMultilevel"/>
     <w:tmpl w:val="B0100346"/>
@@ -10766,34 +12174,34 @@
     </w:lvl>
   </w:abstractNum>
   <w:num w:numId="1" w16cid:durableId="33625312">
-    <w:abstractNumId w:val="5"/>
+    <w:abstractNumId w:val="11"/>
     <w:lvlOverride w:ilvl="0">
       <w:startOverride w:val="1"/>
     </w:lvlOverride>
   </w:num>
   <w:num w:numId="2" w16cid:durableId="1095177417">
-    <w:abstractNumId w:val="13"/>
+    <w:abstractNumId w:val="20"/>
     <w:lvlOverride w:ilvl="0">
       <w:startOverride w:val="1"/>
     </w:lvlOverride>
   </w:num>
   <w:num w:numId="3" w16cid:durableId="764112667">
-    <w:abstractNumId w:val="11"/>
+    <w:abstractNumId w:val="18"/>
   </w:num>
   <w:num w:numId="4" w16cid:durableId="22293549">
-    <w:abstractNumId w:val="4"/>
+    <w:abstractNumId w:val="10"/>
   </w:num>
   <w:num w:numId="5" w16cid:durableId="839125105">
     <w:abstractNumId w:val="0"/>
   </w:num>
   <w:num w:numId="6" w16cid:durableId="274292311">
-    <w:abstractNumId w:val="12"/>
+    <w:abstractNumId w:val="19"/>
   </w:num>
   <w:num w:numId="7" w16cid:durableId="963805156">
-    <w:abstractNumId w:val="13"/>
+    <w:abstractNumId w:val="20"/>
   </w:num>
   <w:num w:numId="8" w16cid:durableId="579682492">
-    <w:abstractNumId w:val="7"/>
+    <w:abstractNumId w:val="13"/>
   </w:num>
   <w:num w:numId="9" w16cid:durableId="1233588668">
     <w:abstractNumId w:val="1"/>
@@ -10802,19 +12210,40 @@
     <w:abstractNumId w:val="2"/>
   </w:num>
   <w:num w:numId="11" w16cid:durableId="468521022">
-    <w:abstractNumId w:val="8"/>
+    <w:abstractNumId w:val="14"/>
   </w:num>
   <w:num w:numId="12" w16cid:durableId="200871128">
-    <w:abstractNumId w:val="9"/>
+    <w:abstractNumId w:val="15"/>
   </w:num>
   <w:num w:numId="13" w16cid:durableId="370806379">
-    <w:abstractNumId w:val="10"/>
+    <w:abstractNumId w:val="17"/>
   </w:num>
   <w:num w:numId="14" w16cid:durableId="191185582">
-    <w:abstractNumId w:val="6"/>
+    <w:abstractNumId w:val="12"/>
   </w:num>
   <w:num w:numId="15" w16cid:durableId="90472250">
     <w:abstractNumId w:val="3"/>
+  </w:num>
+  <w:num w:numId="16" w16cid:durableId="2080127484">
+    <w:abstractNumId w:val="5"/>
+  </w:num>
+  <w:num w:numId="17" w16cid:durableId="2107992038">
+    <w:abstractNumId w:val="4"/>
+  </w:num>
+  <w:num w:numId="18" w16cid:durableId="809636439">
+    <w:abstractNumId w:val="8"/>
+  </w:num>
+  <w:num w:numId="19" w16cid:durableId="1227761307">
+    <w:abstractNumId w:val="7"/>
+  </w:num>
+  <w:num w:numId="20" w16cid:durableId="146019790">
+    <w:abstractNumId w:val="6"/>
+  </w:num>
+  <w:num w:numId="21" w16cid:durableId="1654674255">
+    <w:abstractNumId w:val="9"/>
+  </w:num>
+  <w:num w:numId="22" w16cid:durableId="1858696498">
+    <w:abstractNumId w:val="16"/>
   </w:num>
 </w:numbering>
 </file>
@@ -11477,6 +12906,30 @@
       <w:ind w:left="480"/>
     </w:pPr>
   </w:style>
+  <w:style w:type="character" w:styleId="MenoPendente">
+    <w:name w:val="Unresolved Mention"/>
+    <w:basedOn w:val="Fontepargpadro"/>
+    <w:uiPriority w:val="99"/>
+    <w:semiHidden/>
+    <w:unhideWhenUsed/>
+    <w:rsid w:val="00B029B6"/>
+    <w:rPr>
+      <w:color w:val="605E5C"/>
+      <w:shd w:val="clear" w:color="auto" w:fill="E1DFDD"/>
+    </w:rPr>
+  </w:style>
+  <w:style w:type="character" w:styleId="HiperlinkVisitado">
+    <w:name w:val="FollowedHyperlink"/>
+    <w:basedOn w:val="Fontepargpadro"/>
+    <w:uiPriority w:val="99"/>
+    <w:semiHidden/>
+    <w:unhideWhenUsed/>
+    <w:rsid w:val="00B029B6"/>
+    <w:rPr>
+      <w:color w:val="96607D" w:themeColor="followedHyperlink"/>
+      <w:u w:val="single"/>
+    </w:rPr>
+  </w:style>
 </w:styles>
 </file>
 

--- a/Aniversários/Documentação_Técnica_Aniversários.docx
+++ b/Aniversários/Documentação_Técnica_Aniversários.docx
@@ -186,22 +186,24 @@
     <w:p>
       <w:pPr>
         <w:pStyle w:val="Ttulo1"/>
+        <w:tabs>
+          <w:tab w:val="left" w:pos="5325"/>
+        </w:tabs>
       </w:pPr>
       <w:bookmarkStart w:id="0" w:name="_Toc235524385"/>
+      <w:bookmarkStart w:id="1" w:name="_Toc236223956"/>
       <w:r>
         <w:lastRenderedPageBreak/>
         <w:t>SUMÁRIO</w:t>
       </w:r>
       <w:bookmarkEnd w:id="0"/>
+      <w:bookmarkEnd w:id="1"/>
+      <w:r>
+        <w:tab/>
+      </w:r>
     </w:p>
     <w:sdt>
       <w:sdtPr>
-        <w:rPr>
-          <w:rFonts w:ascii="Times New Roman" w:eastAsia="Times New Roman" w:hAnsi="Times New Roman" w:cs="Times New Roman"/>
-          <w:color w:val="auto"/>
-          <w:sz w:val="24"/>
-          <w:szCs w:val="24"/>
-        </w:rPr>
         <w:id w:val="-939603334"/>
         <w:docPartObj>
           <w:docPartGallery w:val="Table of Contents"/>
@@ -217,17 +219,95 @@
       <w:sdtContent>
         <w:p>
           <w:pPr>
-            <w:pStyle w:val="CabealhodoSumrio"/>
+            <w:pStyle w:val="Sumrio1"/>
+            <w:tabs>
+              <w:tab w:val="right" w:leader="dot" w:pos="9061"/>
+            </w:tabs>
+            <w:rPr>
+              <w:rFonts w:asciiTheme="minorHAnsi" w:eastAsiaTheme="minorEastAsia" w:hAnsiTheme="minorHAnsi" w:cstheme="minorBidi"/>
+              <w:noProof/>
+              <w:kern w:val="2"/>
+              <w14:ligatures w14:val="standardContextual"/>
+            </w:rPr>
           </w:pPr>
           <w:r>
+            <w:rPr>
+              <w:rFonts w:asciiTheme="majorHAnsi" w:eastAsiaTheme="majorEastAsia" w:hAnsiTheme="majorHAnsi" w:cstheme="majorBidi"/>
+              <w:color w:val="0F4761" w:themeColor="accent1" w:themeShade="BF"/>
+              <w:sz w:val="32"/>
+              <w:szCs w:val="32"/>
+            </w:rPr>
             <w:fldChar w:fldCharType="begin"/>
           </w:r>
           <w:r>
             <w:instrText xml:space="preserve"> TOC \o "1-3" \h \z \u </w:instrText>
           </w:r>
           <w:r>
+            <w:rPr>
+              <w:rFonts w:asciiTheme="majorHAnsi" w:eastAsiaTheme="majorEastAsia" w:hAnsiTheme="majorHAnsi" w:cstheme="majorBidi"/>
+              <w:color w:val="0F4761" w:themeColor="accent1" w:themeShade="BF"/>
+              <w:sz w:val="32"/>
+              <w:szCs w:val="32"/>
+            </w:rPr>
             <w:fldChar w:fldCharType="separate"/>
           </w:r>
+          <w:hyperlink w:anchor="_Toc236223956" w:history="1">
+            <w:r>
+              <w:rPr>
+                <w:rStyle w:val="Hyperlink"/>
+                <w:noProof/>
+              </w:rPr>
+              <w:t>SUMÁRIO</w:t>
+            </w:r>
+            <w:r>
+              <w:rPr>
+                <w:noProof/>
+                <w:webHidden/>
+              </w:rPr>
+              <w:tab/>
+            </w:r>
+            <w:r>
+              <w:rPr>
+                <w:noProof/>
+                <w:webHidden/>
+              </w:rPr>
+              <w:fldChar w:fldCharType="begin"/>
+            </w:r>
+            <w:r>
+              <w:rPr>
+                <w:noProof/>
+                <w:webHidden/>
+              </w:rPr>
+              <w:instrText xml:space="preserve"> PAGEREF _Toc236223956 \h </w:instrText>
+            </w:r>
+            <w:r>
+              <w:rPr>
+                <w:noProof/>
+                <w:webHidden/>
+              </w:rPr>
+            </w:r>
+            <w:r>
+              <w:rPr>
+                <w:noProof/>
+                <w:webHidden/>
+              </w:rPr>
+              <w:fldChar w:fldCharType="separate"/>
+            </w:r>
+            <w:r>
+              <w:rPr>
+                <w:noProof/>
+                <w:webHidden/>
+              </w:rPr>
+              <w:t>2</w:t>
+            </w:r>
+            <w:r>
+              <w:rPr>
+                <w:noProof/>
+                <w:webHidden/>
+              </w:rPr>
+              <w:fldChar w:fldCharType="end"/>
+            </w:r>
+          </w:hyperlink>
         </w:p>
         <w:p>
           <w:pPr>
@@ -236,10 +316,13 @@
               <w:tab w:val="right" w:leader="dot" w:pos="9061"/>
             </w:tabs>
             <w:rPr>
+              <w:rFonts w:asciiTheme="minorHAnsi" w:eastAsiaTheme="minorEastAsia" w:hAnsiTheme="minorHAnsi" w:cstheme="minorBidi"/>
               <w:noProof/>
+              <w:kern w:val="2"/>
+              <w14:ligatures w14:val="standardContextual"/>
             </w:rPr>
           </w:pPr>
-          <w:hyperlink w:anchor="_Toc235524386" w:history="1">
+          <w:hyperlink w:anchor="_Toc236223957" w:history="1">
             <w:r>
               <w:rPr>
                 <w:rStyle w:val="Hyperlink"/>
@@ -266,7 +349,7 @@
                 <w:noProof/>
                 <w:webHidden/>
               </w:rPr>
-              <w:instrText xml:space="preserve"> PAGEREF _Toc235524386 \h </w:instrText>
+              <w:instrText xml:space="preserve"> PAGEREF _Toc236223957 \h </w:instrText>
             </w:r>
             <w:r>
               <w:rPr>
@@ -286,7 +369,7 @@
                 <w:noProof/>
                 <w:webHidden/>
               </w:rPr>
-              <w:t>3</w:t>
+              <w:t>4</w:t>
             </w:r>
             <w:r>
               <w:rPr>
@@ -304,10 +387,13 @@
               <w:tab w:val="right" w:leader="dot" w:pos="9061"/>
             </w:tabs>
             <w:rPr>
+              <w:rFonts w:asciiTheme="minorHAnsi" w:eastAsiaTheme="minorEastAsia" w:hAnsiTheme="minorHAnsi" w:cstheme="minorBidi"/>
               <w:noProof/>
+              <w:kern w:val="2"/>
+              <w14:ligatures w14:val="standardContextual"/>
             </w:rPr>
           </w:pPr>
-          <w:hyperlink w:anchor="_Toc235524387" w:history="1">
+          <w:hyperlink w:anchor="_Toc236223958" w:history="1">
             <w:r>
               <w:rPr>
                 <w:rStyle w:val="Hyperlink"/>
@@ -334,7 +420,7 @@
                 <w:noProof/>
                 <w:webHidden/>
               </w:rPr>
-              <w:instrText xml:space="preserve"> PAGEREF _Toc235524387 \h </w:instrText>
+              <w:instrText xml:space="preserve"> PAGEREF _Toc236223958 \h </w:instrText>
             </w:r>
             <w:r>
               <w:rPr>
@@ -354,7 +440,7 @@
                 <w:noProof/>
                 <w:webHidden/>
               </w:rPr>
-              <w:t>3</w:t>
+              <w:t>4</w:t>
             </w:r>
             <w:r>
               <w:rPr>
@@ -372,10 +458,13 @@
               <w:tab w:val="right" w:leader="dot" w:pos="9061"/>
             </w:tabs>
             <w:rPr>
+              <w:rFonts w:asciiTheme="minorHAnsi" w:eastAsiaTheme="minorEastAsia" w:hAnsiTheme="minorHAnsi" w:cstheme="minorBidi"/>
               <w:noProof/>
+              <w:kern w:val="2"/>
+              <w14:ligatures w14:val="standardContextual"/>
             </w:rPr>
           </w:pPr>
-          <w:hyperlink w:anchor="_Toc235524388" w:history="1">
+          <w:hyperlink w:anchor="_Toc236223959" w:history="1">
             <w:r>
               <w:rPr>
                 <w:rStyle w:val="Hyperlink"/>
@@ -402,7 +491,7 @@
                 <w:noProof/>
                 <w:webHidden/>
               </w:rPr>
-              <w:instrText xml:space="preserve"> PAGEREF _Toc235524388 \h </w:instrText>
+              <w:instrText xml:space="preserve"> PAGEREF _Toc236223959 \h </w:instrText>
             </w:r>
             <w:r>
               <w:rPr>
@@ -422,7 +511,7 @@
                 <w:noProof/>
                 <w:webHidden/>
               </w:rPr>
-              <w:t>3</w:t>
+              <w:t>4</w:t>
             </w:r>
             <w:r>
               <w:rPr>
@@ -440,10 +529,13 @@
               <w:tab w:val="right" w:leader="dot" w:pos="9061"/>
             </w:tabs>
             <w:rPr>
+              <w:rFonts w:asciiTheme="minorHAnsi" w:eastAsiaTheme="minorEastAsia" w:hAnsiTheme="minorHAnsi" w:cstheme="minorBidi"/>
               <w:noProof/>
+              <w:kern w:val="2"/>
+              <w14:ligatures w14:val="standardContextual"/>
             </w:rPr>
           </w:pPr>
-          <w:hyperlink w:anchor="_Toc235524389" w:history="1">
+          <w:hyperlink w:anchor="_Toc236223960" w:history="1">
             <w:r>
               <w:rPr>
                 <w:rStyle w:val="Hyperlink"/>
@@ -470,7 +562,7 @@
                 <w:noProof/>
                 <w:webHidden/>
               </w:rPr>
-              <w:instrText xml:space="preserve"> PAGEREF _Toc235524389 \h </w:instrText>
+              <w:instrText xml:space="preserve"> PAGEREF _Toc236223960 \h </w:instrText>
             </w:r>
             <w:r>
               <w:rPr>
@@ -490,7 +582,7 @@
                 <w:noProof/>
                 <w:webHidden/>
               </w:rPr>
-              <w:t>3</w:t>
+              <w:t>5</w:t>
             </w:r>
             <w:r>
               <w:rPr>
@@ -508,10 +600,13 @@
               <w:tab w:val="right" w:leader="dot" w:pos="9061"/>
             </w:tabs>
             <w:rPr>
+              <w:rFonts w:asciiTheme="minorHAnsi" w:eastAsiaTheme="minorEastAsia" w:hAnsiTheme="minorHAnsi" w:cstheme="minorBidi"/>
               <w:noProof/>
+              <w:kern w:val="2"/>
+              <w14:ligatures w14:val="standardContextual"/>
             </w:rPr>
           </w:pPr>
-          <w:hyperlink w:anchor="_Toc235524390" w:history="1">
+          <w:hyperlink w:anchor="_Toc236223961" w:history="1">
             <w:r>
               <w:rPr>
                 <w:rStyle w:val="Hyperlink"/>
@@ -538,7 +633,7 @@
                 <w:noProof/>
                 <w:webHidden/>
               </w:rPr>
-              <w:instrText xml:space="preserve"> PAGEREF _Toc235524390 \h </w:instrText>
+              <w:instrText xml:space="preserve"> PAGEREF _Toc236223961 \h </w:instrText>
             </w:r>
             <w:r>
               <w:rPr>
@@ -558,7 +653,7 @@
                 <w:noProof/>
                 <w:webHidden/>
               </w:rPr>
-              <w:t>4</w:t>
+              <w:t>5</w:t>
             </w:r>
             <w:r>
               <w:rPr>
@@ -576,10 +671,13 @@
               <w:tab w:val="right" w:leader="dot" w:pos="9061"/>
             </w:tabs>
             <w:rPr>
+              <w:rFonts w:asciiTheme="minorHAnsi" w:eastAsiaTheme="minorEastAsia" w:hAnsiTheme="minorHAnsi" w:cstheme="minorBidi"/>
               <w:noProof/>
+              <w:kern w:val="2"/>
+              <w14:ligatures w14:val="standardContextual"/>
             </w:rPr>
           </w:pPr>
-          <w:hyperlink w:anchor="_Toc235524391" w:history="1">
+          <w:hyperlink w:anchor="_Toc236223962" w:history="1">
             <w:r>
               <w:rPr>
                 <w:rStyle w:val="Hyperlink"/>
@@ -606,7 +704,7 @@
                 <w:noProof/>
                 <w:webHidden/>
               </w:rPr>
-              <w:instrText xml:space="preserve"> PAGEREF _Toc235524391 \h </w:instrText>
+              <w:instrText xml:space="preserve"> PAGEREF _Toc236223962 \h </w:instrText>
             </w:r>
             <w:r>
               <w:rPr>
@@ -626,7 +724,7 @@
                 <w:noProof/>
                 <w:webHidden/>
               </w:rPr>
-              <w:t>4</w:t>
+              <w:t>5</w:t>
             </w:r>
             <w:r>
               <w:rPr>
@@ -644,10 +742,13 @@
               <w:tab w:val="right" w:leader="dot" w:pos="9061"/>
             </w:tabs>
             <w:rPr>
+              <w:rFonts w:asciiTheme="minorHAnsi" w:eastAsiaTheme="minorEastAsia" w:hAnsiTheme="minorHAnsi" w:cstheme="minorBidi"/>
               <w:noProof/>
+              <w:kern w:val="2"/>
+              <w14:ligatures w14:val="standardContextual"/>
             </w:rPr>
           </w:pPr>
-          <w:hyperlink w:anchor="_Toc235524392" w:history="1">
+          <w:hyperlink w:anchor="_Toc236223963" w:history="1">
             <w:r>
               <w:rPr>
                 <w:rStyle w:val="Hyperlink"/>
@@ -674,7 +775,7 @@
                 <w:noProof/>
                 <w:webHidden/>
               </w:rPr>
-              <w:instrText xml:space="preserve"> PAGEREF _Toc235524392 \h </w:instrText>
+              <w:instrText xml:space="preserve"> PAGEREF _Toc236223963 \h </w:instrText>
             </w:r>
             <w:r>
               <w:rPr>
@@ -694,7 +795,7 @@
                 <w:noProof/>
                 <w:webHidden/>
               </w:rPr>
-              <w:t>4</w:t>
+              <w:t>6</w:t>
             </w:r>
             <w:r>
               <w:rPr>
@@ -712,10 +813,13 @@
               <w:tab w:val="right" w:leader="dot" w:pos="9061"/>
             </w:tabs>
             <w:rPr>
+              <w:rFonts w:asciiTheme="minorHAnsi" w:eastAsiaTheme="minorEastAsia" w:hAnsiTheme="minorHAnsi" w:cstheme="minorBidi"/>
               <w:noProof/>
+              <w:kern w:val="2"/>
+              <w14:ligatures w14:val="standardContextual"/>
             </w:rPr>
           </w:pPr>
-          <w:hyperlink w:anchor="_Toc235524393" w:history="1">
+          <w:hyperlink w:anchor="_Toc236223964" w:history="1">
             <w:r>
               <w:rPr>
                 <w:rStyle w:val="Hyperlink"/>
@@ -742,7 +846,7 @@
                 <w:noProof/>
                 <w:webHidden/>
               </w:rPr>
-              <w:instrText xml:space="preserve"> PAGEREF _Toc235524393 \h </w:instrText>
+              <w:instrText xml:space="preserve"> PAGEREF _Toc236223964 \h </w:instrText>
             </w:r>
             <w:r>
               <w:rPr>
@@ -762,7 +866,78 @@
                 <w:noProof/>
                 <w:webHidden/>
               </w:rPr>
-              <w:t>5</w:t>
+              <w:t>7</w:t>
+            </w:r>
+            <w:r>
+              <w:rPr>
+                <w:noProof/>
+                <w:webHidden/>
+              </w:rPr>
+              <w:fldChar w:fldCharType="end"/>
+            </w:r>
+          </w:hyperlink>
+        </w:p>
+        <w:p>
+          <w:pPr>
+            <w:pStyle w:val="Sumrio1"/>
+            <w:tabs>
+              <w:tab w:val="right" w:leader="dot" w:pos="9061"/>
+            </w:tabs>
+            <w:rPr>
+              <w:rFonts w:asciiTheme="minorHAnsi" w:eastAsiaTheme="minorEastAsia" w:hAnsiTheme="minorHAnsi" w:cstheme="minorBidi"/>
+              <w:noProof/>
+              <w:kern w:val="2"/>
+              <w14:ligatures w14:val="standardContextual"/>
+            </w:rPr>
+          </w:pPr>
+          <w:hyperlink w:anchor="_Toc236223965" w:history="1">
+            <w:r>
+              <w:rPr>
+                <w:rStyle w:val="Hyperlink"/>
+                <w:noProof/>
+              </w:rPr>
+              <w:t>4 COMPONENTES COMPARTILHADOS</w:t>
+            </w:r>
+            <w:r>
+              <w:rPr>
+                <w:noProof/>
+                <w:webHidden/>
+              </w:rPr>
+              <w:tab/>
+            </w:r>
+            <w:r>
+              <w:rPr>
+                <w:noProof/>
+                <w:webHidden/>
+              </w:rPr>
+              <w:fldChar w:fldCharType="begin"/>
+            </w:r>
+            <w:r>
+              <w:rPr>
+                <w:noProof/>
+                <w:webHidden/>
+              </w:rPr>
+              <w:instrText xml:space="preserve"> PAGEREF _Toc236223965 \h </w:instrText>
+            </w:r>
+            <w:r>
+              <w:rPr>
+                <w:noProof/>
+                <w:webHidden/>
+              </w:rPr>
+            </w:r>
+            <w:r>
+              <w:rPr>
+                <w:noProof/>
+                <w:webHidden/>
+              </w:rPr>
+              <w:fldChar w:fldCharType="separate"/>
+            </w:r>
+            <w:r>
+              <w:rPr>
+                <w:noProof/>
+                <w:webHidden/>
+              </w:rPr>
+              <w:t>8</w:t>
             </w:r>
             <w:r>
               <w:rPr>
@@ -780,16 +955,19 @@
               <w:tab w:val="right" w:leader="dot" w:pos="9061"/>
             </w:tabs>
             <w:rPr>
+              <w:rFonts w:asciiTheme="minorHAnsi" w:eastAsiaTheme="minorEastAsia" w:hAnsiTheme="minorHAnsi" w:cstheme="minorBidi"/>
               <w:noProof/>
+              <w:kern w:val="2"/>
+              <w14:ligatures w14:val="standardContextual"/>
             </w:rPr>
           </w:pPr>
-          <w:hyperlink w:anchor="_Toc235524394" w:history="1">
+          <w:hyperlink w:anchor="_Toc236223966" w:history="1">
             <w:r>
               <w:rPr>
                 <w:rStyle w:val="Hyperlink"/>
                 <w:noProof/>
               </w:rPr>
-              <w:t>3.4 Objetos Auxiliares de Banco de Dados</w:t>
+              <w:t>4.1 Segurança</w:t>
             </w:r>
             <w:r>
               <w:rPr>
@@ -810,7 +988,7 @@
                 <w:noProof/>
                 <w:webHidden/>
               </w:rPr>
-              <w:instrText xml:space="preserve"> PAGEREF _Toc235524394 \h </w:instrText>
+              <w:instrText xml:space="preserve"> PAGEREF _Toc236223966 \h </w:instrText>
             </w:r>
             <w:r>
               <w:rPr>
@@ -830,7 +1008,575 @@
                 <w:noProof/>
                 <w:webHidden/>
               </w:rPr>
-              <w:t>5</w:t>
+              <w:t>8</w:t>
+            </w:r>
+            <w:r>
+              <w:rPr>
+                <w:noProof/>
+                <w:webHidden/>
+              </w:rPr>
+              <w:fldChar w:fldCharType="end"/>
+            </w:r>
+          </w:hyperlink>
+        </w:p>
+        <w:p>
+          <w:pPr>
+            <w:pStyle w:val="Sumrio2"/>
+            <w:tabs>
+              <w:tab w:val="right" w:leader="dot" w:pos="9061"/>
+            </w:tabs>
+            <w:rPr>
+              <w:rFonts w:asciiTheme="minorHAnsi" w:eastAsiaTheme="minorEastAsia" w:hAnsiTheme="minorHAnsi" w:cstheme="minorBidi"/>
+              <w:noProof/>
+              <w:kern w:val="2"/>
+              <w14:ligatures w14:val="standardContextual"/>
+            </w:rPr>
+          </w:pPr>
+          <w:hyperlink w:anchor="_Toc236223967" w:history="1">
+            <w:r>
+              <w:rPr>
+                <w:rStyle w:val="Hyperlink"/>
+                <w:noProof/>
+              </w:rPr>
+              <w:t>4.2 Navegação</w:t>
+            </w:r>
+            <w:r>
+              <w:rPr>
+                <w:noProof/>
+                <w:webHidden/>
+              </w:rPr>
+              <w:tab/>
+            </w:r>
+            <w:r>
+              <w:rPr>
+                <w:noProof/>
+                <w:webHidden/>
+              </w:rPr>
+              <w:fldChar w:fldCharType="begin"/>
+            </w:r>
+            <w:r>
+              <w:rPr>
+                <w:noProof/>
+                <w:webHidden/>
+              </w:rPr>
+              <w:instrText xml:space="preserve"> PAGEREF _Toc236223967 \h </w:instrText>
+            </w:r>
+            <w:r>
+              <w:rPr>
+                <w:noProof/>
+                <w:webHidden/>
+              </w:rPr>
+            </w:r>
+            <w:r>
+              <w:rPr>
+                <w:noProof/>
+                <w:webHidden/>
+              </w:rPr>
+              <w:fldChar w:fldCharType="separate"/>
+            </w:r>
+            <w:r>
+              <w:rPr>
+                <w:noProof/>
+                <w:webHidden/>
+              </w:rPr>
+              <w:t>9</w:t>
+            </w:r>
+            <w:r>
+              <w:rPr>
+                <w:noProof/>
+                <w:webHidden/>
+              </w:rPr>
+              <w:fldChar w:fldCharType="end"/>
+            </w:r>
+          </w:hyperlink>
+        </w:p>
+        <w:p>
+          <w:pPr>
+            <w:pStyle w:val="Sumrio2"/>
+            <w:tabs>
+              <w:tab w:val="right" w:leader="dot" w:pos="9061"/>
+            </w:tabs>
+            <w:rPr>
+              <w:rFonts w:asciiTheme="minorHAnsi" w:eastAsiaTheme="minorEastAsia" w:hAnsiTheme="minorHAnsi" w:cstheme="minorBidi"/>
+              <w:noProof/>
+              <w:kern w:val="2"/>
+              <w14:ligatures w14:val="standardContextual"/>
+            </w:rPr>
+          </w:pPr>
+          <w:hyperlink w:anchor="_Toc236223968" w:history="1">
+            <w:r>
+              <w:rPr>
+                <w:rStyle w:val="Hyperlink"/>
+                <w:noProof/>
+              </w:rPr>
+              <w:t>4.3 Listas de Valores (LOVs)</w:t>
+            </w:r>
+            <w:r>
+              <w:rPr>
+                <w:noProof/>
+                <w:webHidden/>
+              </w:rPr>
+              <w:tab/>
+            </w:r>
+            <w:r>
+              <w:rPr>
+                <w:noProof/>
+                <w:webHidden/>
+              </w:rPr>
+              <w:fldChar w:fldCharType="begin"/>
+            </w:r>
+            <w:r>
+              <w:rPr>
+                <w:noProof/>
+                <w:webHidden/>
+              </w:rPr>
+              <w:instrText xml:space="preserve"> PAGEREF _Toc236223968 \h </w:instrText>
+            </w:r>
+            <w:r>
+              <w:rPr>
+                <w:noProof/>
+                <w:webHidden/>
+              </w:rPr>
+            </w:r>
+            <w:r>
+              <w:rPr>
+                <w:noProof/>
+                <w:webHidden/>
+              </w:rPr>
+              <w:fldChar w:fldCharType="separate"/>
+            </w:r>
+            <w:r>
+              <w:rPr>
+                <w:noProof/>
+                <w:webHidden/>
+              </w:rPr>
+              <w:t>9</w:t>
+            </w:r>
+            <w:r>
+              <w:rPr>
+                <w:noProof/>
+                <w:webHidden/>
+              </w:rPr>
+              <w:fldChar w:fldCharType="end"/>
+            </w:r>
+          </w:hyperlink>
+        </w:p>
+        <w:p>
+          <w:pPr>
+            <w:pStyle w:val="Sumrio2"/>
+            <w:tabs>
+              <w:tab w:val="right" w:leader="dot" w:pos="9061"/>
+            </w:tabs>
+            <w:rPr>
+              <w:rFonts w:asciiTheme="minorHAnsi" w:eastAsiaTheme="minorEastAsia" w:hAnsiTheme="minorHAnsi" w:cstheme="minorBidi"/>
+              <w:noProof/>
+              <w:kern w:val="2"/>
+              <w14:ligatures w14:val="standardContextual"/>
+            </w:rPr>
+          </w:pPr>
+          <w:hyperlink w:anchor="_Toc236223969" w:history="1">
+            <w:r>
+              <w:rPr>
+                <w:rStyle w:val="Hyperlink"/>
+                <w:noProof/>
+              </w:rPr>
+              <w:t>4.4 Templates</w:t>
+            </w:r>
+            <w:r>
+              <w:rPr>
+                <w:noProof/>
+                <w:webHidden/>
+              </w:rPr>
+              <w:tab/>
+            </w:r>
+            <w:r>
+              <w:rPr>
+                <w:noProof/>
+                <w:webHidden/>
+              </w:rPr>
+              <w:fldChar w:fldCharType="begin"/>
+            </w:r>
+            <w:r>
+              <w:rPr>
+                <w:noProof/>
+                <w:webHidden/>
+              </w:rPr>
+              <w:instrText xml:space="preserve"> PAGEREF _Toc236223969 \h </w:instrText>
+            </w:r>
+            <w:r>
+              <w:rPr>
+                <w:noProof/>
+                <w:webHidden/>
+              </w:rPr>
+            </w:r>
+            <w:r>
+              <w:rPr>
+                <w:noProof/>
+                <w:webHidden/>
+              </w:rPr>
+              <w:fldChar w:fldCharType="separate"/>
+            </w:r>
+            <w:r>
+              <w:rPr>
+                <w:noProof/>
+                <w:webHidden/>
+              </w:rPr>
+              <w:t>9</w:t>
+            </w:r>
+            <w:r>
+              <w:rPr>
+                <w:noProof/>
+                <w:webHidden/>
+              </w:rPr>
+              <w:fldChar w:fldCharType="end"/>
+            </w:r>
+          </w:hyperlink>
+        </w:p>
+        <w:p>
+          <w:pPr>
+            <w:pStyle w:val="Sumrio2"/>
+            <w:tabs>
+              <w:tab w:val="right" w:leader="dot" w:pos="9061"/>
+            </w:tabs>
+            <w:rPr>
+              <w:rFonts w:asciiTheme="minorHAnsi" w:eastAsiaTheme="minorEastAsia" w:hAnsiTheme="minorHAnsi" w:cstheme="minorBidi"/>
+              <w:noProof/>
+              <w:kern w:val="2"/>
+              <w14:ligatures w14:val="standardContextual"/>
+            </w:rPr>
+          </w:pPr>
+          <w:hyperlink w:anchor="_Toc236223970" w:history="1">
+            <w:r>
+              <w:rPr>
+                <w:rStyle w:val="Hyperlink"/>
+                <w:noProof/>
+              </w:rPr>
+              <w:t>4.5 Temas e Estilos</w:t>
+            </w:r>
+            <w:r>
+              <w:rPr>
+                <w:noProof/>
+                <w:webHidden/>
+              </w:rPr>
+              <w:tab/>
+            </w:r>
+            <w:r>
+              <w:rPr>
+                <w:noProof/>
+                <w:webHidden/>
+              </w:rPr>
+              <w:fldChar w:fldCharType="begin"/>
+            </w:r>
+            <w:r>
+              <w:rPr>
+                <w:noProof/>
+                <w:webHidden/>
+              </w:rPr>
+              <w:instrText xml:space="preserve"> PAGEREF _Toc236223970 \h </w:instrText>
+            </w:r>
+            <w:r>
+              <w:rPr>
+                <w:noProof/>
+                <w:webHidden/>
+              </w:rPr>
+            </w:r>
+            <w:r>
+              <w:rPr>
+                <w:noProof/>
+                <w:webHidden/>
+              </w:rPr>
+              <w:fldChar w:fldCharType="separate"/>
+            </w:r>
+            <w:r>
+              <w:rPr>
+                <w:noProof/>
+                <w:webHidden/>
+              </w:rPr>
+              <w:t>9</w:t>
+            </w:r>
+            <w:r>
+              <w:rPr>
+                <w:noProof/>
+                <w:webHidden/>
+              </w:rPr>
+              <w:fldChar w:fldCharType="end"/>
+            </w:r>
+          </w:hyperlink>
+        </w:p>
+        <w:p>
+          <w:pPr>
+            <w:pStyle w:val="Sumrio2"/>
+            <w:tabs>
+              <w:tab w:val="right" w:leader="dot" w:pos="9061"/>
+            </w:tabs>
+            <w:rPr>
+              <w:rFonts w:asciiTheme="minorHAnsi" w:eastAsiaTheme="minorEastAsia" w:hAnsiTheme="minorHAnsi" w:cstheme="minorBidi"/>
+              <w:noProof/>
+              <w:kern w:val="2"/>
+              <w14:ligatures w14:val="standardContextual"/>
+            </w:rPr>
+          </w:pPr>
+          <w:hyperlink w:anchor="_Toc236223971" w:history="1">
+            <w:r>
+              <w:rPr>
+                <w:rStyle w:val="Hyperlink"/>
+                <w:noProof/>
+              </w:rPr>
+              <w:t>4.6 Processos e Computações Compartilhadas</w:t>
+            </w:r>
+            <w:r>
+              <w:rPr>
+                <w:noProof/>
+                <w:webHidden/>
+              </w:rPr>
+              <w:tab/>
+            </w:r>
+            <w:r>
+              <w:rPr>
+                <w:noProof/>
+                <w:webHidden/>
+              </w:rPr>
+              <w:fldChar w:fldCharType="begin"/>
+            </w:r>
+            <w:r>
+              <w:rPr>
+                <w:noProof/>
+                <w:webHidden/>
+              </w:rPr>
+              <w:instrText xml:space="preserve"> PAGEREF _Toc236223971 \h </w:instrText>
+            </w:r>
+            <w:r>
+              <w:rPr>
+                <w:noProof/>
+                <w:webHidden/>
+              </w:rPr>
+            </w:r>
+            <w:r>
+              <w:rPr>
+                <w:noProof/>
+                <w:webHidden/>
+              </w:rPr>
+              <w:fldChar w:fldCharType="separate"/>
+            </w:r>
+            <w:r>
+              <w:rPr>
+                <w:noProof/>
+                <w:webHidden/>
+              </w:rPr>
+              <w:t>10</w:t>
+            </w:r>
+            <w:r>
+              <w:rPr>
+                <w:noProof/>
+                <w:webHidden/>
+              </w:rPr>
+              <w:fldChar w:fldCharType="end"/>
+            </w:r>
+          </w:hyperlink>
+        </w:p>
+        <w:p>
+          <w:pPr>
+            <w:pStyle w:val="Sumrio2"/>
+            <w:tabs>
+              <w:tab w:val="right" w:leader="dot" w:pos="9061"/>
+            </w:tabs>
+            <w:rPr>
+              <w:rFonts w:asciiTheme="minorHAnsi" w:eastAsiaTheme="minorEastAsia" w:hAnsiTheme="minorHAnsi" w:cstheme="minorBidi"/>
+              <w:noProof/>
+              <w:kern w:val="2"/>
+              <w14:ligatures w14:val="standardContextual"/>
+            </w:rPr>
+          </w:pPr>
+          <w:hyperlink w:anchor="_Toc236223972" w:history="1">
+            <w:r>
+              <w:rPr>
+                <w:rStyle w:val="Hyperlink"/>
+                <w:noProof/>
+              </w:rPr>
+              <w:t>4.7 Plugins</w:t>
+            </w:r>
+            <w:r>
+              <w:rPr>
+                <w:noProof/>
+                <w:webHidden/>
+              </w:rPr>
+              <w:tab/>
+            </w:r>
+            <w:r>
+              <w:rPr>
+                <w:noProof/>
+                <w:webHidden/>
+              </w:rPr>
+              <w:fldChar w:fldCharType="begin"/>
+            </w:r>
+            <w:r>
+              <w:rPr>
+                <w:noProof/>
+                <w:webHidden/>
+              </w:rPr>
+              <w:instrText xml:space="preserve"> PAGEREF _Toc236223972 \h </w:instrText>
+            </w:r>
+            <w:r>
+              <w:rPr>
+                <w:noProof/>
+                <w:webHidden/>
+              </w:rPr>
+            </w:r>
+            <w:r>
+              <w:rPr>
+                <w:noProof/>
+                <w:webHidden/>
+              </w:rPr>
+              <w:fldChar w:fldCharType="separate"/>
+            </w:r>
+            <w:r>
+              <w:rPr>
+                <w:noProof/>
+                <w:webHidden/>
+              </w:rPr>
+              <w:t>10</w:t>
+            </w:r>
+            <w:r>
+              <w:rPr>
+                <w:noProof/>
+                <w:webHidden/>
+              </w:rPr>
+              <w:fldChar w:fldCharType="end"/>
+            </w:r>
+          </w:hyperlink>
+        </w:p>
+        <w:p>
+          <w:pPr>
+            <w:pStyle w:val="Sumrio2"/>
+            <w:tabs>
+              <w:tab w:val="right" w:leader="dot" w:pos="9061"/>
+            </w:tabs>
+            <w:rPr>
+              <w:rFonts w:asciiTheme="minorHAnsi" w:eastAsiaTheme="minorEastAsia" w:hAnsiTheme="minorHAnsi" w:cstheme="minorBidi"/>
+              <w:noProof/>
+              <w:kern w:val="2"/>
+              <w14:ligatures w14:val="standardContextual"/>
+            </w:rPr>
+          </w:pPr>
+          <w:hyperlink w:anchor="_Toc236223973" w:history="1">
+            <w:r>
+              <w:rPr>
+                <w:rStyle w:val="Hyperlink"/>
+                <w:noProof/>
+              </w:rPr>
+              <w:t>4.8 Integrações e Fontes de Dados Externas</w:t>
+            </w:r>
+            <w:r>
+              <w:rPr>
+                <w:noProof/>
+                <w:webHidden/>
+              </w:rPr>
+              <w:tab/>
+            </w:r>
+            <w:r>
+              <w:rPr>
+                <w:noProof/>
+                <w:webHidden/>
+              </w:rPr>
+              <w:fldChar w:fldCharType="begin"/>
+            </w:r>
+            <w:r>
+              <w:rPr>
+                <w:noProof/>
+                <w:webHidden/>
+              </w:rPr>
+              <w:instrText xml:space="preserve"> PAGEREF _Toc236223973 \h </w:instrText>
+            </w:r>
+            <w:r>
+              <w:rPr>
+                <w:noProof/>
+                <w:webHidden/>
+              </w:rPr>
+            </w:r>
+            <w:r>
+              <w:rPr>
+                <w:noProof/>
+                <w:webHidden/>
+              </w:rPr>
+              <w:fldChar w:fldCharType="separate"/>
+            </w:r>
+            <w:r>
+              <w:rPr>
+                <w:noProof/>
+                <w:webHidden/>
+              </w:rPr>
+              <w:t>10</w:t>
+            </w:r>
+            <w:r>
+              <w:rPr>
+                <w:noProof/>
+                <w:webHidden/>
+              </w:rPr>
+              <w:fldChar w:fldCharType="end"/>
+            </w:r>
+          </w:hyperlink>
+        </w:p>
+        <w:p>
+          <w:pPr>
+            <w:pStyle w:val="Sumrio2"/>
+            <w:tabs>
+              <w:tab w:val="right" w:leader="dot" w:pos="9061"/>
+            </w:tabs>
+            <w:rPr>
+              <w:rFonts w:asciiTheme="minorHAnsi" w:eastAsiaTheme="minorEastAsia" w:hAnsiTheme="minorHAnsi" w:cstheme="minorBidi"/>
+              <w:noProof/>
+              <w:kern w:val="2"/>
+              <w14:ligatures w14:val="standardContextual"/>
+            </w:rPr>
+          </w:pPr>
+          <w:hyperlink w:anchor="_Toc236223974" w:history="1">
+            <w:r>
+              <w:rPr>
+                <w:rStyle w:val="Hyperlink"/>
+                <w:noProof/>
+              </w:rPr>
+              <w:t>4.9 Variáveis de Aplicação (Application Items)</w:t>
+            </w:r>
+            <w:r>
+              <w:rPr>
+                <w:noProof/>
+                <w:webHidden/>
+              </w:rPr>
+              <w:tab/>
+            </w:r>
+            <w:r>
+              <w:rPr>
+                <w:noProof/>
+                <w:webHidden/>
+              </w:rPr>
+              <w:fldChar w:fldCharType="begin"/>
+            </w:r>
+            <w:r>
+              <w:rPr>
+                <w:noProof/>
+                <w:webHidden/>
+              </w:rPr>
+              <w:instrText xml:space="preserve"> PAGEREF _Toc236223974 \h </w:instrText>
+            </w:r>
+            <w:r>
+              <w:rPr>
+                <w:noProof/>
+                <w:webHidden/>
+              </w:rPr>
+            </w:r>
+            <w:r>
+              <w:rPr>
+                <w:noProof/>
+                <w:webHidden/>
+              </w:rPr>
+              <w:fldChar w:fldCharType="separate"/>
+            </w:r>
+            <w:r>
+              <w:rPr>
+                <w:noProof/>
+                <w:webHidden/>
+              </w:rPr>
+              <w:t>11</w:t>
             </w:r>
             <w:r>
               <w:rPr>
@@ -848,16 +1594,19 @@
               <w:tab w:val="right" w:leader="dot" w:pos="9061"/>
             </w:tabs>
             <w:rPr>
+              <w:rFonts w:asciiTheme="minorHAnsi" w:eastAsiaTheme="minorEastAsia" w:hAnsiTheme="minorHAnsi" w:cstheme="minorBidi"/>
               <w:noProof/>
+              <w:kern w:val="2"/>
+              <w14:ligatures w14:val="standardContextual"/>
             </w:rPr>
           </w:pPr>
-          <w:hyperlink w:anchor="_Toc235524395" w:history="1">
+          <w:hyperlink w:anchor="_Toc236223975" w:history="1">
             <w:r>
               <w:rPr>
                 <w:rStyle w:val="Hyperlink"/>
                 <w:noProof/>
               </w:rPr>
-              <w:t>4 COMPONENTES COMPARTILHADOS</w:t>
+              <w:t>5 FLUXOS DE USO</w:t>
             </w:r>
             <w:r>
               <w:rPr>
@@ -878,7 +1627,7 @@
                 <w:noProof/>
                 <w:webHidden/>
               </w:rPr>
-              <w:instrText xml:space="preserve"> PAGEREF _Toc235524395 \h </w:instrText>
+              <w:instrText xml:space="preserve"> PAGEREF _Toc236223975 \h </w:instrText>
             </w:r>
             <w:r>
               <w:rPr>
@@ -898,7 +1647,7 @@
                 <w:noProof/>
                 <w:webHidden/>
               </w:rPr>
-              <w:t>5</w:t>
+              <w:t>11</w:t>
             </w:r>
             <w:r>
               <w:rPr>
@@ -916,16 +1665,19 @@
               <w:tab w:val="right" w:leader="dot" w:pos="9061"/>
             </w:tabs>
             <w:rPr>
+              <w:rFonts w:asciiTheme="minorHAnsi" w:eastAsiaTheme="minorEastAsia" w:hAnsiTheme="minorHAnsi" w:cstheme="minorBidi"/>
               <w:noProof/>
+              <w:kern w:val="2"/>
+              <w14:ligatures w14:val="standardContextual"/>
             </w:rPr>
           </w:pPr>
-          <w:hyperlink w:anchor="_Toc235524396" w:history="1">
+          <w:hyperlink w:anchor="_Toc236223976" w:history="1">
             <w:r>
               <w:rPr>
                 <w:rStyle w:val="Hyperlink"/>
                 <w:noProof/>
               </w:rPr>
-              <w:t>4.1 Segurança</w:t>
+              <w:t>5.1 Fluxo: Exceção da Página Global</w:t>
             </w:r>
             <w:r>
               <w:rPr>
@@ -946,7 +1698,7 @@
                 <w:noProof/>
                 <w:webHidden/>
               </w:rPr>
-              <w:instrText xml:space="preserve"> PAGEREF _Toc235524396 \h </w:instrText>
+              <w:instrText xml:space="preserve"> PAGEREF _Toc236223976 \h </w:instrText>
             </w:r>
             <w:r>
               <w:rPr>
@@ -966,7 +1718,149 @@
                 <w:noProof/>
                 <w:webHidden/>
               </w:rPr>
-              <w:t>5</w:t>
+              <w:t>11</w:t>
+            </w:r>
+            <w:r>
+              <w:rPr>
+                <w:noProof/>
+                <w:webHidden/>
+              </w:rPr>
+              <w:fldChar w:fldCharType="end"/>
+            </w:r>
+          </w:hyperlink>
+        </w:p>
+        <w:p>
+          <w:pPr>
+            <w:pStyle w:val="Sumrio3"/>
+            <w:tabs>
+              <w:tab w:val="right" w:leader="dot" w:pos="9061"/>
+            </w:tabs>
+            <w:rPr>
+              <w:rFonts w:asciiTheme="minorHAnsi" w:eastAsiaTheme="minorEastAsia" w:hAnsiTheme="minorHAnsi" w:cstheme="minorBidi"/>
+              <w:noProof/>
+              <w:kern w:val="2"/>
+              <w14:ligatures w14:val="standardContextual"/>
+            </w:rPr>
+          </w:pPr>
+          <w:hyperlink w:anchor="_Toc236223977" w:history="1">
+            <w:r>
+              <w:rPr>
+                <w:rStyle w:val="Hyperlink"/>
+                <w:noProof/>
+              </w:rPr>
+              <w:t>5.1.1 Visão Geral do Fluxo</w:t>
+            </w:r>
+            <w:r>
+              <w:rPr>
+                <w:noProof/>
+                <w:webHidden/>
+              </w:rPr>
+              <w:tab/>
+            </w:r>
+            <w:r>
+              <w:rPr>
+                <w:noProof/>
+                <w:webHidden/>
+              </w:rPr>
+              <w:fldChar w:fldCharType="begin"/>
+            </w:r>
+            <w:r>
+              <w:rPr>
+                <w:noProof/>
+                <w:webHidden/>
+              </w:rPr>
+              <w:instrText xml:space="preserve"> PAGEREF _Toc236223977 \h </w:instrText>
+            </w:r>
+            <w:r>
+              <w:rPr>
+                <w:noProof/>
+                <w:webHidden/>
+              </w:rPr>
+            </w:r>
+            <w:r>
+              <w:rPr>
+                <w:noProof/>
+                <w:webHidden/>
+              </w:rPr>
+              <w:fldChar w:fldCharType="separate"/>
+            </w:r>
+            <w:r>
+              <w:rPr>
+                <w:noProof/>
+                <w:webHidden/>
+              </w:rPr>
+              <w:t>11</w:t>
+            </w:r>
+            <w:r>
+              <w:rPr>
+                <w:noProof/>
+                <w:webHidden/>
+              </w:rPr>
+              <w:fldChar w:fldCharType="end"/>
+            </w:r>
+          </w:hyperlink>
+        </w:p>
+        <w:p>
+          <w:pPr>
+            <w:pStyle w:val="Sumrio3"/>
+            <w:tabs>
+              <w:tab w:val="right" w:leader="dot" w:pos="9061"/>
+            </w:tabs>
+            <w:rPr>
+              <w:rFonts w:asciiTheme="minorHAnsi" w:eastAsiaTheme="minorEastAsia" w:hAnsiTheme="minorHAnsi" w:cstheme="minorBidi"/>
+              <w:noProof/>
+              <w:kern w:val="2"/>
+              <w14:ligatures w14:val="standardContextual"/>
+            </w:rPr>
+          </w:pPr>
+          <w:hyperlink w:anchor="_Toc236223978" w:history="1">
+            <w:r>
+              <w:rPr>
+                <w:rStyle w:val="Hyperlink"/>
+                <w:noProof/>
+              </w:rPr>
+              <w:t>5.1.2 Detalhamento das Páginas</w:t>
+            </w:r>
+            <w:r>
+              <w:rPr>
+                <w:noProof/>
+                <w:webHidden/>
+              </w:rPr>
+              <w:tab/>
+            </w:r>
+            <w:r>
+              <w:rPr>
+                <w:noProof/>
+                <w:webHidden/>
+              </w:rPr>
+              <w:fldChar w:fldCharType="begin"/>
+            </w:r>
+            <w:r>
+              <w:rPr>
+                <w:noProof/>
+                <w:webHidden/>
+              </w:rPr>
+              <w:instrText xml:space="preserve"> PAGEREF _Toc236223978 \h </w:instrText>
+            </w:r>
+            <w:r>
+              <w:rPr>
+                <w:noProof/>
+                <w:webHidden/>
+              </w:rPr>
+            </w:r>
+            <w:r>
+              <w:rPr>
+                <w:noProof/>
+                <w:webHidden/>
+              </w:rPr>
+              <w:fldChar w:fldCharType="separate"/>
+            </w:r>
+            <w:r>
+              <w:rPr>
+                <w:noProof/>
+                <w:webHidden/>
+              </w:rPr>
+              <w:t>11</w:t>
             </w:r>
             <w:r>
               <w:rPr>
@@ -984,16 +1878,19 @@
               <w:tab w:val="right" w:leader="dot" w:pos="9061"/>
             </w:tabs>
             <w:rPr>
+              <w:rFonts w:asciiTheme="minorHAnsi" w:eastAsiaTheme="minorEastAsia" w:hAnsiTheme="minorHAnsi" w:cstheme="minorBidi"/>
               <w:noProof/>
+              <w:kern w:val="2"/>
+              <w14:ligatures w14:val="standardContextual"/>
             </w:rPr>
           </w:pPr>
-          <w:hyperlink w:anchor="_Toc235524397" w:history="1">
+          <w:hyperlink w:anchor="_Toc236223979" w:history="1">
             <w:r>
               <w:rPr>
                 <w:rStyle w:val="Hyperlink"/>
                 <w:noProof/>
               </w:rPr>
-              <w:t>4.2 Navegação</w:t>
+              <w:t>5.2 Fluxo: Visualização de Aniversariantes e Imagens</w:t>
             </w:r>
             <w:r>
               <w:rPr>
@@ -1014,7 +1911,7 @@
                 <w:noProof/>
                 <w:webHidden/>
               </w:rPr>
-              <w:instrText xml:space="preserve"> PAGEREF _Toc235524397 \h </w:instrText>
+              <w:instrText xml:space="preserve"> PAGEREF _Toc236223979 \h </w:instrText>
             </w:r>
             <w:r>
               <w:rPr>
@@ -1034,7 +1931,149 @@
                 <w:noProof/>
                 <w:webHidden/>
               </w:rPr>
-              <w:t>5</w:t>
+              <w:t>12</w:t>
+            </w:r>
+            <w:r>
+              <w:rPr>
+                <w:noProof/>
+                <w:webHidden/>
+              </w:rPr>
+              <w:fldChar w:fldCharType="end"/>
+            </w:r>
+          </w:hyperlink>
+        </w:p>
+        <w:p>
+          <w:pPr>
+            <w:pStyle w:val="Sumrio3"/>
+            <w:tabs>
+              <w:tab w:val="right" w:leader="dot" w:pos="9061"/>
+            </w:tabs>
+            <w:rPr>
+              <w:rFonts w:asciiTheme="minorHAnsi" w:eastAsiaTheme="minorEastAsia" w:hAnsiTheme="minorHAnsi" w:cstheme="minorBidi"/>
+              <w:noProof/>
+              <w:kern w:val="2"/>
+              <w14:ligatures w14:val="standardContextual"/>
+            </w:rPr>
+          </w:pPr>
+          <w:hyperlink w:anchor="_Toc236223980" w:history="1">
+            <w:r>
+              <w:rPr>
+                <w:rStyle w:val="Hyperlink"/>
+                <w:noProof/>
+              </w:rPr>
+              <w:t>5.2.1 Visão Geral do Fluxo</w:t>
+            </w:r>
+            <w:r>
+              <w:rPr>
+                <w:noProof/>
+                <w:webHidden/>
+              </w:rPr>
+              <w:tab/>
+            </w:r>
+            <w:r>
+              <w:rPr>
+                <w:noProof/>
+                <w:webHidden/>
+              </w:rPr>
+              <w:fldChar w:fldCharType="begin"/>
+            </w:r>
+            <w:r>
+              <w:rPr>
+                <w:noProof/>
+                <w:webHidden/>
+              </w:rPr>
+              <w:instrText xml:space="preserve"> PAGEREF _Toc236223980 \h </w:instrText>
+            </w:r>
+            <w:r>
+              <w:rPr>
+                <w:noProof/>
+                <w:webHidden/>
+              </w:rPr>
+            </w:r>
+            <w:r>
+              <w:rPr>
+                <w:noProof/>
+                <w:webHidden/>
+              </w:rPr>
+              <w:fldChar w:fldCharType="separate"/>
+            </w:r>
+            <w:r>
+              <w:rPr>
+                <w:noProof/>
+                <w:webHidden/>
+              </w:rPr>
+              <w:t>13</w:t>
+            </w:r>
+            <w:r>
+              <w:rPr>
+                <w:noProof/>
+                <w:webHidden/>
+              </w:rPr>
+              <w:fldChar w:fldCharType="end"/>
+            </w:r>
+          </w:hyperlink>
+        </w:p>
+        <w:p>
+          <w:pPr>
+            <w:pStyle w:val="Sumrio3"/>
+            <w:tabs>
+              <w:tab w:val="right" w:leader="dot" w:pos="9061"/>
+            </w:tabs>
+            <w:rPr>
+              <w:rFonts w:asciiTheme="minorHAnsi" w:eastAsiaTheme="minorEastAsia" w:hAnsiTheme="minorHAnsi" w:cstheme="minorBidi"/>
+              <w:noProof/>
+              <w:kern w:val="2"/>
+              <w14:ligatures w14:val="standardContextual"/>
+            </w:rPr>
+          </w:pPr>
+          <w:hyperlink w:anchor="_Toc236223981" w:history="1">
+            <w:r>
+              <w:rPr>
+                <w:rStyle w:val="Hyperlink"/>
+                <w:noProof/>
+              </w:rPr>
+              <w:t>5.2.2 Detalhamento das Páginas</w:t>
+            </w:r>
+            <w:r>
+              <w:rPr>
+                <w:noProof/>
+                <w:webHidden/>
+              </w:rPr>
+              <w:tab/>
+            </w:r>
+            <w:r>
+              <w:rPr>
+                <w:noProof/>
+                <w:webHidden/>
+              </w:rPr>
+              <w:fldChar w:fldCharType="begin"/>
+            </w:r>
+            <w:r>
+              <w:rPr>
+                <w:noProof/>
+                <w:webHidden/>
+              </w:rPr>
+              <w:instrText xml:space="preserve"> PAGEREF _Toc236223981 \h </w:instrText>
+            </w:r>
+            <w:r>
+              <w:rPr>
+                <w:noProof/>
+                <w:webHidden/>
+              </w:rPr>
+            </w:r>
+            <w:r>
+              <w:rPr>
+                <w:noProof/>
+                <w:webHidden/>
+              </w:rPr>
+              <w:fldChar w:fldCharType="separate"/>
+            </w:r>
+            <w:r>
+              <w:rPr>
+                <w:noProof/>
+                <w:webHidden/>
+              </w:rPr>
+              <w:t>13</w:t>
             </w:r>
             <w:r>
               <w:rPr>
@@ -1052,16 +2091,19 @@
               <w:tab w:val="right" w:leader="dot" w:pos="9061"/>
             </w:tabs>
             <w:rPr>
+              <w:rFonts w:asciiTheme="minorHAnsi" w:eastAsiaTheme="minorEastAsia" w:hAnsiTheme="minorHAnsi" w:cstheme="minorBidi"/>
               <w:noProof/>
+              <w:kern w:val="2"/>
+              <w14:ligatures w14:val="standardContextual"/>
             </w:rPr>
           </w:pPr>
-          <w:hyperlink w:anchor="_Toc235524398" w:history="1">
+          <w:hyperlink w:anchor="_Toc236223982" w:history="1">
             <w:r>
               <w:rPr>
                 <w:rStyle w:val="Hyperlink"/>
                 <w:noProof/>
               </w:rPr>
-              <w:t>4.3 Listas de Valores (LOVs)</w:t>
+              <w:t>5.3 Fluxo: Cadastro de Aniversariante</w:t>
             </w:r>
             <w:r>
               <w:rPr>
@@ -1082,7 +2124,7 @@
                 <w:noProof/>
                 <w:webHidden/>
               </w:rPr>
-              <w:instrText xml:space="preserve"> PAGEREF _Toc235524398 \h </w:instrText>
+              <w:instrText xml:space="preserve"> PAGEREF _Toc236223982 \h </w:instrText>
             </w:r>
             <w:r>
               <w:rPr>
@@ -1102,7 +2144,149 @@
                 <w:noProof/>
                 <w:webHidden/>
               </w:rPr>
-              <w:t>6</w:t>
+              <w:t>17</w:t>
+            </w:r>
+            <w:r>
+              <w:rPr>
+                <w:noProof/>
+                <w:webHidden/>
+              </w:rPr>
+              <w:fldChar w:fldCharType="end"/>
+            </w:r>
+          </w:hyperlink>
+        </w:p>
+        <w:p>
+          <w:pPr>
+            <w:pStyle w:val="Sumrio3"/>
+            <w:tabs>
+              <w:tab w:val="right" w:leader="dot" w:pos="9061"/>
+            </w:tabs>
+            <w:rPr>
+              <w:rFonts w:asciiTheme="minorHAnsi" w:eastAsiaTheme="minorEastAsia" w:hAnsiTheme="minorHAnsi" w:cstheme="minorBidi"/>
+              <w:noProof/>
+              <w:kern w:val="2"/>
+              <w14:ligatures w14:val="standardContextual"/>
+            </w:rPr>
+          </w:pPr>
+          <w:hyperlink w:anchor="_Toc236223983" w:history="1">
+            <w:r>
+              <w:rPr>
+                <w:rStyle w:val="Hyperlink"/>
+                <w:noProof/>
+              </w:rPr>
+              <w:t>5.3.1 Visão Geral do Fluxo</w:t>
+            </w:r>
+            <w:r>
+              <w:rPr>
+                <w:noProof/>
+                <w:webHidden/>
+              </w:rPr>
+              <w:tab/>
+            </w:r>
+            <w:r>
+              <w:rPr>
+                <w:noProof/>
+                <w:webHidden/>
+              </w:rPr>
+              <w:fldChar w:fldCharType="begin"/>
+            </w:r>
+            <w:r>
+              <w:rPr>
+                <w:noProof/>
+                <w:webHidden/>
+              </w:rPr>
+              <w:instrText xml:space="preserve"> PAGEREF _Toc236223983 \h </w:instrText>
+            </w:r>
+            <w:r>
+              <w:rPr>
+                <w:noProof/>
+                <w:webHidden/>
+              </w:rPr>
+            </w:r>
+            <w:r>
+              <w:rPr>
+                <w:noProof/>
+                <w:webHidden/>
+              </w:rPr>
+              <w:fldChar w:fldCharType="separate"/>
+            </w:r>
+            <w:r>
+              <w:rPr>
+                <w:noProof/>
+                <w:webHidden/>
+              </w:rPr>
+              <w:t>17</w:t>
+            </w:r>
+            <w:r>
+              <w:rPr>
+                <w:noProof/>
+                <w:webHidden/>
+              </w:rPr>
+              <w:fldChar w:fldCharType="end"/>
+            </w:r>
+          </w:hyperlink>
+        </w:p>
+        <w:p>
+          <w:pPr>
+            <w:pStyle w:val="Sumrio3"/>
+            <w:tabs>
+              <w:tab w:val="right" w:leader="dot" w:pos="9061"/>
+            </w:tabs>
+            <w:rPr>
+              <w:rFonts w:asciiTheme="minorHAnsi" w:eastAsiaTheme="minorEastAsia" w:hAnsiTheme="minorHAnsi" w:cstheme="minorBidi"/>
+              <w:noProof/>
+              <w:kern w:val="2"/>
+              <w14:ligatures w14:val="standardContextual"/>
+            </w:rPr>
+          </w:pPr>
+          <w:hyperlink w:anchor="_Toc236223984" w:history="1">
+            <w:r>
+              <w:rPr>
+                <w:rStyle w:val="Hyperlink"/>
+                <w:noProof/>
+              </w:rPr>
+              <w:t>5.3.2 Detalhamento das Páginas</w:t>
+            </w:r>
+            <w:r>
+              <w:rPr>
+                <w:noProof/>
+                <w:webHidden/>
+              </w:rPr>
+              <w:tab/>
+            </w:r>
+            <w:r>
+              <w:rPr>
+                <w:noProof/>
+                <w:webHidden/>
+              </w:rPr>
+              <w:fldChar w:fldCharType="begin"/>
+            </w:r>
+            <w:r>
+              <w:rPr>
+                <w:noProof/>
+                <w:webHidden/>
+              </w:rPr>
+              <w:instrText xml:space="preserve"> PAGEREF _Toc236223984 \h </w:instrText>
+            </w:r>
+            <w:r>
+              <w:rPr>
+                <w:noProof/>
+                <w:webHidden/>
+              </w:rPr>
+            </w:r>
+            <w:r>
+              <w:rPr>
+                <w:noProof/>
+                <w:webHidden/>
+              </w:rPr>
+              <w:fldChar w:fldCharType="separate"/>
+            </w:r>
+            <w:r>
+              <w:rPr>
+                <w:noProof/>
+                <w:webHidden/>
+              </w:rPr>
+              <w:t>17</w:t>
             </w:r>
             <w:r>
               <w:rPr>
@@ -1120,16 +2304,19 @@
               <w:tab w:val="right" w:leader="dot" w:pos="9061"/>
             </w:tabs>
             <w:rPr>
+              <w:rFonts w:asciiTheme="minorHAnsi" w:eastAsiaTheme="minorEastAsia" w:hAnsiTheme="minorHAnsi" w:cstheme="minorBidi"/>
               <w:noProof/>
+              <w:kern w:val="2"/>
+              <w14:ligatures w14:val="standardContextual"/>
             </w:rPr>
           </w:pPr>
-          <w:hyperlink w:anchor="_Toc235524399" w:history="1">
+          <w:hyperlink w:anchor="_Toc236223985" w:history="1">
             <w:r>
               <w:rPr>
                 <w:rStyle w:val="Hyperlink"/>
                 <w:noProof/>
               </w:rPr>
-              <w:t>4.4 Templates</w:t>
+              <w:t>5.4 Fluxo: Cadastro de Imagens</w:t>
             </w:r>
             <w:r>
               <w:rPr>
@@ -1150,7 +2337,7 @@
                 <w:noProof/>
                 <w:webHidden/>
               </w:rPr>
-              <w:instrText xml:space="preserve"> PAGEREF _Toc235524399 \h </w:instrText>
+              <w:instrText xml:space="preserve"> PAGEREF _Toc236223985 \h </w:instrText>
             </w:r>
             <w:r>
               <w:rPr>
@@ -1170,7 +2357,149 @@
                 <w:noProof/>
                 <w:webHidden/>
               </w:rPr>
-              <w:t>6</w:t>
+              <w:t>19</w:t>
+            </w:r>
+            <w:r>
+              <w:rPr>
+                <w:noProof/>
+                <w:webHidden/>
+              </w:rPr>
+              <w:fldChar w:fldCharType="end"/>
+            </w:r>
+          </w:hyperlink>
+        </w:p>
+        <w:p>
+          <w:pPr>
+            <w:pStyle w:val="Sumrio3"/>
+            <w:tabs>
+              <w:tab w:val="right" w:leader="dot" w:pos="9061"/>
+            </w:tabs>
+            <w:rPr>
+              <w:rFonts w:asciiTheme="minorHAnsi" w:eastAsiaTheme="minorEastAsia" w:hAnsiTheme="minorHAnsi" w:cstheme="minorBidi"/>
+              <w:noProof/>
+              <w:kern w:val="2"/>
+              <w14:ligatures w14:val="standardContextual"/>
+            </w:rPr>
+          </w:pPr>
+          <w:hyperlink w:anchor="_Toc236223986" w:history="1">
+            <w:r>
+              <w:rPr>
+                <w:rStyle w:val="Hyperlink"/>
+                <w:noProof/>
+              </w:rPr>
+              <w:t>5.4.1 Visão Geral do Fluxo</w:t>
+            </w:r>
+            <w:r>
+              <w:rPr>
+                <w:noProof/>
+                <w:webHidden/>
+              </w:rPr>
+              <w:tab/>
+            </w:r>
+            <w:r>
+              <w:rPr>
+                <w:noProof/>
+                <w:webHidden/>
+              </w:rPr>
+              <w:fldChar w:fldCharType="begin"/>
+            </w:r>
+            <w:r>
+              <w:rPr>
+                <w:noProof/>
+                <w:webHidden/>
+              </w:rPr>
+              <w:instrText xml:space="preserve"> PAGEREF _Toc236223986 \h </w:instrText>
+            </w:r>
+            <w:r>
+              <w:rPr>
+                <w:noProof/>
+                <w:webHidden/>
+              </w:rPr>
+            </w:r>
+            <w:r>
+              <w:rPr>
+                <w:noProof/>
+                <w:webHidden/>
+              </w:rPr>
+              <w:fldChar w:fldCharType="separate"/>
+            </w:r>
+            <w:r>
+              <w:rPr>
+                <w:noProof/>
+                <w:webHidden/>
+              </w:rPr>
+              <w:t>19</w:t>
+            </w:r>
+            <w:r>
+              <w:rPr>
+                <w:noProof/>
+                <w:webHidden/>
+              </w:rPr>
+              <w:fldChar w:fldCharType="end"/>
+            </w:r>
+          </w:hyperlink>
+        </w:p>
+        <w:p>
+          <w:pPr>
+            <w:pStyle w:val="Sumrio3"/>
+            <w:tabs>
+              <w:tab w:val="right" w:leader="dot" w:pos="9061"/>
+            </w:tabs>
+            <w:rPr>
+              <w:rFonts w:asciiTheme="minorHAnsi" w:eastAsiaTheme="minorEastAsia" w:hAnsiTheme="minorHAnsi" w:cstheme="minorBidi"/>
+              <w:noProof/>
+              <w:kern w:val="2"/>
+              <w14:ligatures w14:val="standardContextual"/>
+            </w:rPr>
+          </w:pPr>
+          <w:hyperlink w:anchor="_Toc236223987" w:history="1">
+            <w:r>
+              <w:rPr>
+                <w:rStyle w:val="Hyperlink"/>
+                <w:noProof/>
+              </w:rPr>
+              <w:t>5.4.2 Detalhamento das Páginas</w:t>
+            </w:r>
+            <w:r>
+              <w:rPr>
+                <w:noProof/>
+                <w:webHidden/>
+              </w:rPr>
+              <w:tab/>
+            </w:r>
+            <w:r>
+              <w:rPr>
+                <w:noProof/>
+                <w:webHidden/>
+              </w:rPr>
+              <w:fldChar w:fldCharType="begin"/>
+            </w:r>
+            <w:r>
+              <w:rPr>
+                <w:noProof/>
+                <w:webHidden/>
+              </w:rPr>
+              <w:instrText xml:space="preserve"> PAGEREF _Toc236223987 \h </w:instrText>
+            </w:r>
+            <w:r>
+              <w:rPr>
+                <w:noProof/>
+                <w:webHidden/>
+              </w:rPr>
+            </w:r>
+            <w:r>
+              <w:rPr>
+                <w:noProof/>
+                <w:webHidden/>
+              </w:rPr>
+              <w:fldChar w:fldCharType="separate"/>
+            </w:r>
+            <w:r>
+              <w:rPr>
+                <w:noProof/>
+                <w:webHidden/>
+              </w:rPr>
+              <w:t>19</w:t>
             </w:r>
             <w:r>
               <w:rPr>
@@ -1188,16 +2517,19 @@
               <w:tab w:val="right" w:leader="dot" w:pos="9061"/>
             </w:tabs>
             <w:rPr>
+              <w:rFonts w:asciiTheme="minorHAnsi" w:eastAsiaTheme="minorEastAsia" w:hAnsiTheme="minorHAnsi" w:cstheme="minorBidi"/>
               <w:noProof/>
+              <w:kern w:val="2"/>
+              <w14:ligatures w14:val="standardContextual"/>
             </w:rPr>
           </w:pPr>
-          <w:hyperlink w:anchor="_Toc235524400" w:history="1">
+          <w:hyperlink w:anchor="_Toc236223988" w:history="1">
             <w:r>
               <w:rPr>
                 <w:rStyle w:val="Hyperlink"/>
                 <w:noProof/>
               </w:rPr>
-              <w:t>4.5 Temas e Estilos</w:t>
+              <w:t>5.5 Fluxo: Exclusão de Aniversariantes e Imagens</w:t>
             </w:r>
             <w:r>
               <w:rPr>
@@ -1218,7 +2550,7 @@
                 <w:noProof/>
                 <w:webHidden/>
               </w:rPr>
-              <w:instrText xml:space="preserve"> PAGEREF _Toc235524400 \h </w:instrText>
+              <w:instrText xml:space="preserve"> PAGEREF _Toc236223988 \h </w:instrText>
             </w:r>
             <w:r>
               <w:rPr>
@@ -1238,7 +2570,7 @@
                 <w:noProof/>
                 <w:webHidden/>
               </w:rPr>
-              <w:t>6</w:t>
+              <w:t>20</w:t>
             </w:r>
             <w:r>
               <w:rPr>
@@ -1251,21 +2583,24 @@
         </w:p>
         <w:p>
           <w:pPr>
-            <w:pStyle w:val="Sumrio2"/>
+            <w:pStyle w:val="Sumrio3"/>
             <w:tabs>
               <w:tab w:val="right" w:leader="dot" w:pos="9061"/>
             </w:tabs>
             <w:rPr>
+              <w:rFonts w:asciiTheme="minorHAnsi" w:eastAsiaTheme="minorEastAsia" w:hAnsiTheme="minorHAnsi" w:cstheme="minorBidi"/>
               <w:noProof/>
+              <w:kern w:val="2"/>
+              <w14:ligatures w14:val="standardContextual"/>
             </w:rPr>
           </w:pPr>
-          <w:hyperlink w:anchor="_Toc235524401" w:history="1">
+          <w:hyperlink w:anchor="_Toc236223989" w:history="1">
             <w:r>
               <w:rPr>
                 <w:rStyle w:val="Hyperlink"/>
                 <w:noProof/>
               </w:rPr>
-              <w:t>4.6 Processos e Computações Compartilhadas</w:t>
+              <w:t>5.5.1 Visão Geral do Fluxo</w:t>
             </w:r>
             <w:r>
               <w:rPr>
@@ -1286,7 +2621,7 @@
                 <w:noProof/>
                 <w:webHidden/>
               </w:rPr>
-              <w:instrText xml:space="preserve"> PAGEREF _Toc235524401 \h </w:instrText>
+              <w:instrText xml:space="preserve"> PAGEREF _Toc236223989 \h </w:instrText>
             </w:r>
             <w:r>
               <w:rPr>
@@ -1306,7 +2641,7 @@
                 <w:noProof/>
                 <w:webHidden/>
               </w:rPr>
-              <w:t>6</w:t>
+              <w:t>20</w:t>
             </w:r>
             <w:r>
               <w:rPr>
@@ -1319,21 +2654,24 @@
         </w:p>
         <w:p>
           <w:pPr>
-            <w:pStyle w:val="Sumrio2"/>
+            <w:pStyle w:val="Sumrio3"/>
             <w:tabs>
               <w:tab w:val="right" w:leader="dot" w:pos="9061"/>
             </w:tabs>
             <w:rPr>
+              <w:rFonts w:asciiTheme="minorHAnsi" w:eastAsiaTheme="minorEastAsia" w:hAnsiTheme="minorHAnsi" w:cstheme="minorBidi"/>
               <w:noProof/>
+              <w:kern w:val="2"/>
+              <w14:ligatures w14:val="standardContextual"/>
             </w:rPr>
           </w:pPr>
-          <w:hyperlink w:anchor="_Toc235524402" w:history="1">
+          <w:hyperlink w:anchor="_Toc236223990" w:history="1">
             <w:r>
               <w:rPr>
                 <w:rStyle w:val="Hyperlink"/>
                 <w:noProof/>
               </w:rPr>
-              <w:t>4.7 Plugins</w:t>
+              <w:t>5.5.2 Detalhamento das Páginas</w:t>
             </w:r>
             <w:r>
               <w:rPr>
@@ -1354,7 +2692,7 @@
                 <w:noProof/>
                 <w:webHidden/>
               </w:rPr>
-              <w:instrText xml:space="preserve"> PAGEREF _Toc235524402 \h </w:instrText>
+              <w:instrText xml:space="preserve"> PAGEREF _Toc236223990 \h </w:instrText>
             </w:r>
             <w:r>
               <w:rPr>
@@ -1374,143 +2712,7 @@
                 <w:noProof/>
                 <w:webHidden/>
               </w:rPr>
-              <w:t>6</w:t>
-            </w:r>
-            <w:r>
-              <w:rPr>
-                <w:noProof/>
-                <w:webHidden/>
-              </w:rPr>
-              <w:fldChar w:fldCharType="end"/>
-            </w:r>
-          </w:hyperlink>
-        </w:p>
-        <w:p>
-          <w:pPr>
-            <w:pStyle w:val="Sumrio2"/>
-            <w:tabs>
-              <w:tab w:val="right" w:leader="dot" w:pos="9061"/>
-            </w:tabs>
-            <w:rPr>
-              <w:noProof/>
-            </w:rPr>
-          </w:pPr>
-          <w:hyperlink w:anchor="_Toc235524403" w:history="1">
-            <w:r>
-              <w:rPr>
-                <w:rStyle w:val="Hyperlink"/>
-                <w:noProof/>
-              </w:rPr>
-              <w:t>4.8 Integrações e Fontes de Dados Externas</w:t>
-            </w:r>
-            <w:r>
-              <w:rPr>
-                <w:noProof/>
-                <w:webHidden/>
-              </w:rPr>
-              <w:tab/>
-            </w:r>
-            <w:r>
-              <w:rPr>
-                <w:noProof/>
-                <w:webHidden/>
-              </w:rPr>
-              <w:fldChar w:fldCharType="begin"/>
-            </w:r>
-            <w:r>
-              <w:rPr>
-                <w:noProof/>
-                <w:webHidden/>
-              </w:rPr>
-              <w:instrText xml:space="preserve"> PAGEREF _Toc235524403 \h </w:instrText>
-            </w:r>
-            <w:r>
-              <w:rPr>
-                <w:noProof/>
-                <w:webHidden/>
-              </w:rPr>
-            </w:r>
-            <w:r>
-              <w:rPr>
-                <w:noProof/>
-                <w:webHidden/>
-              </w:rPr>
-              <w:fldChar w:fldCharType="separate"/>
-            </w:r>
-            <w:r>
-              <w:rPr>
-                <w:noProof/>
-                <w:webHidden/>
-              </w:rPr>
-              <w:t>6</w:t>
-            </w:r>
-            <w:r>
-              <w:rPr>
-                <w:noProof/>
-                <w:webHidden/>
-              </w:rPr>
-              <w:fldChar w:fldCharType="end"/>
-            </w:r>
-          </w:hyperlink>
-        </w:p>
-        <w:p>
-          <w:pPr>
-            <w:pStyle w:val="Sumrio2"/>
-            <w:tabs>
-              <w:tab w:val="right" w:leader="dot" w:pos="9061"/>
-            </w:tabs>
-            <w:rPr>
-              <w:noProof/>
-            </w:rPr>
-          </w:pPr>
-          <w:hyperlink w:anchor="_Toc235524404" w:history="1">
-            <w:r>
-              <w:rPr>
-                <w:rStyle w:val="Hyperlink"/>
-                <w:noProof/>
-              </w:rPr>
-              <w:t>4.9 Variáveis de Aplicação (Application Items)</w:t>
-            </w:r>
-            <w:r>
-              <w:rPr>
-                <w:noProof/>
-                <w:webHidden/>
-              </w:rPr>
-              <w:tab/>
-            </w:r>
-            <w:r>
-              <w:rPr>
-                <w:noProof/>
-                <w:webHidden/>
-              </w:rPr>
-              <w:fldChar w:fldCharType="begin"/>
-            </w:r>
-            <w:r>
-              <w:rPr>
-                <w:noProof/>
-                <w:webHidden/>
-              </w:rPr>
-              <w:instrText xml:space="preserve"> PAGEREF _Toc235524404 \h </w:instrText>
-            </w:r>
-            <w:r>
-              <w:rPr>
-                <w:noProof/>
-                <w:webHidden/>
-              </w:rPr>
-            </w:r>
-            <w:r>
-              <w:rPr>
-                <w:noProof/>
-                <w:webHidden/>
-              </w:rPr>
-              <w:fldChar w:fldCharType="separate"/>
-            </w:r>
-            <w:r>
-              <w:rPr>
-                <w:noProof/>
-                <w:webHidden/>
-              </w:rPr>
-              <w:t>7</w:t>
+              <w:t>21</w:t>
             </w:r>
             <w:r>
               <w:rPr>
@@ -1528,16 +2730,19 @@
               <w:tab w:val="right" w:leader="dot" w:pos="9061"/>
             </w:tabs>
             <w:rPr>
+              <w:rFonts w:asciiTheme="minorHAnsi" w:eastAsiaTheme="minorEastAsia" w:hAnsiTheme="minorHAnsi" w:cstheme="minorBidi"/>
               <w:noProof/>
+              <w:kern w:val="2"/>
+              <w14:ligatures w14:val="standardContextual"/>
             </w:rPr>
           </w:pPr>
-          <w:hyperlink w:anchor="_Toc235524405" w:history="1">
+          <w:hyperlink w:anchor="_Toc236223991" w:history="1">
             <w:r>
               <w:rPr>
                 <w:rStyle w:val="Hyperlink"/>
                 <w:noProof/>
               </w:rPr>
-              <w:t>5 FLUXOS DE USO</w:t>
+              <w:t>6 CONSIDERAÇÕES FINAIS</w:t>
             </w:r>
             <w:r>
               <w:rPr>
@@ -1558,7 +2763,7 @@
                 <w:noProof/>
                 <w:webHidden/>
               </w:rPr>
-              <w:instrText xml:space="preserve"> PAGEREF _Toc235524405 \h </w:instrText>
+              <w:instrText xml:space="preserve"> PAGEREF _Toc236223991 \h </w:instrText>
             </w:r>
             <w:r>
               <w:rPr>
@@ -1578,211 +2783,7 @@
                 <w:noProof/>
                 <w:webHidden/>
               </w:rPr>
-              <w:t>7</w:t>
-            </w:r>
-            <w:r>
-              <w:rPr>
-                <w:noProof/>
-                <w:webHidden/>
-              </w:rPr>
-              <w:fldChar w:fldCharType="end"/>
-            </w:r>
-          </w:hyperlink>
-        </w:p>
-        <w:p>
-          <w:pPr>
-            <w:pStyle w:val="Sumrio2"/>
-            <w:tabs>
-              <w:tab w:val="right" w:leader="dot" w:pos="9061"/>
-            </w:tabs>
-            <w:rPr>
-              <w:noProof/>
-            </w:rPr>
-          </w:pPr>
-          <w:hyperlink w:anchor="_Toc235524406" w:history="1">
-            <w:r>
-              <w:rPr>
-                <w:rStyle w:val="Hyperlink"/>
-                <w:noProof/>
-              </w:rPr>
-              <w:t>5.1 Fluxo: [Nome do Fluxo — ex.: Cadastro de Solicitação]</w:t>
-            </w:r>
-            <w:r>
-              <w:rPr>
-                <w:noProof/>
-                <w:webHidden/>
-              </w:rPr>
-              <w:tab/>
-            </w:r>
-            <w:r>
-              <w:rPr>
-                <w:noProof/>
-                <w:webHidden/>
-              </w:rPr>
-              <w:fldChar w:fldCharType="begin"/>
-            </w:r>
-            <w:r>
-              <w:rPr>
-                <w:noProof/>
-                <w:webHidden/>
-              </w:rPr>
-              <w:instrText xml:space="preserve"> PAGEREF _Toc235524406 \h </w:instrText>
-            </w:r>
-            <w:r>
-              <w:rPr>
-                <w:noProof/>
-                <w:webHidden/>
-              </w:rPr>
-            </w:r>
-            <w:r>
-              <w:rPr>
-                <w:noProof/>
-                <w:webHidden/>
-              </w:rPr>
-              <w:fldChar w:fldCharType="separate"/>
-            </w:r>
-            <w:r>
-              <w:rPr>
-                <w:noProof/>
-                <w:webHidden/>
-              </w:rPr>
-              <w:t>7</w:t>
-            </w:r>
-            <w:r>
-              <w:rPr>
-                <w:noProof/>
-                <w:webHidden/>
-              </w:rPr>
-              <w:fldChar w:fldCharType="end"/>
-            </w:r>
-          </w:hyperlink>
-        </w:p>
-        <w:p>
-          <w:pPr>
-            <w:pStyle w:val="Sumrio3"/>
-            <w:tabs>
-              <w:tab w:val="right" w:leader="dot" w:pos="9061"/>
-            </w:tabs>
-            <w:rPr>
-              <w:noProof/>
-            </w:rPr>
-          </w:pPr>
-          <w:hyperlink w:anchor="_Toc235524407" w:history="1">
-            <w:r>
-              <w:rPr>
-                <w:rStyle w:val="Hyperlink"/>
-                <w:noProof/>
-              </w:rPr>
-              <w:t>5.1.1 Visão Geral do Fluxo</w:t>
-            </w:r>
-            <w:r>
-              <w:rPr>
-                <w:noProof/>
-                <w:webHidden/>
-              </w:rPr>
-              <w:tab/>
-            </w:r>
-            <w:r>
-              <w:rPr>
-                <w:noProof/>
-                <w:webHidden/>
-              </w:rPr>
-              <w:fldChar w:fldCharType="begin"/>
-            </w:r>
-            <w:r>
-              <w:rPr>
-                <w:noProof/>
-                <w:webHidden/>
-              </w:rPr>
-              <w:instrText xml:space="preserve"> PAGEREF _Toc235524407 \h </w:instrText>
-            </w:r>
-            <w:r>
-              <w:rPr>
-                <w:noProof/>
-                <w:webHidden/>
-              </w:rPr>
-            </w:r>
-            <w:r>
-              <w:rPr>
-                <w:noProof/>
-                <w:webHidden/>
-              </w:rPr>
-              <w:fldChar w:fldCharType="separate"/>
-            </w:r>
-            <w:r>
-              <w:rPr>
-                <w:noProof/>
-                <w:webHidden/>
-              </w:rPr>
-              <w:t>7</w:t>
-            </w:r>
-            <w:r>
-              <w:rPr>
-                <w:noProof/>
-                <w:webHidden/>
-              </w:rPr>
-              <w:fldChar w:fldCharType="end"/>
-            </w:r>
-          </w:hyperlink>
-        </w:p>
-        <w:p>
-          <w:pPr>
-            <w:pStyle w:val="Sumrio3"/>
-            <w:tabs>
-              <w:tab w:val="right" w:leader="dot" w:pos="9061"/>
-            </w:tabs>
-            <w:rPr>
-              <w:noProof/>
-            </w:rPr>
-          </w:pPr>
-          <w:hyperlink w:anchor="_Toc235524408" w:history="1">
-            <w:r>
-              <w:rPr>
-                <w:rStyle w:val="Hyperlink"/>
-                <w:noProof/>
-              </w:rPr>
-              <w:t>5.1.2 Detalhamento das Páginas</w:t>
-            </w:r>
-            <w:r>
-              <w:rPr>
-                <w:noProof/>
-                <w:webHidden/>
-              </w:rPr>
-              <w:tab/>
-            </w:r>
-            <w:r>
-              <w:rPr>
-                <w:noProof/>
-                <w:webHidden/>
-              </w:rPr>
-              <w:fldChar w:fldCharType="begin"/>
-            </w:r>
-            <w:r>
-              <w:rPr>
-                <w:noProof/>
-                <w:webHidden/>
-              </w:rPr>
-              <w:instrText xml:space="preserve"> PAGEREF _Toc235524408 \h </w:instrText>
-            </w:r>
-            <w:r>
-              <w:rPr>
-                <w:noProof/>
-                <w:webHidden/>
-              </w:rPr>
-            </w:r>
-            <w:r>
-              <w:rPr>
-                <w:noProof/>
-                <w:webHidden/>
-              </w:rPr>
-              <w:fldChar w:fldCharType="separate"/>
-            </w:r>
-            <w:r>
-              <w:rPr>
-                <w:noProof/>
-                <w:webHidden/>
-              </w:rPr>
-              <w:t>7</w:t>
+              <w:t>23</w:t>
             </w:r>
             <w:r>
               <w:rPr>
@@ -1800,16 +2801,19 @@
               <w:tab w:val="right" w:leader="dot" w:pos="9061"/>
             </w:tabs>
             <w:rPr>
+              <w:rFonts w:asciiTheme="minorHAnsi" w:eastAsiaTheme="minorEastAsia" w:hAnsiTheme="minorHAnsi" w:cstheme="minorBidi"/>
               <w:noProof/>
+              <w:kern w:val="2"/>
+              <w14:ligatures w14:val="standardContextual"/>
             </w:rPr>
           </w:pPr>
-          <w:hyperlink w:anchor="_Toc235524409" w:history="1">
+          <w:hyperlink w:anchor="_Toc236223992" w:history="1">
             <w:r>
               <w:rPr>
                 <w:rStyle w:val="Hyperlink"/>
                 <w:noProof/>
               </w:rPr>
-              <w:t>6 CONSIDERAÇÕES FINAIS</w:t>
+              <w:t>REFERÊNCIAS</w:t>
             </w:r>
             <w:r>
               <w:rPr>
@@ -1830,7 +2834,7 @@
                 <w:noProof/>
                 <w:webHidden/>
               </w:rPr>
-              <w:instrText xml:space="preserve"> PAGEREF _Toc235524409 \h </w:instrText>
+              <w:instrText xml:space="preserve"> PAGEREF _Toc236223992 \h </w:instrText>
             </w:r>
             <w:r>
               <w:rPr>
@@ -1850,143 +2854,7 @@
                 <w:noProof/>
                 <w:webHidden/>
               </w:rPr>
-              <w:t>8</w:t>
-            </w:r>
-            <w:r>
-              <w:rPr>
-                <w:noProof/>
-                <w:webHidden/>
-              </w:rPr>
-              <w:fldChar w:fldCharType="end"/>
-            </w:r>
-          </w:hyperlink>
-        </w:p>
-        <w:p>
-          <w:pPr>
-            <w:pStyle w:val="Sumrio1"/>
-            <w:tabs>
-              <w:tab w:val="right" w:leader="dot" w:pos="9061"/>
-            </w:tabs>
-            <w:rPr>
-              <w:noProof/>
-            </w:rPr>
-          </w:pPr>
-          <w:hyperlink w:anchor="_Toc235524410" w:history="1">
-            <w:r>
-              <w:rPr>
-                <w:rStyle w:val="Hyperlink"/>
-                <w:noProof/>
-              </w:rPr>
-              <w:t>REFERÊNCIAS</w:t>
-            </w:r>
-            <w:r>
-              <w:rPr>
-                <w:noProof/>
-                <w:webHidden/>
-              </w:rPr>
-              <w:tab/>
-            </w:r>
-            <w:r>
-              <w:rPr>
-                <w:noProof/>
-                <w:webHidden/>
-              </w:rPr>
-              <w:fldChar w:fldCharType="begin"/>
-            </w:r>
-            <w:r>
-              <w:rPr>
-                <w:noProof/>
-                <w:webHidden/>
-              </w:rPr>
-              <w:instrText xml:space="preserve"> PAGEREF _Toc235524410 \h </w:instrText>
-            </w:r>
-            <w:r>
-              <w:rPr>
-                <w:noProof/>
-                <w:webHidden/>
-              </w:rPr>
-            </w:r>
-            <w:r>
-              <w:rPr>
-                <w:noProof/>
-                <w:webHidden/>
-              </w:rPr>
-              <w:fldChar w:fldCharType="separate"/>
-            </w:r>
-            <w:r>
-              <w:rPr>
-                <w:noProof/>
-                <w:webHidden/>
-              </w:rPr>
-              <w:t>9</w:t>
-            </w:r>
-            <w:r>
-              <w:rPr>
-                <w:noProof/>
-                <w:webHidden/>
-              </w:rPr>
-              <w:fldChar w:fldCharType="end"/>
-            </w:r>
-          </w:hyperlink>
-        </w:p>
-        <w:p>
-          <w:pPr>
-            <w:pStyle w:val="Sumrio1"/>
-            <w:tabs>
-              <w:tab w:val="right" w:leader="dot" w:pos="9061"/>
-            </w:tabs>
-            <w:rPr>
-              <w:noProof/>
-            </w:rPr>
-          </w:pPr>
-          <w:hyperlink w:anchor="_Toc235524411" w:history="1">
-            <w:r>
-              <w:rPr>
-                <w:rStyle w:val="Hyperlink"/>
-                <w:noProof/>
-              </w:rPr>
-              <w:t>ANEXOS</w:t>
-            </w:r>
-            <w:r>
-              <w:rPr>
-                <w:noProof/>
-                <w:webHidden/>
-              </w:rPr>
-              <w:tab/>
-            </w:r>
-            <w:r>
-              <w:rPr>
-                <w:noProof/>
-                <w:webHidden/>
-              </w:rPr>
-              <w:fldChar w:fldCharType="begin"/>
-            </w:r>
-            <w:r>
-              <w:rPr>
-                <w:noProof/>
-                <w:webHidden/>
-              </w:rPr>
-              <w:instrText xml:space="preserve"> PAGEREF _Toc235524411 \h </w:instrText>
-            </w:r>
-            <w:r>
-              <w:rPr>
-                <w:noProof/>
-                <w:webHidden/>
-              </w:rPr>
-            </w:r>
-            <w:r>
-              <w:rPr>
-                <w:noProof/>
-                <w:webHidden/>
-              </w:rPr>
-              <w:fldChar w:fldCharType="separate"/>
-            </w:r>
-            <w:r>
-              <w:rPr>
-                <w:noProof/>
-                <w:webHidden/>
-              </w:rPr>
-              <w:t>10</w:t>
+              <w:t>24</w:t>
             </w:r>
             <w:r>
               <w:rPr>
@@ -2024,12 +2892,12 @@
         <w:pStyle w:val="Ttulo1"/>
         <w:spacing w:line="360" w:lineRule="auto"/>
       </w:pPr>
-      <w:bookmarkStart w:id="1" w:name="_Toc235524386"/>
+      <w:bookmarkStart w:id="2" w:name="_Toc236223957"/>
       <w:r>
         <w:lastRenderedPageBreak/>
         <w:t>1 INTRODUÇÃO</w:t>
       </w:r>
-      <w:bookmarkEnd w:id="1"/>
+      <w:bookmarkEnd w:id="2"/>
     </w:p>
     <w:p>
       <w:pPr>
@@ -2065,11 +2933,11 @@
         <w:pStyle w:val="Ttulo2"/>
         <w:spacing w:line="360" w:lineRule="auto"/>
       </w:pPr>
-      <w:bookmarkStart w:id="2" w:name="_Toc235524387"/>
+      <w:bookmarkStart w:id="3" w:name="_Toc236223958"/>
       <w:r>
         <w:t>1.1 Objetivo</w:t>
       </w:r>
-      <w:bookmarkEnd w:id="2"/>
+      <w:bookmarkEnd w:id="3"/>
     </w:p>
     <w:p>
       <w:pPr>
@@ -2139,11 +3007,11 @@
         <w:pStyle w:val="Ttulo2"/>
         <w:spacing w:line="360" w:lineRule="auto"/>
       </w:pPr>
-      <w:bookmarkStart w:id="3" w:name="_Toc235524388"/>
+      <w:bookmarkStart w:id="4" w:name="_Toc236223959"/>
       <w:r>
         <w:t>1.2 Escopo do documento</w:t>
       </w:r>
-      <w:bookmarkEnd w:id="3"/>
+      <w:bookmarkEnd w:id="4"/>
     </w:p>
     <w:p>
       <w:pPr>
@@ -2226,11 +3094,11 @@
         <w:pStyle w:val="Ttulo1"/>
         <w:spacing w:line="360" w:lineRule="auto"/>
       </w:pPr>
-      <w:bookmarkStart w:id="4" w:name="_Toc235524389"/>
+      <w:bookmarkStart w:id="5" w:name="_Toc236223960"/>
       <w:r>
         <w:t>2 IDENTIFICAÇÃO DO SISTEMA</w:t>
       </w:r>
-      <w:bookmarkEnd w:id="4"/>
+      <w:bookmarkEnd w:id="5"/>
     </w:p>
     <w:p>
       <w:pPr>
@@ -2597,11 +3465,11 @@
         <w:pStyle w:val="Ttulo1"/>
         <w:spacing w:line="360" w:lineRule="auto"/>
       </w:pPr>
-      <w:bookmarkStart w:id="5" w:name="_Toc235524390"/>
+      <w:bookmarkStart w:id="6" w:name="_Toc236223961"/>
       <w:r>
         <w:t>3 MODELAGEM DO BANCO DE DADOS</w:t>
       </w:r>
-      <w:bookmarkEnd w:id="5"/>
+      <w:bookmarkEnd w:id="6"/>
     </w:p>
     <w:p>
       <w:pPr>
@@ -2618,11 +3486,11 @@
         <w:pStyle w:val="Ttulo2"/>
         <w:spacing w:line="360" w:lineRule="auto"/>
       </w:pPr>
-      <w:bookmarkStart w:id="6" w:name="_Toc235524391"/>
+      <w:bookmarkStart w:id="7" w:name="_Toc236223962"/>
       <w:r>
         <w:t>3.1 Diagrama Entidade-Relacionamento</w:t>
       </w:r>
-      <w:bookmarkEnd w:id="6"/>
+      <w:bookmarkEnd w:id="7"/>
     </w:p>
     <w:p>
       <w:pPr>
@@ -2731,11 +3599,11 @@
         <w:pStyle w:val="Ttulo2"/>
         <w:spacing w:line="360" w:lineRule="auto"/>
       </w:pPr>
-      <w:bookmarkStart w:id="7" w:name="_Toc235524392"/>
+      <w:bookmarkStart w:id="8" w:name="_Toc236223963"/>
       <w:r>
         <w:t>3.2 Dicionário de Dados</w:t>
       </w:r>
-      <w:bookmarkEnd w:id="7"/>
+      <w:bookmarkEnd w:id="8"/>
     </w:p>
     <w:p>
       <w:pPr>
@@ -3578,13 +4446,8 @@
             </w:pPr>
             <w:r>
               <w:lastRenderedPageBreak/>
-              <w:t>DAT_</w:t>
-            </w:r>
-            <w:proofErr w:type="gramStart"/>
-            <w:r>
-              <w:t>VINCULO</w:t>
-            </w:r>
-            <w:proofErr w:type="gramEnd"/>
+              <w:t>DAT_VINCULO</w:t>
+            </w:r>
           </w:p>
         </w:tc>
         <w:tc>
@@ -4524,11 +5387,11 @@
         <w:pStyle w:val="Ttulo2"/>
         <w:spacing w:line="360" w:lineRule="auto"/>
       </w:pPr>
-      <w:bookmarkStart w:id="8" w:name="_Toc235524393"/>
+      <w:bookmarkStart w:id="9" w:name="_Toc236223964"/>
       <w:r>
         <w:t>3.3 Relacionamentos entre Tabelas</w:t>
       </w:r>
-      <w:bookmarkEnd w:id="8"/>
+      <w:bookmarkEnd w:id="9"/>
     </w:p>
     <w:p>
       <w:pPr>
@@ -4565,18 +5428,18 @@
         <w:pStyle w:val="Ttulo1"/>
         <w:spacing w:line="360" w:lineRule="auto"/>
       </w:pPr>
-      <w:bookmarkStart w:id="9" w:name="_Toc235524395"/>
     </w:p>
     <w:p>
       <w:pPr>
         <w:pStyle w:val="Ttulo1"/>
         <w:spacing w:line="360" w:lineRule="auto"/>
       </w:pPr>
+      <w:bookmarkStart w:id="10" w:name="_Toc236223965"/>
       <w:r>
         <w:lastRenderedPageBreak/>
         <w:t>4 COMPONENTES COMPARTILHADOS</w:t>
       </w:r>
-      <w:bookmarkEnd w:id="9"/>
+      <w:bookmarkEnd w:id="10"/>
     </w:p>
     <w:p>
       <w:pPr>
@@ -4593,11 +5456,11 @@
         <w:pStyle w:val="Ttulo2"/>
         <w:spacing w:line="360" w:lineRule="auto"/>
       </w:pPr>
-      <w:bookmarkStart w:id="10" w:name="_Toc235524396"/>
+      <w:bookmarkStart w:id="11" w:name="_Toc236223966"/>
       <w:r>
         <w:t>4.1 Segurança</w:t>
       </w:r>
-      <w:bookmarkEnd w:id="10"/>
+      <w:bookmarkEnd w:id="11"/>
     </w:p>
     <w:p>
       <w:pPr>
@@ -4652,7 +5515,6 @@
         <w:pStyle w:val="Ttulo2"/>
         <w:spacing w:line="360" w:lineRule="auto"/>
       </w:pPr>
-      <w:bookmarkStart w:id="11" w:name="_Toc235524397"/>
     </w:p>
     <w:p>
       <w:pPr>
@@ -4689,11 +5551,12 @@
         <w:pStyle w:val="Ttulo2"/>
         <w:spacing w:line="360" w:lineRule="auto"/>
       </w:pPr>
+      <w:bookmarkStart w:id="12" w:name="_Toc236223967"/>
       <w:r>
         <w:lastRenderedPageBreak/>
         <w:t>4.2 Navegação</w:t>
       </w:r>
-      <w:bookmarkEnd w:id="11"/>
+      <w:bookmarkEnd w:id="12"/>
     </w:p>
     <w:p>
       <w:pPr>
@@ -4790,11 +5653,11 @@
         <w:pStyle w:val="Ttulo2"/>
         <w:spacing w:line="360" w:lineRule="auto"/>
       </w:pPr>
-      <w:bookmarkStart w:id="12" w:name="_Toc235524398"/>
+      <w:bookmarkStart w:id="13" w:name="_Toc236223968"/>
       <w:r>
         <w:t>4.3 Listas de Valores (LOVs)</w:t>
       </w:r>
-      <w:bookmarkEnd w:id="12"/>
+      <w:bookmarkEnd w:id="13"/>
     </w:p>
     <w:p>
       <w:pPr>
@@ -4814,11 +5677,11 @@
         <w:pStyle w:val="Ttulo2"/>
         <w:spacing w:line="360" w:lineRule="auto"/>
       </w:pPr>
-      <w:bookmarkStart w:id="13" w:name="_Toc235524399"/>
+      <w:bookmarkStart w:id="14" w:name="_Toc236223969"/>
       <w:r>
         <w:t>4.4 Templates</w:t>
       </w:r>
-      <w:bookmarkEnd w:id="13"/>
+      <w:bookmarkEnd w:id="14"/>
     </w:p>
     <w:p>
       <w:pPr>
@@ -4826,7 +5689,6 @@
         <w:ind w:firstLine="709"/>
         <w:jc w:val="both"/>
       </w:pPr>
-      <w:bookmarkStart w:id="14" w:name="_Toc235524400"/>
       <w:r>
         <w:t>A aplicação utiliza o recurso de Arquivos de Aplicação Estáticos para armazenar a imagem referente à identidade visual do sistema.</w:t>
       </w:r>
@@ -4856,10 +5718,11 @@
         <w:pStyle w:val="Ttulo2"/>
         <w:spacing w:line="360" w:lineRule="auto"/>
       </w:pPr>
+      <w:bookmarkStart w:id="15" w:name="_Toc236223970"/>
       <w:r>
         <w:t>4.5 Temas e Estilos</w:t>
       </w:r>
-      <w:bookmarkEnd w:id="14"/>
+      <w:bookmarkEnd w:id="15"/>
     </w:p>
     <w:p>
       <w:pPr>
@@ -4867,7 +5730,6 @@
         <w:ind w:firstLine="709"/>
         <w:jc w:val="both"/>
       </w:pPr>
-      <w:bookmarkStart w:id="15" w:name="_Toc235524401"/>
       <w:r>
         <w:t>A aplicação PA utiliza o Universal Theme 42 como tema padrão do Oracle APEX. Não foram realizadas customizações ou alterações no Theme Style disponibilizado originalmente pelo framework.</w:t>
       </w:r>
@@ -4892,11 +5754,12 @@
           <w:color w:val="808080"/>
         </w:rPr>
       </w:pPr>
+      <w:bookmarkStart w:id="16" w:name="_Toc236223971"/>
       <w:r>
         <w:lastRenderedPageBreak/>
         <w:t>4.6 Processos e Computações Compartilhadas</w:t>
       </w:r>
-      <w:bookmarkEnd w:id="15"/>
+      <w:bookmarkEnd w:id="16"/>
     </w:p>
     <w:p>
       <w:pPr>
@@ -5028,11 +5891,11 @@
         <w:pStyle w:val="Ttulo2"/>
         <w:spacing w:line="360" w:lineRule="auto"/>
       </w:pPr>
-      <w:bookmarkStart w:id="16" w:name="_Toc235524402"/>
+      <w:bookmarkStart w:id="17" w:name="_Toc236223972"/>
       <w:r>
         <w:t>4.7 Plugins</w:t>
       </w:r>
-      <w:bookmarkEnd w:id="16"/>
+      <w:bookmarkEnd w:id="17"/>
     </w:p>
     <w:p>
       <w:pPr>
@@ -5049,11 +5912,11 @@
         <w:pStyle w:val="Ttulo2"/>
         <w:spacing w:line="360" w:lineRule="auto"/>
       </w:pPr>
-      <w:bookmarkStart w:id="17" w:name="_Toc235524403"/>
+      <w:bookmarkStart w:id="18" w:name="_Toc236223973"/>
       <w:r>
         <w:t>4.8 Integrações e Fontes de Dados Externas</w:t>
       </w:r>
-      <w:bookmarkEnd w:id="17"/>
+      <w:bookmarkEnd w:id="18"/>
     </w:p>
     <w:p>
       <w:pPr>
@@ -5076,11 +5939,11 @@
           <w:color w:val="808080"/>
         </w:rPr>
       </w:pPr>
-      <w:bookmarkStart w:id="18" w:name="_Toc235524404"/>
+      <w:bookmarkStart w:id="19" w:name="_Toc236223974"/>
       <w:r>
         <w:t>4.9 Variáveis de Aplicação (Application Items)</w:t>
       </w:r>
-      <w:bookmarkEnd w:id="18"/>
+      <w:bookmarkEnd w:id="19"/>
     </w:p>
     <w:p>
       <w:pPr>
@@ -5097,11 +5960,11 @@
         <w:pStyle w:val="Ttulo1"/>
         <w:spacing w:line="360" w:lineRule="auto"/>
       </w:pPr>
-      <w:bookmarkStart w:id="19" w:name="_Toc235524405"/>
+      <w:bookmarkStart w:id="20" w:name="_Toc236223975"/>
       <w:r>
         <w:t>5 FLUXOS DE USO</w:t>
       </w:r>
-      <w:bookmarkEnd w:id="19"/>
+      <w:bookmarkEnd w:id="20"/>
     </w:p>
     <w:p>
       <w:pPr>
@@ -5118,22 +5981,26 @@
         <w:pStyle w:val="Ttulo2"/>
         <w:spacing w:line="360" w:lineRule="auto"/>
       </w:pPr>
-      <w:bookmarkStart w:id="20" w:name="_Toc235522595"/>
+      <w:bookmarkStart w:id="21" w:name="_Toc235522595"/>
+      <w:bookmarkStart w:id="22" w:name="_Toc236223976"/>
       <w:r>
         <w:t>5.1 Fluxo: Exceção da Página Global</w:t>
       </w:r>
-      <w:bookmarkEnd w:id="20"/>
+      <w:bookmarkEnd w:id="21"/>
+      <w:bookmarkEnd w:id="22"/>
     </w:p>
     <w:p>
       <w:pPr>
         <w:pStyle w:val="Ttulo3"/>
         <w:spacing w:line="360" w:lineRule="auto"/>
       </w:pPr>
-      <w:bookmarkStart w:id="21" w:name="_Toc235522596"/>
+      <w:bookmarkStart w:id="23" w:name="_Toc235522596"/>
+      <w:bookmarkStart w:id="24" w:name="_Toc236223977"/>
       <w:r>
         <w:t>5.1.1 Visão Geral do Fluxo</w:t>
       </w:r>
-      <w:bookmarkEnd w:id="21"/>
+      <w:bookmarkEnd w:id="23"/>
+      <w:bookmarkEnd w:id="24"/>
     </w:p>
     <w:p>
       <w:pPr>
@@ -5180,11 +6047,13 @@
         <w:pStyle w:val="Ttulo3"/>
         <w:spacing w:line="360" w:lineRule="auto"/>
       </w:pPr>
-      <w:bookmarkStart w:id="22" w:name="_Toc235522597"/>
+      <w:bookmarkStart w:id="25" w:name="_Toc235522597"/>
+      <w:bookmarkStart w:id="26" w:name="_Toc236223978"/>
       <w:r>
         <w:t>5.1.2 Detalhamento das Páginas</w:t>
       </w:r>
-      <w:bookmarkEnd w:id="22"/>
+      <w:bookmarkEnd w:id="25"/>
+      <w:bookmarkEnd w:id="26"/>
     </w:p>
     <w:p>
       <w:pPr>
@@ -5251,6 +6120,7 @@
                 <w:sz w:val="20"/>
                 <w:szCs w:val="20"/>
               </w:rPr>
+              <w:lastRenderedPageBreak/>
               <w:t>Nº da Página</w:t>
             </w:r>
           </w:p>
@@ -5650,7 +6520,7 @@
         <w:pStyle w:val="Ttulo2"/>
         <w:spacing w:line="360" w:lineRule="auto"/>
       </w:pPr>
-      <w:bookmarkStart w:id="23" w:name="_Toc235524406"/>
+      <w:bookmarkStart w:id="27" w:name="_Toc236223979"/>
       <w:r>
         <w:t>5.</w:t>
       </w:r>
@@ -5660,7 +6530,6 @@
       <w:r>
         <w:t xml:space="preserve"> Fluxo: </w:t>
       </w:r>
-      <w:bookmarkEnd w:id="23"/>
       <w:r>
         <w:t>Visualiza</w:t>
       </w:r>
@@ -5670,14 +6539,16 @@
       <w:r>
         <w:t xml:space="preserve"> Aniversariantes e Imagens</w:t>
       </w:r>
+      <w:bookmarkEnd w:id="27"/>
     </w:p>
     <w:p>
       <w:pPr>
         <w:pStyle w:val="Ttulo3"/>
         <w:spacing w:line="360" w:lineRule="auto"/>
       </w:pPr>
-      <w:bookmarkStart w:id="24" w:name="_Toc235524407"/>
-      <w:r>
+      <w:bookmarkStart w:id="28" w:name="_Toc236223980"/>
+      <w:r>
+        <w:lastRenderedPageBreak/>
         <w:t>5.</w:t>
       </w:r>
       <w:r>
@@ -5686,7 +6557,7 @@
       <w:r>
         <w:t>.1 Visão Geral do Fluxo</w:t>
       </w:r>
-      <w:bookmarkEnd w:id="24"/>
+      <w:bookmarkEnd w:id="28"/>
     </w:p>
     <w:p>
       <w:pPr>
@@ -5773,7 +6644,7 @@
         <w:pStyle w:val="Ttulo3"/>
         <w:spacing w:line="360" w:lineRule="auto"/>
       </w:pPr>
-      <w:bookmarkStart w:id="25" w:name="_Toc235524408"/>
+      <w:bookmarkStart w:id="29" w:name="_Toc236223981"/>
       <w:r>
         <w:t>5.</w:t>
       </w:r>
@@ -5783,7 +6654,7 @@
       <w:r>
         <w:t>.2 Detalhamento das Páginas</w:t>
       </w:r>
-      <w:bookmarkEnd w:id="25"/>
+      <w:bookmarkEnd w:id="29"/>
     </w:p>
     <w:p>
       <w:pPr>
@@ -6201,6 +7072,7 @@
         <w:spacing w:line="360" w:lineRule="auto"/>
       </w:pPr>
       <w:r>
+        <w:lastRenderedPageBreak/>
         <w:t>5.</w:t>
       </w:r>
       <w:r>
@@ -6384,14 +7256,9 @@
       </w:pPr>
       <w:proofErr w:type="spellStart"/>
       <w:r>
-        <w:t>Adicionar</w:t>
-      </w:r>
-      <w:proofErr w:type="gramStart"/>
-      <w:r>
-        <w:t>_Aniversario</w:t>
+        <w:t>Adicionar_Aniversario</w:t>
       </w:r>
       <w:proofErr w:type="spellEnd"/>
-      <w:proofErr w:type="gramEnd"/>
       <w:r>
         <w:t xml:space="preserve"> – Direciona o usuário para a Página 4.</w:t>
       </w:r>
@@ -6718,6 +7585,7 @@
         </w:rPr>
       </w:pPr>
       <w:r>
+        <w:lastRenderedPageBreak/>
         <w:t xml:space="preserve">Navegação: A Página </w:t>
       </w:r>
       <w:r>
@@ -6980,7 +7848,11 @@
         <w:t xml:space="preserve">Navegação: </w:t>
       </w:r>
       <w:r>
-        <w:t>O acesso à Página 2 ocorre a partir da Página 1, mediante a seleção da opção Imagens. A partir dessa página, o usuário pode ser direcionado para a página 102 para excluir uma imagem e para a página 3 para adicionar uma imagem, além de voltar para a página 1.</w:t>
+        <w:t xml:space="preserve">O acesso à Página 2 ocorre a partir da Página 1, mediante a seleção da opção Imagens. A partir dessa página, o usuário pode ser direcionado para a página 102 para </w:t>
+      </w:r>
+      <w:r>
+        <w:lastRenderedPageBreak/>
+        <w:t>excluir uma imagem e para a página 3 para adicionar uma imagem, além de voltar para a página 1.</w:t>
       </w:r>
     </w:p>
     <w:p>
@@ -6988,6 +7860,7 @@
         <w:pStyle w:val="Ttulo2"/>
         <w:spacing w:line="360" w:lineRule="auto"/>
       </w:pPr>
+      <w:bookmarkStart w:id="30" w:name="_Toc236223982"/>
       <w:r>
         <w:t>5.</w:t>
       </w:r>
@@ -7000,12 +7873,14 @@
       <w:r>
         <w:t>Cadastro de Aniversariante</w:t>
       </w:r>
+      <w:bookmarkEnd w:id="30"/>
     </w:p>
     <w:p>
       <w:pPr>
         <w:pStyle w:val="Ttulo3"/>
         <w:spacing w:line="360" w:lineRule="auto"/>
       </w:pPr>
+      <w:bookmarkStart w:id="31" w:name="_Toc236223983"/>
       <w:r>
         <w:t>5.</w:t>
       </w:r>
@@ -7015,6 +7890,7 @@
       <w:r>
         <w:t>.1 Visão Geral do Fluxo</w:t>
       </w:r>
+      <w:bookmarkEnd w:id="31"/>
     </w:p>
     <w:p>
       <w:pPr>
@@ -7061,6 +7937,7 @@
         <w:pStyle w:val="Ttulo3"/>
         <w:spacing w:line="360" w:lineRule="auto"/>
       </w:pPr>
+      <w:bookmarkStart w:id="32" w:name="_Toc236223984"/>
       <w:r>
         <w:t>5.</w:t>
       </w:r>
@@ -7070,6 +7947,7 @@
       <w:r>
         <w:t>.2 Detalhamento das Páginas</w:t>
       </w:r>
+      <w:bookmarkEnd w:id="32"/>
     </w:p>
     <w:p>
       <w:pPr>
@@ -7446,6 +8324,7 @@
         <w:jc w:val="both"/>
       </w:pPr>
       <w:r>
+        <w:lastRenderedPageBreak/>
         <w:t xml:space="preserve">Objetivo da página: </w:t>
       </w:r>
     </w:p>
@@ -7583,15 +8462,7 @@
         <w:spacing w:line="360" w:lineRule="auto"/>
       </w:pPr>
       <w:r>
-        <w:t>DAT_</w:t>
-      </w:r>
-      <w:proofErr w:type="gramStart"/>
-      <w:r>
-        <w:t>VINCULO</w:t>
-      </w:r>
-      <w:proofErr w:type="gramEnd"/>
-      <w:r>
-        <w:t xml:space="preserve"> (Seletor de Data) – Data de início de vínculo da </w:t>
+        <w:t xml:space="preserve">DAT_VINCULO (Seletor de Data) – Data de início de vínculo da </w:t>
       </w:r>
     </w:p>
     <w:p>
@@ -7754,7 +8625,9 @@
         <w:pStyle w:val="Ttulo2"/>
         <w:spacing w:line="360" w:lineRule="auto"/>
       </w:pPr>
-      <w:r>
+      <w:bookmarkStart w:id="33" w:name="_Toc236223985"/>
+      <w:r>
+        <w:lastRenderedPageBreak/>
         <w:t>5.</w:t>
       </w:r>
       <w:r>
@@ -7766,12 +8639,14 @@
       <w:r>
         <w:t>Cadastro de Imagens</w:t>
       </w:r>
+      <w:bookmarkEnd w:id="33"/>
     </w:p>
     <w:p>
       <w:pPr>
         <w:pStyle w:val="Ttulo3"/>
         <w:spacing w:line="360" w:lineRule="auto"/>
       </w:pPr>
+      <w:bookmarkStart w:id="34" w:name="_Toc236223986"/>
       <w:r>
         <w:t>5.</w:t>
       </w:r>
@@ -7781,6 +8656,7 @@
       <w:r>
         <w:t>.1 Visão Geral do Fluxo</w:t>
       </w:r>
+      <w:bookmarkEnd w:id="34"/>
     </w:p>
     <w:p>
       <w:pPr>
@@ -7825,6 +8701,7 @@
         <w:pStyle w:val="Ttulo3"/>
         <w:spacing w:line="360" w:lineRule="auto"/>
       </w:pPr>
+      <w:bookmarkStart w:id="35" w:name="_Toc236223987"/>
       <w:r>
         <w:t>5.</w:t>
       </w:r>
@@ -7834,6 +8711,7 @@
       <w:r>
         <w:t>.2 Detalhamento das Páginas</w:t>
       </w:r>
+      <w:bookmarkEnd w:id="35"/>
     </w:p>
     <w:p>
       <w:pPr>
@@ -8293,6 +9171,7 @@
         <w:jc w:val="both"/>
       </w:pPr>
       <w:r>
+        <w:lastRenderedPageBreak/>
         <w:t>O objetivo da página 3 nesse fluxo é permitir que o usuário possa fazer o upload de um arquivo que contém um cartão comemorativo e associar ele a um aniversariante presente no banco de dados.</w:t>
       </w:r>
     </w:p>
@@ -8496,6 +9375,7 @@
         <w:pStyle w:val="Ttulo2"/>
         <w:spacing w:line="360" w:lineRule="auto"/>
       </w:pPr>
+      <w:bookmarkStart w:id="36" w:name="_Toc236223988"/>
       <w:r>
         <w:t>5.</w:t>
       </w:r>
@@ -8508,12 +9388,14 @@
       <w:r>
         <w:t>Exclusão de Aniversariantes e Imagens</w:t>
       </w:r>
+      <w:bookmarkEnd w:id="36"/>
     </w:p>
     <w:p>
       <w:pPr>
         <w:pStyle w:val="Ttulo3"/>
         <w:spacing w:line="360" w:lineRule="auto"/>
       </w:pPr>
+      <w:bookmarkStart w:id="37" w:name="_Toc236223989"/>
       <w:r>
         <w:t>5.</w:t>
       </w:r>
@@ -8523,6 +9405,7 @@
       <w:r>
         <w:t>.1 Visão Geral do Fluxo</w:t>
       </w:r>
+      <w:bookmarkEnd w:id="37"/>
     </w:p>
     <w:p>
       <w:pPr>
@@ -8558,6 +9441,7 @@
         <w:jc w:val="both"/>
       </w:pPr>
       <w:r>
+        <w:lastRenderedPageBreak/>
         <w:t>Excluir um aniversariante cadastrado, removendo também o cartão comemorativo a ele associado; ou</w:t>
       </w:r>
     </w:p>
@@ -8582,7 +9466,6 @@
         <w:jc w:val="both"/>
       </w:pPr>
       <w:r>
-        <w:lastRenderedPageBreak/>
         <w:t>Ao final do fluxo, espera-se que a operação solicitada seja concluída com sucesso, refletindo imediatamente na base de dados e na listagem da aplicação, de forma que o aniversariante, o cartão comemorativo ou ambos deixem de ser exibidos conforme a ação realizada pelo usuário.</w:t>
       </w:r>
     </w:p>
@@ -8596,6 +9479,7 @@
         <w:pStyle w:val="Ttulo3"/>
         <w:spacing w:line="360" w:lineRule="auto"/>
       </w:pPr>
+      <w:bookmarkStart w:id="38" w:name="_Toc236223990"/>
       <w:r>
         <w:t>5.</w:t>
       </w:r>
@@ -8605,6 +9489,7 @@
       <w:r>
         <w:t>.2 Detalhamento das Páginas</w:t>
       </w:r>
+      <w:bookmarkEnd w:id="38"/>
     </w:p>
     <w:p>
       <w:pPr>
@@ -9195,6 +10080,7 @@
         <w:spacing w:line="360" w:lineRule="auto"/>
       </w:pPr>
       <w:r>
+        <w:lastRenderedPageBreak/>
         <w:t>Aniversário (Formulário): Contém os itens de página com os detalhes do aniversariante.</w:t>
       </w:r>
     </w:p>
@@ -9234,7 +10120,6 @@
         <w:spacing w:line="360" w:lineRule="auto"/>
       </w:pPr>
       <w:r>
-        <w:lastRenderedPageBreak/>
         <w:t>NOM_ANIV (Campo de Texto) – Nome completo do aniversariante.</w:t>
       </w:r>
     </w:p>
@@ -9261,15 +10146,7 @@
         <w:spacing w:line="360" w:lineRule="auto"/>
       </w:pPr>
       <w:r>
-        <w:t>DAT_</w:t>
-      </w:r>
-      <w:proofErr w:type="gramStart"/>
-      <w:r>
-        <w:t>VINCULO</w:t>
-      </w:r>
-      <w:proofErr w:type="gramEnd"/>
-      <w:r>
-        <w:t xml:space="preserve"> (Seletor de Data) – Data de aniversário de vínculo.</w:t>
+        <w:t>DAT_VINCULO (Seletor de Data) – Data de aniversário de vínculo.</w:t>
       </w:r>
     </w:p>
     <w:p>
@@ -9322,14 +10199,9 @@
       </w:pPr>
       <w:proofErr w:type="spellStart"/>
       <w:r>
-        <w:t>Apagar</w:t>
-      </w:r>
-      <w:proofErr w:type="gramStart"/>
-      <w:r>
-        <w:t>_Aniversario</w:t>
+        <w:t>Apagar_Aniversario</w:t>
       </w:r>
       <w:proofErr w:type="spellEnd"/>
-      <w:proofErr w:type="gramEnd"/>
       <w:r>
         <w:t xml:space="preserve"> (Região do Formulário): Submete a página e roda um processo PL/SQL.</w:t>
       </w:r>
@@ -9410,13 +10282,7 @@
         <w:spacing w:line="360" w:lineRule="auto"/>
       </w:pPr>
       <w:r>
-        <w:t>5.5.2.</w:t>
-      </w:r>
-      <w:r>
-        <w:t>2</w:t>
-      </w:r>
-      <w:r>
-        <w:t xml:space="preserve"> Página </w:t>
+        <w:t xml:space="preserve">5.5.2.2 Página </w:t>
       </w:r>
       <w:r>
         <w:t>102</w:t>
@@ -9458,19 +10324,7 @@
         <w:jc w:val="both"/>
       </w:pPr>
       <w:r>
-        <w:t>O objetivo da Página 10</w:t>
-      </w:r>
-      <w:r>
-        <w:t>2</w:t>
-      </w:r>
-      <w:r>
-        <w:t xml:space="preserve"> no fluxo é permitir que o usuário possa ver as informações do </w:t>
-      </w:r>
-      <w:r>
-        <w:t xml:space="preserve">arquivo do cartão comemorativo </w:t>
-      </w:r>
-      <w:r>
-        <w:t>selecionado e possa deletar ele da aplicação.</w:t>
+        <w:t>O objetivo da Página 102 no fluxo é permitir que o usuário possa ver as informações do arquivo do cartão comemorativo selecionado e possa deletar ele da aplicação.</w:t>
       </w:r>
     </w:p>
     <w:p>
@@ -9526,6 +10380,7 @@
         <w:spacing w:line="360" w:lineRule="auto"/>
       </w:pPr>
       <w:r>
+        <w:lastRenderedPageBreak/>
         <w:t>Itens de destaque: [campos/itens relevantes para o usuário];</w:t>
       </w:r>
     </w:p>
@@ -9578,7 +10433,6 @@
         <w:spacing w:line="360" w:lineRule="auto"/>
       </w:pPr>
       <w:r>
-        <w:lastRenderedPageBreak/>
         <w:t>FILENAME (Campo de Texto) – Contém o nome do arquivo.</w:t>
       </w:r>
     </w:p>
@@ -9675,19 +10529,7 @@
         <w:t xml:space="preserve">Navegação: </w:t>
       </w:r>
       <w:r>
-        <w:t>O acesso à Página 10</w:t>
-      </w:r>
-      <w:r>
-        <w:t>2</w:t>
-      </w:r>
-      <w:r>
-        <w:t xml:space="preserve"> ocorre a partir da Página </w:t>
-      </w:r>
-      <w:r>
-        <w:t>2</w:t>
-      </w:r>
-      <w:r>
-        <w:t xml:space="preserve">, mediante a seleção de </w:t>
+        <w:t xml:space="preserve">O acesso à Página 102 ocorre a partir da Página 2, mediante a seleção de </w:t>
       </w:r>
     </w:p>
     <w:p>
@@ -9697,19 +10539,7 @@
         <w:jc w:val="both"/>
       </w:pPr>
       <w:r>
-        <w:t xml:space="preserve">um </w:t>
-      </w:r>
-      <w:r>
-        <w:t>cartão comemorativo</w:t>
-      </w:r>
-      <w:r>
-        <w:t xml:space="preserve"> no relatório interativo. Após a conclusão da exclusão, o usuário é direcionado de volta para a página </w:t>
-      </w:r>
-      <w:r>
-        <w:t>2</w:t>
-      </w:r>
-      <w:r>
-        <w:t>.</w:t>
+        <w:t>um cartão comemorativo no relatório interativo. Após a conclusão da exclusão, o usuário é direcionado de volta para a página 2.</w:t>
       </w:r>
     </w:p>
     <w:p>
@@ -9717,11 +10547,11 @@
         <w:pStyle w:val="Ttulo1"/>
         <w:spacing w:line="360" w:lineRule="auto"/>
       </w:pPr>
-      <w:bookmarkStart w:id="26" w:name="_Toc235524409"/>
+      <w:bookmarkStart w:id="39" w:name="_Toc236223991"/>
       <w:r>
         <w:t>6 CONSIDERAÇÕES FINAIS</w:t>
       </w:r>
-      <w:bookmarkEnd w:id="26"/>
+      <w:bookmarkEnd w:id="39"/>
     </w:p>
     <w:p>
       <w:pPr>
@@ -9750,7 +10580,11 @@
         <w:jc w:val="both"/>
       </w:pPr>
       <w:r>
-        <w:t>Em razão dessa limitação, as automações encontram-se atualmente ativadas entre os ambientes: o ambiente de produção contém os cartões de aniversário utilizados pelos colaboradores da ASQUALOG, enquanto o ambiente de desenvolvimento mantém os cartões utilizados nas campanhas de Feliz Natal destinadas às entidades parceiras.</w:t>
+        <w:t xml:space="preserve">Em razão dessa limitação, as automações encontram-se atualmente ativadas entre os ambientes: o ambiente de produção contém os cartões de aniversário utilizados pelos </w:t>
+      </w:r>
+      <w:r>
+        <w:lastRenderedPageBreak/>
+        <w:t>colaboradores da ASQUALOG, enquanto o ambiente de desenvolvimento mantém os cartões utilizados nas campanhas de Feliz Natal destinadas às entidades parceiras.</w:t>
       </w:r>
     </w:p>
     <w:p>
@@ -9760,11 +10594,7 @@
         <w:jc w:val="both"/>
       </w:pPr>
       <w:r>
-        <w:t xml:space="preserve">Como sugestão para evoluções futuras, recomenda-se definir e documentar um procedimento padronizado para migração de dados armazenados em campos BLOB entre ambientes Oracle APEX, permitindo a transferência dos cartões comemorativos de forma segura e eficiente. Depois, independente se achar um método ou não, recomenda-se consolidar </w:t>
-      </w:r>
-      <w:r>
-        <w:lastRenderedPageBreak/>
-        <w:t>todos os cartões comemorativos e ativar as automações somente no ambiente de produção, centralizando a administração da aplicação e simplificando sua manutenção.</w:t>
+        <w:t>Como sugestão para evoluções futuras, recomenda-se definir e documentar um procedimento padronizado para migração de dados armazenados em campos BLOB entre ambientes Oracle APEX, permitindo a transferência dos cartões comemorativos de forma segura e eficiente. Depois, independente se achar um método ou não, recomenda-se consolidar todos os cartões comemorativos e ativar as automações somente no ambiente de produção, centralizando a administração da aplicação e simplificando sua manutenção.</w:t>
       </w:r>
     </w:p>
     <w:p>
@@ -9786,19 +10616,7 @@
           <w:rPr>
             <w:rStyle w:val="Hyperlink"/>
           </w:rPr>
-          <w:t>Dr</w:t>
-        </w:r>
-        <w:r>
-          <w:rPr>
-            <w:rStyle w:val="Hyperlink"/>
-          </w:rPr>
-          <w:t>i</w:t>
-        </w:r>
-        <w:r>
-          <w:rPr>
-            <w:rStyle w:val="Hyperlink"/>
-          </w:rPr>
-          <w:t>ve</w:t>
+          <w:t>Drive</w:t>
         </w:r>
       </w:hyperlink>
     </w:p>
@@ -9806,11 +10624,11 @@
       <w:pPr>
         <w:pStyle w:val="Ttulo1"/>
       </w:pPr>
-      <w:bookmarkStart w:id="27" w:name="_Toc235524410"/>
+      <w:bookmarkStart w:id="40" w:name="_Toc236223992"/>
       <w:r>
         <w:t>REFERÊNCIAS</w:t>
       </w:r>
-      <w:bookmarkEnd w:id="27"/>
+      <w:bookmarkEnd w:id="40"/>
     </w:p>
     <w:p>
       <w:pPr>
